--- a/output/chem-u02/SHULL_CHEM_Organizer_U02_S02.4_Valence_Electrons.docx
+++ b/output/chem-u02/SHULL_CHEM_Organizer_U02_S02.4_Valence_Electrons.docx
@@ -30,7 +30,7 @@
                 <w:rFonts w:ascii="Trade Gothic Next" w:hAnsi="Trade Gothic Next"/>
                 <w:b/>
                 <w:color w:val="4D730E"/>
-                <w:sz w:val="15"/>
+                <w:sz w:val="14"/>
                 <w:spacing w:val="26"/>
               </w:rPr>
               <w:t>SHULL SCIENCE  ·  JAMES A. GARFIELD LOCAL SCHOOLS</w:t>
@@ -45,7 +45,7 @@
                 <w:rFonts w:ascii="Trade Gothic Next" w:hAnsi="Trade Gothic Next"/>
                 <w:b/>
                 <w:color w:val="14161B"/>
-                <w:sz w:val="36"/>
+                <w:sz w:val="26"/>
               </w:rPr>
               <w:t>VALENCE ELECTRON TABLE</w:t>
             </w:r>
@@ -59,7 +59,7 @@
                 <w:rFonts w:ascii="Trade Gothic Next" w:hAnsi="Trade Gothic Next"/>
                 <w:b w:val="0"/>
                 <w:color w:val="55604F"/>
-                <w:sz w:val="15"/>
+                <w:sz w:val="14"/>
                 <w:spacing w:val="26"/>
               </w:rPr>
               <w:t>ORGANIZER  ·  ELEMENTS 1–36</w:t>
@@ -71,37 +71,107 @@
     <w:tbl>
       <w:tblPr>
         <w:tblW w:type="auto" w:w="0"/>
-        <w:jc w:val="left"/>
         <w:tblLayout w:type="fixed"/>
         <w:tblLook w:firstColumn="1" w:firstRow="1" w:lastColumn="0" w:lastRow="0" w:noHBand="0" w:noVBand="1" w:val="04A0"/>
         <w:tblLayout w:type="fixed"/>
       </w:tblPr>
       <w:tblGrid>
-        <w:gridCol w:w="14400"/>
+        <w:gridCol w:w="10512"/>
+        <w:gridCol w:w="2160"/>
+        <w:gridCol w:w="1728"/>
       </w:tblGrid>
       <w:tr>
-        <w:tc>
-          <w:tcPr>
-            <w:tcW w:type="dxa" w:w="14400"/>
+        <w:trPr>
+          <w:cantSplit/>
+          <w:trHeight w:val="662" w:hRule="atLeast"/>
+        </w:trPr>
+        <w:tc>
+          <w:tcPr>
+            <w:tcW w:type="dxa" w:w="10512"/>
+            <w:vAlign w:val="top"/>
+            <w:tcMar>
+              <w:top w:w="20" w:type="dxa"/>
+              <w:left w:w="0" w:type="dxa"/>
+              <w:bottom w:w="0" w:type="dxa"/>
+              <w:right w:w="120" w:type="dxa"/>
+            </w:tcMar>
             <w:tcBorders>
-              <w:top w:val="single" w:sz="6" w:color="C8CDC2"/>
-              <w:left w:val="single" w:sz="6" w:color="C8CDC2"/>
-              <w:bottom w:val="single" w:sz="6" w:color="C8CDC2"/>
-              <w:right w:val="single" w:sz="6" w:color="C8CDC2"/>
+              <w:bottom w:val="single" w:sz="8" w:color="C8CDC2"/>
             </w:tcBorders>
           </w:tcPr>
           <w:p>
             <w:pPr>
-              <w:spacing w:after="40" w:before="0"/>
+              <w:spacing w:after="0"/>
             </w:pPr>
             <w:r>
               <w:rPr>
                 <w:rFonts w:ascii="Trade Gothic Next" w:hAnsi="Trade Gothic Next"/>
-                <w:b w:val="0"/>
+                <w:b/>
                 <w:color w:val="55604F"/>
-                <w:sz w:val="18"/>
+                <w:sz w:val="15"/>
+                <w:u w:val="none"/>
               </w:rPr>
-              <w:t>NAME  ______________________________________   DATE  ______________   PERIOD  _______</w:t>
+              <w:t>NAME</w:t>
+            </w:r>
+          </w:p>
+        </w:tc>
+        <w:tc>
+          <w:tcPr>
+            <w:tcW w:type="dxa" w:w="2160"/>
+            <w:vAlign w:val="top"/>
+            <w:tcMar>
+              <w:top w:w="20" w:type="dxa"/>
+              <w:left w:w="0" w:type="dxa"/>
+              <w:bottom w:w="0" w:type="dxa"/>
+              <w:right w:w="120" w:type="dxa"/>
+            </w:tcMar>
+            <w:tcBorders>
+              <w:bottom w:val="single" w:sz="8" w:color="C8CDC2"/>
+            </w:tcBorders>
+          </w:tcPr>
+          <w:p>
+            <w:pPr>
+              <w:spacing w:after="0"/>
+            </w:pPr>
+            <w:r>
+              <w:rPr>
+                <w:rFonts w:ascii="Trade Gothic Next" w:hAnsi="Trade Gothic Next"/>
+                <w:b/>
+                <w:color w:val="55604F"/>
+                <w:sz w:val="15"/>
+                <w:u w:val="none"/>
+              </w:rPr>
+              <w:t>DATE</w:t>
+            </w:r>
+          </w:p>
+        </w:tc>
+        <w:tc>
+          <w:tcPr>
+            <w:tcW w:type="dxa" w:w="1728"/>
+            <w:vAlign w:val="top"/>
+            <w:tcMar>
+              <w:top w:w="20" w:type="dxa"/>
+              <w:left w:w="0" w:type="dxa"/>
+              <w:bottom w:w="0" w:type="dxa"/>
+              <w:right w:w="120" w:type="dxa"/>
+            </w:tcMar>
+            <w:tcBorders>
+              <w:bottom w:val="single" w:sz="8" w:color="C8CDC2"/>
+            </w:tcBorders>
+          </w:tcPr>
+          <w:p>
+            <w:pPr>
+              <w:spacing w:after="0"/>
+            </w:pPr>
+            <w:r>
+              <w:rPr>
+                <w:rFonts w:ascii="Trade Gothic Next" w:hAnsi="Trade Gothic Next"/>
+                <w:b/>
+                <w:color w:val="55604F"/>
+                <w:sz w:val="15"/>
+                <w:u w:val="none"/>
+              </w:rPr>
+              <w:t>PERIOD</w:t>
             </w:r>
           </w:p>
         </w:tc>
@@ -8313,7 +8383,7 @@
                 <w:rFonts w:ascii="Trade Gothic Next" w:hAnsi="Trade Gothic Next"/>
                 <w:b/>
                 <w:color w:val="4D730E"/>
-                <w:sz w:val="15"/>
+                <w:sz w:val="14"/>
                 <w:spacing w:val="26"/>
               </w:rPr>
               <w:t>SHULL SCIENCE  ·  JAMES A. GARFIELD LOCAL SCHOOLS</w:t>
@@ -8328,7 +8398,7 @@
                 <w:rFonts w:ascii="Trade Gothic Next" w:hAnsi="Trade Gothic Next"/>
                 <w:b/>
                 <w:color w:val="14161B"/>
-                <w:sz w:val="36"/>
+                <w:sz w:val="26"/>
               </w:rPr>
               <w:t>PERIODIC TABLE OF DOT DIAGRAMS</w:t>
             </w:r>
@@ -8342,7 +8412,7 @@
                 <w:rFonts w:ascii="Trade Gothic Next" w:hAnsi="Trade Gothic Next"/>
                 <w:b w:val="0"/>
                 <w:color w:val="55604F"/>
-                <w:sz w:val="15"/>
+                <w:sz w:val="14"/>
                 <w:spacing w:val="26"/>
               </w:rPr>
               <w:t>ORGANIZER  ·  ELEMENTS 1–36</w:t>

--- a/output/chem-u02/SHULL_CHEM_Organizer_U02_S02.4_Valence_Electrons.docx
+++ b/output/chem-u02/SHULL_CHEM_Organizer_U02_S02.4_Valence_Electrons.docx
@@ -483,7 +483,7 @@
       <w:tr>
         <w:trPr>
           <w:cantSplit/>
-          <w:trHeight w:val="720" w:hRule="atLeast"/>
+          <w:trHeight w:val="489" w:hRule="atLeast"/>
         </w:trPr>
         <w:tc>
           <w:tcPr>
@@ -496,9 +496,9 @@
             </w:tcBorders>
             <w:vAlign w:val="center"/>
             <w:tcMar>
-              <w:top w:w="20" w:type="dxa"/>
+              <w:top w:w="8" w:type="dxa"/>
               <w:left w:w="80" w:type="dxa"/>
-              <w:bottom w:w="20" w:type="dxa"/>
+              <w:bottom w:w="8" w:type="dxa"/>
               <w:right w:w="60" w:type="dxa"/>
             </w:tcMar>
           </w:tcPr>
@@ -512,7 +512,7 @@
                 <w:rFonts w:ascii="Trade Gothic Next" w:hAnsi="Trade Gothic Next"/>
                 <w:b/>
                 <w:color w:val="14161B"/>
-                <w:sz w:val="22"/>
+                <w:sz w:val="21"/>
                 <w:u w:val="none"/>
               </w:rPr>
               <w:t>1</w:t>
@@ -530,9 +530,9 @@
             </w:tcBorders>
             <w:vAlign w:val="center"/>
             <w:tcMar>
-              <w:top w:w="20" w:type="dxa"/>
+              <w:top w:w="8" w:type="dxa"/>
               <w:left w:w="80" w:type="dxa"/>
-              <w:bottom w:w="20" w:type="dxa"/>
+              <w:bottom w:w="8" w:type="dxa"/>
               <w:right w:w="60" w:type="dxa"/>
             </w:tcMar>
           </w:tcPr>
@@ -546,7 +546,7 @@
                 <w:rFonts w:ascii="Trade Gothic Next" w:hAnsi="Trade Gothic Next"/>
                 <w:b/>
                 <w:color w:val="14161B"/>
-                <w:sz w:val="22"/>
+                <w:sz w:val="21"/>
                 <w:u w:val="none"/>
               </w:rPr>
               <w:t>H</w:t>
@@ -564,9 +564,9 @@
             </w:tcBorders>
             <w:vAlign w:val="center"/>
             <w:tcMar>
-              <w:top w:w="20" w:type="dxa"/>
+              <w:top w:w="8" w:type="dxa"/>
               <w:left w:w="80" w:type="dxa"/>
-              <w:bottom w:w="20" w:type="dxa"/>
+              <w:bottom w:w="8" w:type="dxa"/>
               <w:right w:w="60" w:type="dxa"/>
             </w:tcMar>
           </w:tcPr>
@@ -588,9 +588,9 @@
             </w:tcBorders>
             <w:vAlign w:val="center"/>
             <w:tcMar>
-              <w:top w:w="20" w:type="dxa"/>
+              <w:top w:w="8" w:type="dxa"/>
               <w:left w:w="80" w:type="dxa"/>
-              <w:bottom w:w="20" w:type="dxa"/>
+              <w:bottom w:w="8" w:type="dxa"/>
               <w:right w:w="60" w:type="dxa"/>
             </w:tcMar>
           </w:tcPr>
@@ -612,9 +612,9 @@
             </w:tcBorders>
             <w:vAlign w:val="center"/>
             <w:tcMar>
-              <w:top w:w="20" w:type="dxa"/>
+              <w:top w:w="8" w:type="dxa"/>
               <w:left w:w="80" w:type="dxa"/>
-              <w:bottom w:w="20" w:type="dxa"/>
+              <w:bottom w:w="8" w:type="dxa"/>
               <w:right w:w="60" w:type="dxa"/>
             </w:tcMar>
           </w:tcPr>
@@ -636,9 +636,9 @@
             </w:tcBorders>
             <w:vAlign w:val="center"/>
             <w:tcMar>
-              <w:top w:w="20" w:type="dxa"/>
+              <w:top w:w="8" w:type="dxa"/>
               <w:left w:w="80" w:type="dxa"/>
-              <w:bottom w:w="20" w:type="dxa"/>
+              <w:bottom w:w="8" w:type="dxa"/>
               <w:right w:w="60" w:type="dxa"/>
             </w:tcMar>
           </w:tcPr>
@@ -660,9 +660,9 @@
             </w:tcBorders>
             <w:vAlign w:val="center"/>
             <w:tcMar>
-              <w:top w:w="20" w:type="dxa"/>
+              <w:top w:w="8" w:type="dxa"/>
               <w:left w:w="80" w:type="dxa"/>
-              <w:bottom w:w="20" w:type="dxa"/>
+              <w:bottom w:w="8" w:type="dxa"/>
               <w:right w:w="60" w:type="dxa"/>
             </w:tcMar>
           </w:tcPr>
@@ -676,7 +676,7 @@
                 <w:rFonts w:ascii="Trade Gothic Next" w:hAnsi="Trade Gothic Next"/>
                 <w:b/>
                 <w:color w:val="C8CDC2"/>
-                <w:sz w:val="22"/>
+                <w:sz w:val="21"/>
                 <w:u w:val="none"/>
               </w:rPr>
               <w:t>H</w:t>
@@ -687,7 +687,7 @@
       <w:tr>
         <w:trPr>
           <w:cantSplit/>
-          <w:trHeight w:val="720" w:hRule="atLeast"/>
+          <w:trHeight w:val="489" w:hRule="atLeast"/>
         </w:trPr>
         <w:tc>
           <w:tcPr>
@@ -700,9 +700,9 @@
             </w:tcBorders>
             <w:vAlign w:val="center"/>
             <w:tcMar>
-              <w:top w:w="20" w:type="dxa"/>
+              <w:top w:w="8" w:type="dxa"/>
               <w:left w:w="80" w:type="dxa"/>
-              <w:bottom w:w="20" w:type="dxa"/>
+              <w:bottom w:w="8" w:type="dxa"/>
               <w:right w:w="60" w:type="dxa"/>
             </w:tcMar>
           </w:tcPr>
@@ -716,7 +716,7 @@
                 <w:rFonts w:ascii="Trade Gothic Next" w:hAnsi="Trade Gothic Next"/>
                 <w:b/>
                 <w:color w:val="14161B"/>
-                <w:sz w:val="22"/>
+                <w:sz w:val="21"/>
                 <w:u w:val="none"/>
               </w:rPr>
               <w:t>2</w:t>
@@ -734,9 +734,9 @@
             </w:tcBorders>
             <w:vAlign w:val="center"/>
             <w:tcMar>
-              <w:top w:w="20" w:type="dxa"/>
+              <w:top w:w="8" w:type="dxa"/>
               <w:left w:w="80" w:type="dxa"/>
-              <w:bottom w:w="20" w:type="dxa"/>
+              <w:bottom w:w="8" w:type="dxa"/>
               <w:right w:w="60" w:type="dxa"/>
             </w:tcMar>
           </w:tcPr>
@@ -750,7 +750,7 @@
                 <w:rFonts w:ascii="Trade Gothic Next" w:hAnsi="Trade Gothic Next"/>
                 <w:b/>
                 <w:color w:val="14161B"/>
-                <w:sz w:val="22"/>
+                <w:sz w:val="21"/>
                 <w:u w:val="none"/>
               </w:rPr>
               <w:t>He</w:t>
@@ -768,9 +768,9 @@
             </w:tcBorders>
             <w:vAlign w:val="center"/>
             <w:tcMar>
-              <w:top w:w="20" w:type="dxa"/>
+              <w:top w:w="8" w:type="dxa"/>
               <w:left w:w="80" w:type="dxa"/>
-              <w:bottom w:w="20" w:type="dxa"/>
+              <w:bottom w:w="8" w:type="dxa"/>
               <w:right w:w="60" w:type="dxa"/>
             </w:tcMar>
           </w:tcPr>
@@ -792,9 +792,9 @@
             </w:tcBorders>
             <w:vAlign w:val="center"/>
             <w:tcMar>
-              <w:top w:w="20" w:type="dxa"/>
+              <w:top w:w="8" w:type="dxa"/>
               <w:left w:w="80" w:type="dxa"/>
-              <w:bottom w:w="20" w:type="dxa"/>
+              <w:bottom w:w="8" w:type="dxa"/>
               <w:right w:w="60" w:type="dxa"/>
             </w:tcMar>
           </w:tcPr>
@@ -816,9 +816,9 @@
             </w:tcBorders>
             <w:vAlign w:val="center"/>
             <w:tcMar>
-              <w:top w:w="20" w:type="dxa"/>
+              <w:top w:w="8" w:type="dxa"/>
               <w:left w:w="80" w:type="dxa"/>
-              <w:bottom w:w="20" w:type="dxa"/>
+              <w:bottom w:w="8" w:type="dxa"/>
               <w:right w:w="60" w:type="dxa"/>
             </w:tcMar>
           </w:tcPr>
@@ -840,9 +840,9 @@
             </w:tcBorders>
             <w:vAlign w:val="center"/>
             <w:tcMar>
-              <w:top w:w="20" w:type="dxa"/>
+              <w:top w:w="8" w:type="dxa"/>
               <w:left w:w="80" w:type="dxa"/>
-              <w:bottom w:w="20" w:type="dxa"/>
+              <w:bottom w:w="8" w:type="dxa"/>
               <w:right w:w="60" w:type="dxa"/>
             </w:tcMar>
           </w:tcPr>
@@ -864,9 +864,9 @@
             </w:tcBorders>
             <w:vAlign w:val="center"/>
             <w:tcMar>
-              <w:top w:w="20" w:type="dxa"/>
+              <w:top w:w="8" w:type="dxa"/>
               <w:left w:w="80" w:type="dxa"/>
-              <w:bottom w:w="20" w:type="dxa"/>
+              <w:bottom w:w="8" w:type="dxa"/>
               <w:right w:w="60" w:type="dxa"/>
             </w:tcMar>
           </w:tcPr>
@@ -880,7 +880,7 @@
                 <w:rFonts w:ascii="Trade Gothic Next" w:hAnsi="Trade Gothic Next"/>
                 <w:b/>
                 <w:color w:val="C8CDC2"/>
-                <w:sz w:val="22"/>
+                <w:sz w:val="21"/>
                 <w:u w:val="none"/>
               </w:rPr>
               <w:t>He</w:t>
@@ -891,7 +891,7 @@
       <w:tr>
         <w:trPr>
           <w:cantSplit/>
-          <w:trHeight w:val="720" w:hRule="atLeast"/>
+          <w:trHeight w:val="489" w:hRule="atLeast"/>
         </w:trPr>
         <w:tc>
           <w:tcPr>
@@ -904,9 +904,9 @@
             </w:tcBorders>
             <w:vAlign w:val="center"/>
             <w:tcMar>
-              <w:top w:w="20" w:type="dxa"/>
+              <w:top w:w="8" w:type="dxa"/>
               <w:left w:w="80" w:type="dxa"/>
-              <w:bottom w:w="20" w:type="dxa"/>
+              <w:bottom w:w="8" w:type="dxa"/>
               <w:right w:w="60" w:type="dxa"/>
             </w:tcMar>
           </w:tcPr>
@@ -920,7 +920,7 @@
                 <w:rFonts w:ascii="Trade Gothic Next" w:hAnsi="Trade Gothic Next"/>
                 <w:b/>
                 <w:color w:val="14161B"/>
-                <w:sz w:val="22"/>
+                <w:sz w:val="21"/>
                 <w:u w:val="none"/>
               </w:rPr>
               <w:t>3</w:t>
@@ -938,9 +938,9 @@
             </w:tcBorders>
             <w:vAlign w:val="center"/>
             <w:tcMar>
-              <w:top w:w="20" w:type="dxa"/>
+              <w:top w:w="8" w:type="dxa"/>
               <w:left w:w="80" w:type="dxa"/>
-              <w:bottom w:w="20" w:type="dxa"/>
+              <w:bottom w:w="8" w:type="dxa"/>
               <w:right w:w="60" w:type="dxa"/>
             </w:tcMar>
           </w:tcPr>
@@ -954,7 +954,7 @@
                 <w:rFonts w:ascii="Trade Gothic Next" w:hAnsi="Trade Gothic Next"/>
                 <w:b/>
                 <w:color w:val="14161B"/>
-                <w:sz w:val="22"/>
+                <w:sz w:val="21"/>
                 <w:u w:val="none"/>
               </w:rPr>
               <w:t>Li</w:t>
@@ -972,9 +972,9 @@
             </w:tcBorders>
             <w:vAlign w:val="center"/>
             <w:tcMar>
-              <w:top w:w="20" w:type="dxa"/>
+              <w:top w:w="8" w:type="dxa"/>
               <w:left w:w="80" w:type="dxa"/>
-              <w:bottom w:w="20" w:type="dxa"/>
+              <w:bottom w:w="8" w:type="dxa"/>
               <w:right w:w="60" w:type="dxa"/>
             </w:tcMar>
           </w:tcPr>
@@ -996,9 +996,9 @@
             </w:tcBorders>
             <w:vAlign w:val="center"/>
             <w:tcMar>
-              <w:top w:w="20" w:type="dxa"/>
+              <w:top w:w="8" w:type="dxa"/>
               <w:left w:w="80" w:type="dxa"/>
-              <w:bottom w:w="20" w:type="dxa"/>
+              <w:bottom w:w="8" w:type="dxa"/>
               <w:right w:w="60" w:type="dxa"/>
             </w:tcMar>
           </w:tcPr>
@@ -1020,9 +1020,9 @@
             </w:tcBorders>
             <w:vAlign w:val="center"/>
             <w:tcMar>
-              <w:top w:w="20" w:type="dxa"/>
+              <w:top w:w="8" w:type="dxa"/>
               <w:left w:w="80" w:type="dxa"/>
-              <w:bottom w:w="20" w:type="dxa"/>
+              <w:bottom w:w="8" w:type="dxa"/>
               <w:right w:w="60" w:type="dxa"/>
             </w:tcMar>
           </w:tcPr>
@@ -1044,9 +1044,9 @@
             </w:tcBorders>
             <w:vAlign w:val="center"/>
             <w:tcMar>
-              <w:top w:w="20" w:type="dxa"/>
+              <w:top w:w="8" w:type="dxa"/>
               <w:left w:w="80" w:type="dxa"/>
-              <w:bottom w:w="20" w:type="dxa"/>
+              <w:bottom w:w="8" w:type="dxa"/>
               <w:right w:w="60" w:type="dxa"/>
             </w:tcMar>
           </w:tcPr>
@@ -1068,9 +1068,9 @@
             </w:tcBorders>
             <w:vAlign w:val="center"/>
             <w:tcMar>
-              <w:top w:w="20" w:type="dxa"/>
+              <w:top w:w="8" w:type="dxa"/>
               <w:left w:w="80" w:type="dxa"/>
-              <w:bottom w:w="20" w:type="dxa"/>
+              <w:bottom w:w="8" w:type="dxa"/>
               <w:right w:w="60" w:type="dxa"/>
             </w:tcMar>
           </w:tcPr>
@@ -1084,7 +1084,7 @@
                 <w:rFonts w:ascii="Trade Gothic Next" w:hAnsi="Trade Gothic Next"/>
                 <w:b/>
                 <w:color w:val="C8CDC2"/>
-                <w:sz w:val="22"/>
+                <w:sz w:val="21"/>
                 <w:u w:val="none"/>
               </w:rPr>
               <w:t>Li</w:t>
@@ -1095,7 +1095,7 @@
       <w:tr>
         <w:trPr>
           <w:cantSplit/>
-          <w:trHeight w:val="720" w:hRule="atLeast"/>
+          <w:trHeight w:val="489" w:hRule="atLeast"/>
         </w:trPr>
         <w:tc>
           <w:tcPr>
@@ -1108,9 +1108,9 @@
             </w:tcBorders>
             <w:vAlign w:val="center"/>
             <w:tcMar>
-              <w:top w:w="20" w:type="dxa"/>
+              <w:top w:w="8" w:type="dxa"/>
               <w:left w:w="80" w:type="dxa"/>
-              <w:bottom w:w="20" w:type="dxa"/>
+              <w:bottom w:w="8" w:type="dxa"/>
               <w:right w:w="60" w:type="dxa"/>
             </w:tcMar>
           </w:tcPr>
@@ -1124,7 +1124,7 @@
                 <w:rFonts w:ascii="Trade Gothic Next" w:hAnsi="Trade Gothic Next"/>
                 <w:b/>
                 <w:color w:val="14161B"/>
-                <w:sz w:val="22"/>
+                <w:sz w:val="21"/>
                 <w:u w:val="none"/>
               </w:rPr>
               <w:t>4</w:t>
@@ -1142,9 +1142,9 @@
             </w:tcBorders>
             <w:vAlign w:val="center"/>
             <w:tcMar>
-              <w:top w:w="20" w:type="dxa"/>
+              <w:top w:w="8" w:type="dxa"/>
               <w:left w:w="80" w:type="dxa"/>
-              <w:bottom w:w="20" w:type="dxa"/>
+              <w:bottom w:w="8" w:type="dxa"/>
               <w:right w:w="60" w:type="dxa"/>
             </w:tcMar>
           </w:tcPr>
@@ -1158,7 +1158,7 @@
                 <w:rFonts w:ascii="Trade Gothic Next" w:hAnsi="Trade Gothic Next"/>
                 <w:b/>
                 <w:color w:val="14161B"/>
-                <w:sz w:val="22"/>
+                <w:sz w:val="21"/>
                 <w:u w:val="none"/>
               </w:rPr>
               <w:t>Be</w:t>
@@ -1176,9 +1176,9 @@
             </w:tcBorders>
             <w:vAlign w:val="center"/>
             <w:tcMar>
-              <w:top w:w="20" w:type="dxa"/>
+              <w:top w:w="8" w:type="dxa"/>
               <w:left w:w="80" w:type="dxa"/>
-              <w:bottom w:w="20" w:type="dxa"/>
+              <w:bottom w:w="8" w:type="dxa"/>
               <w:right w:w="60" w:type="dxa"/>
             </w:tcMar>
           </w:tcPr>
@@ -1200,9 +1200,9 @@
             </w:tcBorders>
             <w:vAlign w:val="center"/>
             <w:tcMar>
-              <w:top w:w="20" w:type="dxa"/>
+              <w:top w:w="8" w:type="dxa"/>
               <w:left w:w="80" w:type="dxa"/>
-              <w:bottom w:w="20" w:type="dxa"/>
+              <w:bottom w:w="8" w:type="dxa"/>
               <w:right w:w="60" w:type="dxa"/>
             </w:tcMar>
           </w:tcPr>
@@ -1224,9 +1224,9 @@
             </w:tcBorders>
             <w:vAlign w:val="center"/>
             <w:tcMar>
-              <w:top w:w="20" w:type="dxa"/>
+              <w:top w:w="8" w:type="dxa"/>
               <w:left w:w="80" w:type="dxa"/>
-              <w:bottom w:w="20" w:type="dxa"/>
+              <w:bottom w:w="8" w:type="dxa"/>
               <w:right w:w="60" w:type="dxa"/>
             </w:tcMar>
           </w:tcPr>
@@ -1248,9 +1248,9 @@
             </w:tcBorders>
             <w:vAlign w:val="center"/>
             <w:tcMar>
-              <w:top w:w="20" w:type="dxa"/>
+              <w:top w:w="8" w:type="dxa"/>
               <w:left w:w="80" w:type="dxa"/>
-              <w:bottom w:w="20" w:type="dxa"/>
+              <w:bottom w:w="8" w:type="dxa"/>
               <w:right w:w="60" w:type="dxa"/>
             </w:tcMar>
           </w:tcPr>
@@ -1272,9 +1272,9 @@
             </w:tcBorders>
             <w:vAlign w:val="center"/>
             <w:tcMar>
-              <w:top w:w="20" w:type="dxa"/>
+              <w:top w:w="8" w:type="dxa"/>
               <w:left w:w="80" w:type="dxa"/>
-              <w:bottom w:w="20" w:type="dxa"/>
+              <w:bottom w:w="8" w:type="dxa"/>
               <w:right w:w="60" w:type="dxa"/>
             </w:tcMar>
           </w:tcPr>
@@ -1288,7 +1288,7 @@
                 <w:rFonts w:ascii="Trade Gothic Next" w:hAnsi="Trade Gothic Next"/>
                 <w:b/>
                 <w:color w:val="C8CDC2"/>
-                <w:sz w:val="22"/>
+                <w:sz w:val="21"/>
                 <w:u w:val="none"/>
               </w:rPr>
               <w:t>Be</w:t>
@@ -1299,7 +1299,7 @@
       <w:tr>
         <w:trPr>
           <w:cantSplit/>
-          <w:trHeight w:val="720" w:hRule="atLeast"/>
+          <w:trHeight w:val="489" w:hRule="atLeast"/>
         </w:trPr>
         <w:tc>
           <w:tcPr>
@@ -1312,9 +1312,9 @@
             </w:tcBorders>
             <w:vAlign w:val="center"/>
             <w:tcMar>
-              <w:top w:w="20" w:type="dxa"/>
+              <w:top w:w="8" w:type="dxa"/>
               <w:left w:w="80" w:type="dxa"/>
-              <w:bottom w:w="20" w:type="dxa"/>
+              <w:bottom w:w="8" w:type="dxa"/>
               <w:right w:w="60" w:type="dxa"/>
             </w:tcMar>
           </w:tcPr>
@@ -1328,7 +1328,7 @@
                 <w:rFonts w:ascii="Trade Gothic Next" w:hAnsi="Trade Gothic Next"/>
                 <w:b/>
                 <w:color w:val="14161B"/>
-                <w:sz w:val="22"/>
+                <w:sz w:val="21"/>
                 <w:u w:val="none"/>
               </w:rPr>
               <w:t>5</w:t>
@@ -1346,9 +1346,9 @@
             </w:tcBorders>
             <w:vAlign w:val="center"/>
             <w:tcMar>
-              <w:top w:w="20" w:type="dxa"/>
+              <w:top w:w="8" w:type="dxa"/>
               <w:left w:w="80" w:type="dxa"/>
-              <w:bottom w:w="20" w:type="dxa"/>
+              <w:bottom w:w="8" w:type="dxa"/>
               <w:right w:w="60" w:type="dxa"/>
             </w:tcMar>
           </w:tcPr>
@@ -1362,7 +1362,7 @@
                 <w:rFonts w:ascii="Trade Gothic Next" w:hAnsi="Trade Gothic Next"/>
                 <w:b/>
                 <w:color w:val="14161B"/>
-                <w:sz w:val="22"/>
+                <w:sz w:val="21"/>
                 <w:u w:val="none"/>
               </w:rPr>
               <w:t>B</w:t>
@@ -1380,9 +1380,9 @@
             </w:tcBorders>
             <w:vAlign w:val="center"/>
             <w:tcMar>
-              <w:top w:w="20" w:type="dxa"/>
+              <w:top w:w="8" w:type="dxa"/>
               <w:left w:w="80" w:type="dxa"/>
-              <w:bottom w:w="20" w:type="dxa"/>
+              <w:bottom w:w="8" w:type="dxa"/>
               <w:right w:w="60" w:type="dxa"/>
             </w:tcMar>
           </w:tcPr>
@@ -1404,9 +1404,9 @@
             </w:tcBorders>
             <w:vAlign w:val="center"/>
             <w:tcMar>
-              <w:top w:w="20" w:type="dxa"/>
+              <w:top w:w="8" w:type="dxa"/>
               <w:left w:w="80" w:type="dxa"/>
-              <w:bottom w:w="20" w:type="dxa"/>
+              <w:bottom w:w="8" w:type="dxa"/>
               <w:right w:w="60" w:type="dxa"/>
             </w:tcMar>
           </w:tcPr>
@@ -1428,9 +1428,9 @@
             </w:tcBorders>
             <w:vAlign w:val="center"/>
             <w:tcMar>
-              <w:top w:w="20" w:type="dxa"/>
+              <w:top w:w="8" w:type="dxa"/>
               <w:left w:w="80" w:type="dxa"/>
-              <w:bottom w:w="20" w:type="dxa"/>
+              <w:bottom w:w="8" w:type="dxa"/>
               <w:right w:w="60" w:type="dxa"/>
             </w:tcMar>
           </w:tcPr>
@@ -1452,9 +1452,9 @@
             </w:tcBorders>
             <w:vAlign w:val="center"/>
             <w:tcMar>
-              <w:top w:w="20" w:type="dxa"/>
+              <w:top w:w="8" w:type="dxa"/>
               <w:left w:w="80" w:type="dxa"/>
-              <w:bottom w:w="20" w:type="dxa"/>
+              <w:bottom w:w="8" w:type="dxa"/>
               <w:right w:w="60" w:type="dxa"/>
             </w:tcMar>
           </w:tcPr>
@@ -1476,9 +1476,9 @@
             </w:tcBorders>
             <w:vAlign w:val="center"/>
             <w:tcMar>
-              <w:top w:w="20" w:type="dxa"/>
+              <w:top w:w="8" w:type="dxa"/>
               <w:left w:w="80" w:type="dxa"/>
-              <w:bottom w:w="20" w:type="dxa"/>
+              <w:bottom w:w="8" w:type="dxa"/>
               <w:right w:w="60" w:type="dxa"/>
             </w:tcMar>
           </w:tcPr>
@@ -1492,7 +1492,7 @@
                 <w:rFonts w:ascii="Trade Gothic Next" w:hAnsi="Trade Gothic Next"/>
                 <w:b/>
                 <w:color w:val="C8CDC2"/>
-                <w:sz w:val="22"/>
+                <w:sz w:val="21"/>
                 <w:u w:val="none"/>
               </w:rPr>
               <w:t>B</w:t>
@@ -1503,7 +1503,7 @@
       <w:tr>
         <w:trPr>
           <w:cantSplit/>
-          <w:trHeight w:val="720" w:hRule="atLeast"/>
+          <w:trHeight w:val="489" w:hRule="atLeast"/>
         </w:trPr>
         <w:tc>
           <w:tcPr>
@@ -1516,9 +1516,9 @@
             </w:tcBorders>
             <w:vAlign w:val="center"/>
             <w:tcMar>
-              <w:top w:w="20" w:type="dxa"/>
+              <w:top w:w="8" w:type="dxa"/>
               <w:left w:w="80" w:type="dxa"/>
-              <w:bottom w:w="20" w:type="dxa"/>
+              <w:bottom w:w="8" w:type="dxa"/>
               <w:right w:w="60" w:type="dxa"/>
             </w:tcMar>
           </w:tcPr>
@@ -1532,7 +1532,7 @@
                 <w:rFonts w:ascii="Trade Gothic Next" w:hAnsi="Trade Gothic Next"/>
                 <w:b/>
                 <w:color w:val="14161B"/>
-                <w:sz w:val="22"/>
+                <w:sz w:val="21"/>
                 <w:u w:val="none"/>
               </w:rPr>
               <w:t>6</w:t>
@@ -1550,9 +1550,9 @@
             </w:tcBorders>
             <w:vAlign w:val="center"/>
             <w:tcMar>
-              <w:top w:w="20" w:type="dxa"/>
+              <w:top w:w="8" w:type="dxa"/>
               <w:left w:w="80" w:type="dxa"/>
-              <w:bottom w:w="20" w:type="dxa"/>
+              <w:bottom w:w="8" w:type="dxa"/>
               <w:right w:w="60" w:type="dxa"/>
             </w:tcMar>
           </w:tcPr>
@@ -1566,7 +1566,7 @@
                 <w:rFonts w:ascii="Trade Gothic Next" w:hAnsi="Trade Gothic Next"/>
                 <w:b/>
                 <w:color w:val="14161B"/>
-                <w:sz w:val="22"/>
+                <w:sz w:val="21"/>
                 <w:u w:val="none"/>
               </w:rPr>
               <w:t>C</w:t>
@@ -1584,9 +1584,9 @@
             </w:tcBorders>
             <w:vAlign w:val="center"/>
             <w:tcMar>
-              <w:top w:w="20" w:type="dxa"/>
+              <w:top w:w="8" w:type="dxa"/>
               <w:left w:w="80" w:type="dxa"/>
-              <w:bottom w:w="20" w:type="dxa"/>
+              <w:bottom w:w="8" w:type="dxa"/>
               <w:right w:w="60" w:type="dxa"/>
             </w:tcMar>
           </w:tcPr>
@@ -1608,9 +1608,9 @@
             </w:tcBorders>
             <w:vAlign w:val="center"/>
             <w:tcMar>
-              <w:top w:w="20" w:type="dxa"/>
+              <w:top w:w="8" w:type="dxa"/>
               <w:left w:w="80" w:type="dxa"/>
-              <w:bottom w:w="20" w:type="dxa"/>
+              <w:bottom w:w="8" w:type="dxa"/>
               <w:right w:w="60" w:type="dxa"/>
             </w:tcMar>
           </w:tcPr>
@@ -1632,9 +1632,9 @@
             </w:tcBorders>
             <w:vAlign w:val="center"/>
             <w:tcMar>
-              <w:top w:w="20" w:type="dxa"/>
+              <w:top w:w="8" w:type="dxa"/>
               <w:left w:w="80" w:type="dxa"/>
-              <w:bottom w:w="20" w:type="dxa"/>
+              <w:bottom w:w="8" w:type="dxa"/>
               <w:right w:w="60" w:type="dxa"/>
             </w:tcMar>
           </w:tcPr>
@@ -1656,9 +1656,9 @@
             </w:tcBorders>
             <w:vAlign w:val="center"/>
             <w:tcMar>
-              <w:top w:w="20" w:type="dxa"/>
+              <w:top w:w="8" w:type="dxa"/>
               <w:left w:w="80" w:type="dxa"/>
-              <w:bottom w:w="20" w:type="dxa"/>
+              <w:bottom w:w="8" w:type="dxa"/>
               <w:right w:w="60" w:type="dxa"/>
             </w:tcMar>
           </w:tcPr>
@@ -1680,9 +1680,9 @@
             </w:tcBorders>
             <w:vAlign w:val="center"/>
             <w:tcMar>
-              <w:top w:w="20" w:type="dxa"/>
+              <w:top w:w="8" w:type="dxa"/>
               <w:left w:w="80" w:type="dxa"/>
-              <w:bottom w:w="20" w:type="dxa"/>
+              <w:bottom w:w="8" w:type="dxa"/>
               <w:right w:w="60" w:type="dxa"/>
             </w:tcMar>
           </w:tcPr>
@@ -1696,7 +1696,7 @@
                 <w:rFonts w:ascii="Trade Gothic Next" w:hAnsi="Trade Gothic Next"/>
                 <w:b/>
                 <w:color w:val="C8CDC2"/>
-                <w:sz w:val="22"/>
+                <w:sz w:val="21"/>
                 <w:u w:val="none"/>
               </w:rPr>
               <w:t>C</w:t>
@@ -1707,7 +1707,7 @@
       <w:tr>
         <w:trPr>
           <w:cantSplit/>
-          <w:trHeight w:val="720" w:hRule="atLeast"/>
+          <w:trHeight w:val="489" w:hRule="atLeast"/>
         </w:trPr>
         <w:tc>
           <w:tcPr>
@@ -1720,9 +1720,9 @@
             </w:tcBorders>
             <w:vAlign w:val="center"/>
             <w:tcMar>
-              <w:top w:w="20" w:type="dxa"/>
+              <w:top w:w="8" w:type="dxa"/>
               <w:left w:w="80" w:type="dxa"/>
-              <w:bottom w:w="20" w:type="dxa"/>
+              <w:bottom w:w="8" w:type="dxa"/>
               <w:right w:w="60" w:type="dxa"/>
             </w:tcMar>
           </w:tcPr>
@@ -1736,7 +1736,7 @@
                 <w:rFonts w:ascii="Trade Gothic Next" w:hAnsi="Trade Gothic Next"/>
                 <w:b/>
                 <w:color w:val="14161B"/>
-                <w:sz w:val="22"/>
+                <w:sz w:val="21"/>
                 <w:u w:val="none"/>
               </w:rPr>
               <w:t>7</w:t>
@@ -1754,9 +1754,9 @@
             </w:tcBorders>
             <w:vAlign w:val="center"/>
             <w:tcMar>
-              <w:top w:w="20" w:type="dxa"/>
+              <w:top w:w="8" w:type="dxa"/>
               <w:left w:w="80" w:type="dxa"/>
-              <w:bottom w:w="20" w:type="dxa"/>
+              <w:bottom w:w="8" w:type="dxa"/>
               <w:right w:w="60" w:type="dxa"/>
             </w:tcMar>
           </w:tcPr>
@@ -1770,7 +1770,7 @@
                 <w:rFonts w:ascii="Trade Gothic Next" w:hAnsi="Trade Gothic Next"/>
                 <w:b/>
                 <w:color w:val="14161B"/>
-                <w:sz w:val="22"/>
+                <w:sz w:val="21"/>
                 <w:u w:val="none"/>
               </w:rPr>
               <w:t>N</w:t>
@@ -1788,9 +1788,9 @@
             </w:tcBorders>
             <w:vAlign w:val="center"/>
             <w:tcMar>
-              <w:top w:w="20" w:type="dxa"/>
+              <w:top w:w="8" w:type="dxa"/>
               <w:left w:w="80" w:type="dxa"/>
-              <w:bottom w:w="20" w:type="dxa"/>
+              <w:bottom w:w="8" w:type="dxa"/>
               <w:right w:w="60" w:type="dxa"/>
             </w:tcMar>
           </w:tcPr>
@@ -1812,9 +1812,9 @@
             </w:tcBorders>
             <w:vAlign w:val="center"/>
             <w:tcMar>
-              <w:top w:w="20" w:type="dxa"/>
+              <w:top w:w="8" w:type="dxa"/>
               <w:left w:w="80" w:type="dxa"/>
-              <w:bottom w:w="20" w:type="dxa"/>
+              <w:bottom w:w="8" w:type="dxa"/>
               <w:right w:w="60" w:type="dxa"/>
             </w:tcMar>
           </w:tcPr>
@@ -1836,9 +1836,9 @@
             </w:tcBorders>
             <w:vAlign w:val="center"/>
             <w:tcMar>
-              <w:top w:w="20" w:type="dxa"/>
+              <w:top w:w="8" w:type="dxa"/>
               <w:left w:w="80" w:type="dxa"/>
-              <w:bottom w:w="20" w:type="dxa"/>
+              <w:bottom w:w="8" w:type="dxa"/>
               <w:right w:w="60" w:type="dxa"/>
             </w:tcMar>
           </w:tcPr>
@@ -1860,9 +1860,9 @@
             </w:tcBorders>
             <w:vAlign w:val="center"/>
             <w:tcMar>
-              <w:top w:w="20" w:type="dxa"/>
+              <w:top w:w="8" w:type="dxa"/>
               <w:left w:w="80" w:type="dxa"/>
-              <w:bottom w:w="20" w:type="dxa"/>
+              <w:bottom w:w="8" w:type="dxa"/>
               <w:right w:w="60" w:type="dxa"/>
             </w:tcMar>
           </w:tcPr>
@@ -1884,9 +1884,9 @@
             </w:tcBorders>
             <w:vAlign w:val="center"/>
             <w:tcMar>
-              <w:top w:w="20" w:type="dxa"/>
+              <w:top w:w="8" w:type="dxa"/>
               <w:left w:w="80" w:type="dxa"/>
-              <w:bottom w:w="20" w:type="dxa"/>
+              <w:bottom w:w="8" w:type="dxa"/>
               <w:right w:w="60" w:type="dxa"/>
             </w:tcMar>
           </w:tcPr>
@@ -1900,7 +1900,7 @@
                 <w:rFonts w:ascii="Trade Gothic Next" w:hAnsi="Trade Gothic Next"/>
                 <w:b/>
                 <w:color w:val="C8CDC2"/>
-                <w:sz w:val="22"/>
+                <w:sz w:val="21"/>
                 <w:u w:val="none"/>
               </w:rPr>
               <w:t>N</w:t>
@@ -1911,7 +1911,7 @@
       <w:tr>
         <w:trPr>
           <w:cantSplit/>
-          <w:trHeight w:val="720" w:hRule="atLeast"/>
+          <w:trHeight w:val="489" w:hRule="atLeast"/>
         </w:trPr>
         <w:tc>
           <w:tcPr>
@@ -1924,9 +1924,9 @@
             </w:tcBorders>
             <w:vAlign w:val="center"/>
             <w:tcMar>
-              <w:top w:w="20" w:type="dxa"/>
+              <w:top w:w="8" w:type="dxa"/>
               <w:left w:w="80" w:type="dxa"/>
-              <w:bottom w:w="20" w:type="dxa"/>
+              <w:bottom w:w="8" w:type="dxa"/>
               <w:right w:w="60" w:type="dxa"/>
             </w:tcMar>
           </w:tcPr>
@@ -1940,7 +1940,7 @@
                 <w:rFonts w:ascii="Trade Gothic Next" w:hAnsi="Trade Gothic Next"/>
                 <w:b/>
                 <w:color w:val="14161B"/>
-                <w:sz w:val="22"/>
+                <w:sz w:val="21"/>
                 <w:u w:val="none"/>
               </w:rPr>
               <w:t>8</w:t>
@@ -1958,9 +1958,9 @@
             </w:tcBorders>
             <w:vAlign w:val="center"/>
             <w:tcMar>
-              <w:top w:w="20" w:type="dxa"/>
+              <w:top w:w="8" w:type="dxa"/>
               <w:left w:w="80" w:type="dxa"/>
-              <w:bottom w:w="20" w:type="dxa"/>
+              <w:bottom w:w="8" w:type="dxa"/>
               <w:right w:w="60" w:type="dxa"/>
             </w:tcMar>
           </w:tcPr>
@@ -1974,7 +1974,7 @@
                 <w:rFonts w:ascii="Trade Gothic Next" w:hAnsi="Trade Gothic Next"/>
                 <w:b/>
                 <w:color w:val="14161B"/>
-                <w:sz w:val="22"/>
+                <w:sz w:val="21"/>
                 <w:u w:val="none"/>
               </w:rPr>
               <w:t>O</w:t>
@@ -1992,9 +1992,9 @@
             </w:tcBorders>
             <w:vAlign w:val="center"/>
             <w:tcMar>
-              <w:top w:w="20" w:type="dxa"/>
+              <w:top w:w="8" w:type="dxa"/>
               <w:left w:w="80" w:type="dxa"/>
-              <w:bottom w:w="20" w:type="dxa"/>
+              <w:bottom w:w="8" w:type="dxa"/>
               <w:right w:w="60" w:type="dxa"/>
             </w:tcMar>
           </w:tcPr>
@@ -2016,9 +2016,9 @@
             </w:tcBorders>
             <w:vAlign w:val="center"/>
             <w:tcMar>
-              <w:top w:w="20" w:type="dxa"/>
+              <w:top w:w="8" w:type="dxa"/>
               <w:left w:w="80" w:type="dxa"/>
-              <w:bottom w:w="20" w:type="dxa"/>
+              <w:bottom w:w="8" w:type="dxa"/>
               <w:right w:w="60" w:type="dxa"/>
             </w:tcMar>
           </w:tcPr>
@@ -2040,9 +2040,9 @@
             </w:tcBorders>
             <w:vAlign w:val="center"/>
             <w:tcMar>
-              <w:top w:w="20" w:type="dxa"/>
+              <w:top w:w="8" w:type="dxa"/>
               <w:left w:w="80" w:type="dxa"/>
-              <w:bottom w:w="20" w:type="dxa"/>
+              <w:bottom w:w="8" w:type="dxa"/>
               <w:right w:w="60" w:type="dxa"/>
             </w:tcMar>
           </w:tcPr>
@@ -2064,9 +2064,9 @@
             </w:tcBorders>
             <w:vAlign w:val="center"/>
             <w:tcMar>
-              <w:top w:w="20" w:type="dxa"/>
+              <w:top w:w="8" w:type="dxa"/>
               <w:left w:w="80" w:type="dxa"/>
-              <w:bottom w:w="20" w:type="dxa"/>
+              <w:bottom w:w="8" w:type="dxa"/>
               <w:right w:w="60" w:type="dxa"/>
             </w:tcMar>
           </w:tcPr>
@@ -2088,9 +2088,9 @@
             </w:tcBorders>
             <w:vAlign w:val="center"/>
             <w:tcMar>
-              <w:top w:w="20" w:type="dxa"/>
+              <w:top w:w="8" w:type="dxa"/>
               <w:left w:w="80" w:type="dxa"/>
-              <w:bottom w:w="20" w:type="dxa"/>
+              <w:bottom w:w="8" w:type="dxa"/>
               <w:right w:w="60" w:type="dxa"/>
             </w:tcMar>
           </w:tcPr>
@@ -2104,7 +2104,7 @@
                 <w:rFonts w:ascii="Trade Gothic Next" w:hAnsi="Trade Gothic Next"/>
                 <w:b/>
                 <w:color w:val="C8CDC2"/>
-                <w:sz w:val="22"/>
+                <w:sz w:val="21"/>
                 <w:u w:val="none"/>
               </w:rPr>
               <w:t>O</w:t>
@@ -2115,7 +2115,7 @@
       <w:tr>
         <w:trPr>
           <w:cantSplit/>
-          <w:trHeight w:val="720" w:hRule="atLeast"/>
+          <w:trHeight w:val="489" w:hRule="atLeast"/>
         </w:trPr>
         <w:tc>
           <w:tcPr>
@@ -2128,9 +2128,9 @@
             </w:tcBorders>
             <w:vAlign w:val="center"/>
             <w:tcMar>
-              <w:top w:w="20" w:type="dxa"/>
+              <w:top w:w="8" w:type="dxa"/>
               <w:left w:w="80" w:type="dxa"/>
-              <w:bottom w:w="20" w:type="dxa"/>
+              <w:bottom w:w="8" w:type="dxa"/>
               <w:right w:w="60" w:type="dxa"/>
             </w:tcMar>
           </w:tcPr>
@@ -2144,7 +2144,7 @@
                 <w:rFonts w:ascii="Trade Gothic Next" w:hAnsi="Trade Gothic Next"/>
                 <w:b/>
                 <w:color w:val="14161B"/>
-                <w:sz w:val="22"/>
+                <w:sz w:val="21"/>
                 <w:u w:val="none"/>
               </w:rPr>
               <w:t>9</w:t>
@@ -2162,9 +2162,9 @@
             </w:tcBorders>
             <w:vAlign w:val="center"/>
             <w:tcMar>
-              <w:top w:w="20" w:type="dxa"/>
+              <w:top w:w="8" w:type="dxa"/>
               <w:left w:w="80" w:type="dxa"/>
-              <w:bottom w:w="20" w:type="dxa"/>
+              <w:bottom w:w="8" w:type="dxa"/>
               <w:right w:w="60" w:type="dxa"/>
             </w:tcMar>
           </w:tcPr>
@@ -2178,7 +2178,7 @@
                 <w:rFonts w:ascii="Trade Gothic Next" w:hAnsi="Trade Gothic Next"/>
                 <w:b/>
                 <w:color w:val="14161B"/>
-                <w:sz w:val="22"/>
+                <w:sz w:val="21"/>
                 <w:u w:val="none"/>
               </w:rPr>
               <w:t>F</w:t>
@@ -2196,9 +2196,9 @@
             </w:tcBorders>
             <w:vAlign w:val="center"/>
             <w:tcMar>
-              <w:top w:w="20" w:type="dxa"/>
+              <w:top w:w="8" w:type="dxa"/>
               <w:left w:w="80" w:type="dxa"/>
-              <w:bottom w:w="20" w:type="dxa"/>
+              <w:bottom w:w="8" w:type="dxa"/>
               <w:right w:w="60" w:type="dxa"/>
             </w:tcMar>
           </w:tcPr>
@@ -2220,9 +2220,9 @@
             </w:tcBorders>
             <w:vAlign w:val="center"/>
             <w:tcMar>
-              <w:top w:w="20" w:type="dxa"/>
+              <w:top w:w="8" w:type="dxa"/>
               <w:left w:w="80" w:type="dxa"/>
-              <w:bottom w:w="20" w:type="dxa"/>
+              <w:bottom w:w="8" w:type="dxa"/>
               <w:right w:w="60" w:type="dxa"/>
             </w:tcMar>
           </w:tcPr>
@@ -2244,9 +2244,9 @@
             </w:tcBorders>
             <w:vAlign w:val="center"/>
             <w:tcMar>
-              <w:top w:w="20" w:type="dxa"/>
+              <w:top w:w="8" w:type="dxa"/>
               <w:left w:w="80" w:type="dxa"/>
-              <w:bottom w:w="20" w:type="dxa"/>
+              <w:bottom w:w="8" w:type="dxa"/>
               <w:right w:w="60" w:type="dxa"/>
             </w:tcMar>
           </w:tcPr>
@@ -2268,9 +2268,9 @@
             </w:tcBorders>
             <w:vAlign w:val="center"/>
             <w:tcMar>
-              <w:top w:w="20" w:type="dxa"/>
+              <w:top w:w="8" w:type="dxa"/>
               <w:left w:w="80" w:type="dxa"/>
-              <w:bottom w:w="20" w:type="dxa"/>
+              <w:bottom w:w="8" w:type="dxa"/>
               <w:right w:w="60" w:type="dxa"/>
             </w:tcMar>
           </w:tcPr>
@@ -2292,9 +2292,9 @@
             </w:tcBorders>
             <w:vAlign w:val="center"/>
             <w:tcMar>
-              <w:top w:w="20" w:type="dxa"/>
+              <w:top w:w="8" w:type="dxa"/>
               <w:left w:w="80" w:type="dxa"/>
-              <w:bottom w:w="20" w:type="dxa"/>
+              <w:bottom w:w="8" w:type="dxa"/>
               <w:right w:w="60" w:type="dxa"/>
             </w:tcMar>
           </w:tcPr>
@@ -2308,7 +2308,7 @@
                 <w:rFonts w:ascii="Trade Gothic Next" w:hAnsi="Trade Gothic Next"/>
                 <w:b/>
                 <w:color w:val="C8CDC2"/>
-                <w:sz w:val="22"/>
+                <w:sz w:val="21"/>
                 <w:u w:val="none"/>
               </w:rPr>
               <w:t>F</w:t>
@@ -2319,7 +2319,7 @@
       <w:tr>
         <w:trPr>
           <w:cantSplit/>
-          <w:trHeight w:val="720" w:hRule="atLeast"/>
+          <w:trHeight w:val="489" w:hRule="atLeast"/>
         </w:trPr>
         <w:tc>
           <w:tcPr>
@@ -2332,9 +2332,9 @@
             </w:tcBorders>
             <w:vAlign w:val="center"/>
             <w:tcMar>
-              <w:top w:w="20" w:type="dxa"/>
+              <w:top w:w="8" w:type="dxa"/>
               <w:left w:w="80" w:type="dxa"/>
-              <w:bottom w:w="20" w:type="dxa"/>
+              <w:bottom w:w="8" w:type="dxa"/>
               <w:right w:w="60" w:type="dxa"/>
             </w:tcMar>
           </w:tcPr>
@@ -2348,7 +2348,7 @@
                 <w:rFonts w:ascii="Trade Gothic Next" w:hAnsi="Trade Gothic Next"/>
                 <w:b/>
                 <w:color w:val="14161B"/>
-                <w:sz w:val="22"/>
+                <w:sz w:val="21"/>
                 <w:u w:val="none"/>
               </w:rPr>
               <w:t>10</w:t>
@@ -2366,9 +2366,9 @@
             </w:tcBorders>
             <w:vAlign w:val="center"/>
             <w:tcMar>
-              <w:top w:w="20" w:type="dxa"/>
+              <w:top w:w="8" w:type="dxa"/>
               <w:left w:w="80" w:type="dxa"/>
-              <w:bottom w:w="20" w:type="dxa"/>
+              <w:bottom w:w="8" w:type="dxa"/>
               <w:right w:w="60" w:type="dxa"/>
             </w:tcMar>
           </w:tcPr>
@@ -2382,7 +2382,7 @@
                 <w:rFonts w:ascii="Trade Gothic Next" w:hAnsi="Trade Gothic Next"/>
                 <w:b/>
                 <w:color w:val="14161B"/>
-                <w:sz w:val="22"/>
+                <w:sz w:val="21"/>
                 <w:u w:val="none"/>
               </w:rPr>
               <w:t>Ne</w:t>
@@ -2400,9 +2400,9 @@
             </w:tcBorders>
             <w:vAlign w:val="center"/>
             <w:tcMar>
-              <w:top w:w="20" w:type="dxa"/>
+              <w:top w:w="8" w:type="dxa"/>
               <w:left w:w="80" w:type="dxa"/>
-              <w:bottom w:w="20" w:type="dxa"/>
+              <w:bottom w:w="8" w:type="dxa"/>
               <w:right w:w="60" w:type="dxa"/>
             </w:tcMar>
           </w:tcPr>
@@ -2424,9 +2424,9 @@
             </w:tcBorders>
             <w:vAlign w:val="center"/>
             <w:tcMar>
-              <w:top w:w="20" w:type="dxa"/>
+              <w:top w:w="8" w:type="dxa"/>
               <w:left w:w="80" w:type="dxa"/>
-              <w:bottom w:w="20" w:type="dxa"/>
+              <w:bottom w:w="8" w:type="dxa"/>
               <w:right w:w="60" w:type="dxa"/>
             </w:tcMar>
           </w:tcPr>
@@ -2448,9 +2448,9 @@
             </w:tcBorders>
             <w:vAlign w:val="center"/>
             <w:tcMar>
-              <w:top w:w="20" w:type="dxa"/>
+              <w:top w:w="8" w:type="dxa"/>
               <w:left w:w="80" w:type="dxa"/>
-              <w:bottom w:w="20" w:type="dxa"/>
+              <w:bottom w:w="8" w:type="dxa"/>
               <w:right w:w="60" w:type="dxa"/>
             </w:tcMar>
           </w:tcPr>
@@ -2472,9 +2472,9 @@
             </w:tcBorders>
             <w:vAlign w:val="center"/>
             <w:tcMar>
-              <w:top w:w="20" w:type="dxa"/>
+              <w:top w:w="8" w:type="dxa"/>
               <w:left w:w="80" w:type="dxa"/>
-              <w:bottom w:w="20" w:type="dxa"/>
+              <w:bottom w:w="8" w:type="dxa"/>
               <w:right w:w="60" w:type="dxa"/>
             </w:tcMar>
           </w:tcPr>
@@ -2496,9 +2496,9 @@
             </w:tcBorders>
             <w:vAlign w:val="center"/>
             <w:tcMar>
-              <w:top w:w="20" w:type="dxa"/>
+              <w:top w:w="8" w:type="dxa"/>
               <w:left w:w="80" w:type="dxa"/>
-              <w:bottom w:w="20" w:type="dxa"/>
+              <w:bottom w:w="8" w:type="dxa"/>
               <w:right w:w="60" w:type="dxa"/>
             </w:tcMar>
           </w:tcPr>
@@ -2512,10 +2512,1234 @@
                 <w:rFonts w:ascii="Trade Gothic Next" w:hAnsi="Trade Gothic Next"/>
                 <w:b/>
                 <w:color w:val="C8CDC2"/>
-                <w:sz w:val="22"/>
+                <w:sz w:val="21"/>
                 <w:u w:val="none"/>
               </w:rPr>
               <w:t>Ne</w:t>
+            </w:r>
+          </w:p>
+        </w:tc>
+      </w:tr>
+      <w:tr>
+        <w:trPr>
+          <w:cantSplit/>
+          <w:trHeight w:val="489" w:hRule="atLeast"/>
+        </w:trPr>
+        <w:tc>
+          <w:tcPr>
+            <w:tcW w:type="dxa" w:w="1080"/>
+            <w:tcBorders>
+              <w:top w:val="single" w:sz="4" w:color="C8CDC2"/>
+              <w:left w:val="single" w:sz="4" w:color="C8CDC2"/>
+              <w:bottom w:val="single" w:sz="4" w:color="C8CDC2"/>
+              <w:right w:val="single" w:sz="4" w:color="C8CDC2"/>
+            </w:tcBorders>
+            <w:vAlign w:val="center"/>
+            <w:tcMar>
+              <w:top w:w="8" w:type="dxa"/>
+              <w:left w:w="80" w:type="dxa"/>
+              <w:bottom w:w="8" w:type="dxa"/>
+              <w:right w:w="60" w:type="dxa"/>
+            </w:tcMar>
+          </w:tcPr>
+          <w:p>
+            <w:pPr>
+              <w:spacing w:after="0"/>
+              <w:jc w:val="left"/>
+            </w:pPr>
+            <w:r>
+              <w:rPr>
+                <w:rFonts w:ascii="Trade Gothic Next" w:hAnsi="Trade Gothic Next"/>
+                <w:b/>
+                <w:color w:val="14161B"/>
+                <w:sz w:val="21"/>
+                <w:u w:val="none"/>
+              </w:rPr>
+              <w:t>11</w:t>
+            </w:r>
+          </w:p>
+        </w:tc>
+        <w:tc>
+          <w:tcPr>
+            <w:tcW w:type="dxa" w:w="1080"/>
+            <w:tcBorders>
+              <w:top w:val="single" w:sz="4" w:color="C8CDC2"/>
+              <w:left w:val="single" w:sz="4" w:color="C8CDC2"/>
+              <w:bottom w:val="single" w:sz="4" w:color="C8CDC2"/>
+              <w:right w:val="single" w:sz="4" w:color="C8CDC2"/>
+            </w:tcBorders>
+            <w:vAlign w:val="center"/>
+            <w:tcMar>
+              <w:top w:w="8" w:type="dxa"/>
+              <w:left w:w="80" w:type="dxa"/>
+              <w:bottom w:w="8" w:type="dxa"/>
+              <w:right w:w="60" w:type="dxa"/>
+            </w:tcMar>
+          </w:tcPr>
+          <w:p>
+            <w:pPr>
+              <w:spacing w:after="0"/>
+              <w:jc w:val="left"/>
+            </w:pPr>
+            <w:r>
+              <w:rPr>
+                <w:rFonts w:ascii="Trade Gothic Next" w:hAnsi="Trade Gothic Next"/>
+                <w:b/>
+                <w:color w:val="14161B"/>
+                <w:sz w:val="21"/>
+                <w:u w:val="none"/>
+              </w:rPr>
+              <w:t>Na</w:t>
+            </w:r>
+          </w:p>
+        </w:tc>
+        <w:tc>
+          <w:tcPr>
+            <w:tcW w:type="dxa" w:w="1296"/>
+            <w:tcBorders>
+              <w:top w:val="single" w:sz="4" w:color="C8CDC2"/>
+              <w:left w:val="single" w:sz="4" w:color="C8CDC2"/>
+              <w:bottom w:val="single" w:sz="4" w:color="C8CDC2"/>
+              <w:right w:val="single" w:sz="4" w:color="C8CDC2"/>
+            </w:tcBorders>
+            <w:vAlign w:val="center"/>
+            <w:tcMar>
+              <w:top w:w="8" w:type="dxa"/>
+              <w:left w:w="80" w:type="dxa"/>
+              <w:bottom w:w="8" w:type="dxa"/>
+              <w:right w:w="60" w:type="dxa"/>
+            </w:tcMar>
+          </w:tcPr>
+          <w:p>
+            <w:pPr>
+              <w:spacing w:after="0"/>
+              <w:jc w:val="left"/>
+            </w:pPr>
+          </w:p>
+        </w:tc>
+        <w:tc>
+          <w:tcPr>
+            <w:tcW w:type="dxa" w:w="1368"/>
+            <w:tcBorders>
+              <w:top w:val="single" w:sz="4" w:color="C8CDC2"/>
+              <w:left w:val="single" w:sz="4" w:color="C8CDC2"/>
+              <w:bottom w:val="single" w:sz="4" w:color="C8CDC2"/>
+              <w:right w:val="single" w:sz="4" w:color="C8CDC2"/>
+            </w:tcBorders>
+            <w:vAlign w:val="center"/>
+            <w:tcMar>
+              <w:top w:w="8" w:type="dxa"/>
+              <w:left w:w="80" w:type="dxa"/>
+              <w:bottom w:w="8" w:type="dxa"/>
+              <w:right w:w="60" w:type="dxa"/>
+            </w:tcMar>
+          </w:tcPr>
+          <w:p>
+            <w:pPr>
+              <w:spacing w:after="0"/>
+              <w:jc w:val="left"/>
+            </w:pPr>
+          </w:p>
+        </w:tc>
+        <w:tc>
+          <w:tcPr>
+            <w:tcW w:type="dxa" w:w="6264"/>
+            <w:tcBorders>
+              <w:top w:val="single" w:sz="4" w:color="C8CDC2"/>
+              <w:left w:val="single" w:sz="4" w:color="C8CDC2"/>
+              <w:bottom w:val="single" w:sz="4" w:color="C8CDC2"/>
+              <w:right w:val="single" w:sz="4" w:color="C8CDC2"/>
+            </w:tcBorders>
+            <w:vAlign w:val="center"/>
+            <w:tcMar>
+              <w:top w:w="8" w:type="dxa"/>
+              <w:left w:w="80" w:type="dxa"/>
+              <w:bottom w:w="8" w:type="dxa"/>
+              <w:right w:w="60" w:type="dxa"/>
+            </w:tcMar>
+          </w:tcPr>
+          <w:p>
+            <w:pPr>
+              <w:spacing w:after="0"/>
+              <w:jc w:val="left"/>
+            </w:pPr>
+          </w:p>
+        </w:tc>
+        <w:tc>
+          <w:tcPr>
+            <w:tcW w:type="dxa" w:w="1368"/>
+            <w:tcBorders>
+              <w:top w:val="single" w:sz="4" w:color="C8CDC2"/>
+              <w:left w:val="single" w:sz="4" w:color="C8CDC2"/>
+              <w:bottom w:val="single" w:sz="4" w:color="C8CDC2"/>
+              <w:right w:val="single" w:sz="4" w:color="C8CDC2"/>
+            </w:tcBorders>
+            <w:vAlign w:val="center"/>
+            <w:tcMar>
+              <w:top w:w="8" w:type="dxa"/>
+              <w:left w:w="80" w:type="dxa"/>
+              <w:bottom w:w="8" w:type="dxa"/>
+              <w:right w:w="60" w:type="dxa"/>
+            </w:tcMar>
+          </w:tcPr>
+          <w:p>
+            <w:pPr>
+              <w:spacing w:after="0"/>
+              <w:jc w:val="left"/>
+            </w:pPr>
+          </w:p>
+        </w:tc>
+        <w:tc>
+          <w:tcPr>
+            <w:tcW w:type="dxa" w:w="1944"/>
+            <w:tcBorders>
+              <w:top w:val="single" w:sz="4" w:color="C8CDC2"/>
+              <w:left w:val="single" w:sz="4" w:color="C8CDC2"/>
+              <w:bottom w:val="single" w:sz="4" w:color="C8CDC2"/>
+              <w:right w:val="single" w:sz="4" w:color="C8CDC2"/>
+            </w:tcBorders>
+            <w:vAlign w:val="center"/>
+            <w:tcMar>
+              <w:top w:w="8" w:type="dxa"/>
+              <w:left w:w="80" w:type="dxa"/>
+              <w:bottom w:w="8" w:type="dxa"/>
+              <w:right w:w="60" w:type="dxa"/>
+            </w:tcMar>
+          </w:tcPr>
+          <w:p>
+            <w:pPr>
+              <w:spacing w:after="0"/>
+              <w:jc w:val="center"/>
+            </w:pPr>
+            <w:r>
+              <w:rPr>
+                <w:rFonts w:ascii="Trade Gothic Next" w:hAnsi="Trade Gothic Next"/>
+                <w:b/>
+                <w:color w:val="C8CDC2"/>
+                <w:sz w:val="21"/>
+                <w:u w:val="none"/>
+              </w:rPr>
+              <w:t>Na</w:t>
+            </w:r>
+          </w:p>
+        </w:tc>
+      </w:tr>
+      <w:tr>
+        <w:trPr>
+          <w:cantSplit/>
+          <w:trHeight w:val="489" w:hRule="atLeast"/>
+        </w:trPr>
+        <w:tc>
+          <w:tcPr>
+            <w:tcW w:type="dxa" w:w="1080"/>
+            <w:tcBorders>
+              <w:top w:val="single" w:sz="4" w:color="C8CDC2"/>
+              <w:left w:val="single" w:sz="4" w:color="C8CDC2"/>
+              <w:bottom w:val="single" w:sz="4" w:color="C8CDC2"/>
+              <w:right w:val="single" w:sz="4" w:color="C8CDC2"/>
+            </w:tcBorders>
+            <w:vAlign w:val="center"/>
+            <w:tcMar>
+              <w:top w:w="8" w:type="dxa"/>
+              <w:left w:w="80" w:type="dxa"/>
+              <w:bottom w:w="8" w:type="dxa"/>
+              <w:right w:w="60" w:type="dxa"/>
+            </w:tcMar>
+          </w:tcPr>
+          <w:p>
+            <w:pPr>
+              <w:spacing w:after="0"/>
+              <w:jc w:val="left"/>
+            </w:pPr>
+            <w:r>
+              <w:rPr>
+                <w:rFonts w:ascii="Trade Gothic Next" w:hAnsi="Trade Gothic Next"/>
+                <w:b/>
+                <w:color w:val="14161B"/>
+                <w:sz w:val="21"/>
+                <w:u w:val="none"/>
+              </w:rPr>
+              <w:t>12</w:t>
+            </w:r>
+          </w:p>
+        </w:tc>
+        <w:tc>
+          <w:tcPr>
+            <w:tcW w:type="dxa" w:w="1080"/>
+            <w:tcBorders>
+              <w:top w:val="single" w:sz="4" w:color="C8CDC2"/>
+              <w:left w:val="single" w:sz="4" w:color="C8CDC2"/>
+              <w:bottom w:val="single" w:sz="4" w:color="C8CDC2"/>
+              <w:right w:val="single" w:sz="4" w:color="C8CDC2"/>
+            </w:tcBorders>
+            <w:vAlign w:val="center"/>
+            <w:tcMar>
+              <w:top w:w="8" w:type="dxa"/>
+              <w:left w:w="80" w:type="dxa"/>
+              <w:bottom w:w="8" w:type="dxa"/>
+              <w:right w:w="60" w:type="dxa"/>
+            </w:tcMar>
+          </w:tcPr>
+          <w:p>
+            <w:pPr>
+              <w:spacing w:after="0"/>
+              <w:jc w:val="left"/>
+            </w:pPr>
+            <w:r>
+              <w:rPr>
+                <w:rFonts w:ascii="Trade Gothic Next" w:hAnsi="Trade Gothic Next"/>
+                <w:b/>
+                <w:color w:val="14161B"/>
+                <w:sz w:val="21"/>
+                <w:u w:val="none"/>
+              </w:rPr>
+              <w:t>Mg</w:t>
+            </w:r>
+          </w:p>
+        </w:tc>
+        <w:tc>
+          <w:tcPr>
+            <w:tcW w:type="dxa" w:w="1296"/>
+            <w:tcBorders>
+              <w:top w:val="single" w:sz="4" w:color="C8CDC2"/>
+              <w:left w:val="single" w:sz="4" w:color="C8CDC2"/>
+              <w:bottom w:val="single" w:sz="4" w:color="C8CDC2"/>
+              <w:right w:val="single" w:sz="4" w:color="C8CDC2"/>
+            </w:tcBorders>
+            <w:vAlign w:val="center"/>
+            <w:tcMar>
+              <w:top w:w="8" w:type="dxa"/>
+              <w:left w:w="80" w:type="dxa"/>
+              <w:bottom w:w="8" w:type="dxa"/>
+              <w:right w:w="60" w:type="dxa"/>
+            </w:tcMar>
+          </w:tcPr>
+          <w:p>
+            <w:pPr>
+              <w:spacing w:after="0"/>
+              <w:jc w:val="left"/>
+            </w:pPr>
+          </w:p>
+        </w:tc>
+        <w:tc>
+          <w:tcPr>
+            <w:tcW w:type="dxa" w:w="1368"/>
+            <w:tcBorders>
+              <w:top w:val="single" w:sz="4" w:color="C8CDC2"/>
+              <w:left w:val="single" w:sz="4" w:color="C8CDC2"/>
+              <w:bottom w:val="single" w:sz="4" w:color="C8CDC2"/>
+              <w:right w:val="single" w:sz="4" w:color="C8CDC2"/>
+            </w:tcBorders>
+            <w:vAlign w:val="center"/>
+            <w:tcMar>
+              <w:top w:w="8" w:type="dxa"/>
+              <w:left w:w="80" w:type="dxa"/>
+              <w:bottom w:w="8" w:type="dxa"/>
+              <w:right w:w="60" w:type="dxa"/>
+            </w:tcMar>
+          </w:tcPr>
+          <w:p>
+            <w:pPr>
+              <w:spacing w:after="0"/>
+              <w:jc w:val="left"/>
+            </w:pPr>
+          </w:p>
+        </w:tc>
+        <w:tc>
+          <w:tcPr>
+            <w:tcW w:type="dxa" w:w="6264"/>
+            <w:tcBorders>
+              <w:top w:val="single" w:sz="4" w:color="C8CDC2"/>
+              <w:left w:val="single" w:sz="4" w:color="C8CDC2"/>
+              <w:bottom w:val="single" w:sz="4" w:color="C8CDC2"/>
+              <w:right w:val="single" w:sz="4" w:color="C8CDC2"/>
+            </w:tcBorders>
+            <w:vAlign w:val="center"/>
+            <w:tcMar>
+              <w:top w:w="8" w:type="dxa"/>
+              <w:left w:w="80" w:type="dxa"/>
+              <w:bottom w:w="8" w:type="dxa"/>
+              <w:right w:w="60" w:type="dxa"/>
+            </w:tcMar>
+          </w:tcPr>
+          <w:p>
+            <w:pPr>
+              <w:spacing w:after="0"/>
+              <w:jc w:val="left"/>
+            </w:pPr>
+          </w:p>
+        </w:tc>
+        <w:tc>
+          <w:tcPr>
+            <w:tcW w:type="dxa" w:w="1368"/>
+            <w:tcBorders>
+              <w:top w:val="single" w:sz="4" w:color="C8CDC2"/>
+              <w:left w:val="single" w:sz="4" w:color="C8CDC2"/>
+              <w:bottom w:val="single" w:sz="4" w:color="C8CDC2"/>
+              <w:right w:val="single" w:sz="4" w:color="C8CDC2"/>
+            </w:tcBorders>
+            <w:vAlign w:val="center"/>
+            <w:tcMar>
+              <w:top w:w="8" w:type="dxa"/>
+              <w:left w:w="80" w:type="dxa"/>
+              <w:bottom w:w="8" w:type="dxa"/>
+              <w:right w:w="60" w:type="dxa"/>
+            </w:tcMar>
+          </w:tcPr>
+          <w:p>
+            <w:pPr>
+              <w:spacing w:after="0"/>
+              <w:jc w:val="left"/>
+            </w:pPr>
+          </w:p>
+        </w:tc>
+        <w:tc>
+          <w:tcPr>
+            <w:tcW w:type="dxa" w:w="1944"/>
+            <w:tcBorders>
+              <w:top w:val="single" w:sz="4" w:color="C8CDC2"/>
+              <w:left w:val="single" w:sz="4" w:color="C8CDC2"/>
+              <w:bottom w:val="single" w:sz="4" w:color="C8CDC2"/>
+              <w:right w:val="single" w:sz="4" w:color="C8CDC2"/>
+            </w:tcBorders>
+            <w:vAlign w:val="center"/>
+            <w:tcMar>
+              <w:top w:w="8" w:type="dxa"/>
+              <w:left w:w="80" w:type="dxa"/>
+              <w:bottom w:w="8" w:type="dxa"/>
+              <w:right w:w="60" w:type="dxa"/>
+            </w:tcMar>
+          </w:tcPr>
+          <w:p>
+            <w:pPr>
+              <w:spacing w:after="0"/>
+              <w:jc w:val="center"/>
+            </w:pPr>
+            <w:r>
+              <w:rPr>
+                <w:rFonts w:ascii="Trade Gothic Next" w:hAnsi="Trade Gothic Next"/>
+                <w:b/>
+                <w:color w:val="C8CDC2"/>
+                <w:sz w:val="21"/>
+                <w:u w:val="none"/>
+              </w:rPr>
+              <w:t>Mg</w:t>
+            </w:r>
+          </w:p>
+        </w:tc>
+      </w:tr>
+      <w:tr>
+        <w:trPr>
+          <w:cantSplit/>
+          <w:trHeight w:val="489" w:hRule="atLeast"/>
+        </w:trPr>
+        <w:tc>
+          <w:tcPr>
+            <w:tcW w:type="dxa" w:w="1080"/>
+            <w:tcBorders>
+              <w:top w:val="single" w:sz="4" w:color="C8CDC2"/>
+              <w:left w:val="single" w:sz="4" w:color="C8CDC2"/>
+              <w:bottom w:val="single" w:sz="4" w:color="C8CDC2"/>
+              <w:right w:val="single" w:sz="4" w:color="C8CDC2"/>
+            </w:tcBorders>
+            <w:vAlign w:val="center"/>
+            <w:tcMar>
+              <w:top w:w="8" w:type="dxa"/>
+              <w:left w:w="80" w:type="dxa"/>
+              <w:bottom w:w="8" w:type="dxa"/>
+              <w:right w:w="60" w:type="dxa"/>
+            </w:tcMar>
+          </w:tcPr>
+          <w:p>
+            <w:pPr>
+              <w:spacing w:after="0"/>
+              <w:jc w:val="left"/>
+            </w:pPr>
+            <w:r>
+              <w:rPr>
+                <w:rFonts w:ascii="Trade Gothic Next" w:hAnsi="Trade Gothic Next"/>
+                <w:b/>
+                <w:color w:val="14161B"/>
+                <w:sz w:val="21"/>
+                <w:u w:val="none"/>
+              </w:rPr>
+              <w:t>13</w:t>
+            </w:r>
+          </w:p>
+        </w:tc>
+        <w:tc>
+          <w:tcPr>
+            <w:tcW w:type="dxa" w:w="1080"/>
+            <w:tcBorders>
+              <w:top w:val="single" w:sz="4" w:color="C8CDC2"/>
+              <w:left w:val="single" w:sz="4" w:color="C8CDC2"/>
+              <w:bottom w:val="single" w:sz="4" w:color="C8CDC2"/>
+              <w:right w:val="single" w:sz="4" w:color="C8CDC2"/>
+            </w:tcBorders>
+            <w:vAlign w:val="center"/>
+            <w:tcMar>
+              <w:top w:w="8" w:type="dxa"/>
+              <w:left w:w="80" w:type="dxa"/>
+              <w:bottom w:w="8" w:type="dxa"/>
+              <w:right w:w="60" w:type="dxa"/>
+            </w:tcMar>
+          </w:tcPr>
+          <w:p>
+            <w:pPr>
+              <w:spacing w:after="0"/>
+              <w:jc w:val="left"/>
+            </w:pPr>
+            <w:r>
+              <w:rPr>
+                <w:rFonts w:ascii="Trade Gothic Next" w:hAnsi="Trade Gothic Next"/>
+                <w:b/>
+                <w:color w:val="14161B"/>
+                <w:sz w:val="21"/>
+                <w:u w:val="none"/>
+              </w:rPr>
+              <w:t>Al</w:t>
+            </w:r>
+          </w:p>
+        </w:tc>
+        <w:tc>
+          <w:tcPr>
+            <w:tcW w:type="dxa" w:w="1296"/>
+            <w:tcBorders>
+              <w:top w:val="single" w:sz="4" w:color="C8CDC2"/>
+              <w:left w:val="single" w:sz="4" w:color="C8CDC2"/>
+              <w:bottom w:val="single" w:sz="4" w:color="C8CDC2"/>
+              <w:right w:val="single" w:sz="4" w:color="C8CDC2"/>
+            </w:tcBorders>
+            <w:vAlign w:val="center"/>
+            <w:tcMar>
+              <w:top w:w="8" w:type="dxa"/>
+              <w:left w:w="80" w:type="dxa"/>
+              <w:bottom w:w="8" w:type="dxa"/>
+              <w:right w:w="60" w:type="dxa"/>
+            </w:tcMar>
+          </w:tcPr>
+          <w:p>
+            <w:pPr>
+              <w:spacing w:after="0"/>
+              <w:jc w:val="left"/>
+            </w:pPr>
+          </w:p>
+        </w:tc>
+        <w:tc>
+          <w:tcPr>
+            <w:tcW w:type="dxa" w:w="1368"/>
+            <w:tcBorders>
+              <w:top w:val="single" w:sz="4" w:color="C8CDC2"/>
+              <w:left w:val="single" w:sz="4" w:color="C8CDC2"/>
+              <w:bottom w:val="single" w:sz="4" w:color="C8CDC2"/>
+              <w:right w:val="single" w:sz="4" w:color="C8CDC2"/>
+            </w:tcBorders>
+            <w:vAlign w:val="center"/>
+            <w:tcMar>
+              <w:top w:w="8" w:type="dxa"/>
+              <w:left w:w="80" w:type="dxa"/>
+              <w:bottom w:w="8" w:type="dxa"/>
+              <w:right w:w="60" w:type="dxa"/>
+            </w:tcMar>
+          </w:tcPr>
+          <w:p>
+            <w:pPr>
+              <w:spacing w:after="0"/>
+              <w:jc w:val="left"/>
+            </w:pPr>
+          </w:p>
+        </w:tc>
+        <w:tc>
+          <w:tcPr>
+            <w:tcW w:type="dxa" w:w="6264"/>
+            <w:tcBorders>
+              <w:top w:val="single" w:sz="4" w:color="C8CDC2"/>
+              <w:left w:val="single" w:sz="4" w:color="C8CDC2"/>
+              <w:bottom w:val="single" w:sz="4" w:color="C8CDC2"/>
+              <w:right w:val="single" w:sz="4" w:color="C8CDC2"/>
+            </w:tcBorders>
+            <w:vAlign w:val="center"/>
+            <w:tcMar>
+              <w:top w:w="8" w:type="dxa"/>
+              <w:left w:w="80" w:type="dxa"/>
+              <w:bottom w:w="8" w:type="dxa"/>
+              <w:right w:w="60" w:type="dxa"/>
+            </w:tcMar>
+          </w:tcPr>
+          <w:p>
+            <w:pPr>
+              <w:spacing w:after="0"/>
+              <w:jc w:val="left"/>
+            </w:pPr>
+          </w:p>
+        </w:tc>
+        <w:tc>
+          <w:tcPr>
+            <w:tcW w:type="dxa" w:w="1368"/>
+            <w:tcBorders>
+              <w:top w:val="single" w:sz="4" w:color="C8CDC2"/>
+              <w:left w:val="single" w:sz="4" w:color="C8CDC2"/>
+              <w:bottom w:val="single" w:sz="4" w:color="C8CDC2"/>
+              <w:right w:val="single" w:sz="4" w:color="C8CDC2"/>
+            </w:tcBorders>
+            <w:vAlign w:val="center"/>
+            <w:tcMar>
+              <w:top w:w="8" w:type="dxa"/>
+              <w:left w:w="80" w:type="dxa"/>
+              <w:bottom w:w="8" w:type="dxa"/>
+              <w:right w:w="60" w:type="dxa"/>
+            </w:tcMar>
+          </w:tcPr>
+          <w:p>
+            <w:pPr>
+              <w:spacing w:after="0"/>
+              <w:jc w:val="left"/>
+            </w:pPr>
+          </w:p>
+        </w:tc>
+        <w:tc>
+          <w:tcPr>
+            <w:tcW w:type="dxa" w:w="1944"/>
+            <w:tcBorders>
+              <w:top w:val="single" w:sz="4" w:color="C8CDC2"/>
+              <w:left w:val="single" w:sz="4" w:color="C8CDC2"/>
+              <w:bottom w:val="single" w:sz="4" w:color="C8CDC2"/>
+              <w:right w:val="single" w:sz="4" w:color="C8CDC2"/>
+            </w:tcBorders>
+            <w:vAlign w:val="center"/>
+            <w:tcMar>
+              <w:top w:w="8" w:type="dxa"/>
+              <w:left w:w="80" w:type="dxa"/>
+              <w:bottom w:w="8" w:type="dxa"/>
+              <w:right w:w="60" w:type="dxa"/>
+            </w:tcMar>
+          </w:tcPr>
+          <w:p>
+            <w:pPr>
+              <w:spacing w:after="0"/>
+              <w:jc w:val="center"/>
+            </w:pPr>
+            <w:r>
+              <w:rPr>
+                <w:rFonts w:ascii="Trade Gothic Next" w:hAnsi="Trade Gothic Next"/>
+                <w:b/>
+                <w:color w:val="C8CDC2"/>
+                <w:sz w:val="21"/>
+                <w:u w:val="none"/>
+              </w:rPr>
+              <w:t>Al</w:t>
+            </w:r>
+          </w:p>
+        </w:tc>
+      </w:tr>
+      <w:tr>
+        <w:trPr>
+          <w:cantSplit/>
+          <w:trHeight w:val="489" w:hRule="atLeast"/>
+        </w:trPr>
+        <w:tc>
+          <w:tcPr>
+            <w:tcW w:type="dxa" w:w="1080"/>
+            <w:tcBorders>
+              <w:top w:val="single" w:sz="4" w:color="C8CDC2"/>
+              <w:left w:val="single" w:sz="4" w:color="C8CDC2"/>
+              <w:bottom w:val="single" w:sz="4" w:color="C8CDC2"/>
+              <w:right w:val="single" w:sz="4" w:color="C8CDC2"/>
+            </w:tcBorders>
+            <w:vAlign w:val="center"/>
+            <w:tcMar>
+              <w:top w:w="8" w:type="dxa"/>
+              <w:left w:w="80" w:type="dxa"/>
+              <w:bottom w:w="8" w:type="dxa"/>
+              <w:right w:w="60" w:type="dxa"/>
+            </w:tcMar>
+          </w:tcPr>
+          <w:p>
+            <w:pPr>
+              <w:spacing w:after="0"/>
+              <w:jc w:val="left"/>
+            </w:pPr>
+            <w:r>
+              <w:rPr>
+                <w:rFonts w:ascii="Trade Gothic Next" w:hAnsi="Trade Gothic Next"/>
+                <w:b/>
+                <w:color w:val="14161B"/>
+                <w:sz w:val="21"/>
+                <w:u w:val="none"/>
+              </w:rPr>
+              <w:t>14</w:t>
+            </w:r>
+          </w:p>
+        </w:tc>
+        <w:tc>
+          <w:tcPr>
+            <w:tcW w:type="dxa" w:w="1080"/>
+            <w:tcBorders>
+              <w:top w:val="single" w:sz="4" w:color="C8CDC2"/>
+              <w:left w:val="single" w:sz="4" w:color="C8CDC2"/>
+              <w:bottom w:val="single" w:sz="4" w:color="C8CDC2"/>
+              <w:right w:val="single" w:sz="4" w:color="C8CDC2"/>
+            </w:tcBorders>
+            <w:vAlign w:val="center"/>
+            <w:tcMar>
+              <w:top w:w="8" w:type="dxa"/>
+              <w:left w:w="80" w:type="dxa"/>
+              <w:bottom w:w="8" w:type="dxa"/>
+              <w:right w:w="60" w:type="dxa"/>
+            </w:tcMar>
+          </w:tcPr>
+          <w:p>
+            <w:pPr>
+              <w:spacing w:after="0"/>
+              <w:jc w:val="left"/>
+            </w:pPr>
+            <w:r>
+              <w:rPr>
+                <w:rFonts w:ascii="Trade Gothic Next" w:hAnsi="Trade Gothic Next"/>
+                <w:b/>
+                <w:color w:val="14161B"/>
+                <w:sz w:val="21"/>
+                <w:u w:val="none"/>
+              </w:rPr>
+              <w:t>Si</w:t>
+            </w:r>
+          </w:p>
+        </w:tc>
+        <w:tc>
+          <w:tcPr>
+            <w:tcW w:type="dxa" w:w="1296"/>
+            <w:tcBorders>
+              <w:top w:val="single" w:sz="4" w:color="C8CDC2"/>
+              <w:left w:val="single" w:sz="4" w:color="C8CDC2"/>
+              <w:bottom w:val="single" w:sz="4" w:color="C8CDC2"/>
+              <w:right w:val="single" w:sz="4" w:color="C8CDC2"/>
+            </w:tcBorders>
+            <w:vAlign w:val="center"/>
+            <w:tcMar>
+              <w:top w:w="8" w:type="dxa"/>
+              <w:left w:w="80" w:type="dxa"/>
+              <w:bottom w:w="8" w:type="dxa"/>
+              <w:right w:w="60" w:type="dxa"/>
+            </w:tcMar>
+          </w:tcPr>
+          <w:p>
+            <w:pPr>
+              <w:spacing w:after="0"/>
+              <w:jc w:val="left"/>
+            </w:pPr>
+          </w:p>
+        </w:tc>
+        <w:tc>
+          <w:tcPr>
+            <w:tcW w:type="dxa" w:w="1368"/>
+            <w:tcBorders>
+              <w:top w:val="single" w:sz="4" w:color="C8CDC2"/>
+              <w:left w:val="single" w:sz="4" w:color="C8CDC2"/>
+              <w:bottom w:val="single" w:sz="4" w:color="C8CDC2"/>
+              <w:right w:val="single" w:sz="4" w:color="C8CDC2"/>
+            </w:tcBorders>
+            <w:vAlign w:val="center"/>
+            <w:tcMar>
+              <w:top w:w="8" w:type="dxa"/>
+              <w:left w:w="80" w:type="dxa"/>
+              <w:bottom w:w="8" w:type="dxa"/>
+              <w:right w:w="60" w:type="dxa"/>
+            </w:tcMar>
+          </w:tcPr>
+          <w:p>
+            <w:pPr>
+              <w:spacing w:after="0"/>
+              <w:jc w:val="left"/>
+            </w:pPr>
+          </w:p>
+        </w:tc>
+        <w:tc>
+          <w:tcPr>
+            <w:tcW w:type="dxa" w:w="6264"/>
+            <w:tcBorders>
+              <w:top w:val="single" w:sz="4" w:color="C8CDC2"/>
+              <w:left w:val="single" w:sz="4" w:color="C8CDC2"/>
+              <w:bottom w:val="single" w:sz="4" w:color="C8CDC2"/>
+              <w:right w:val="single" w:sz="4" w:color="C8CDC2"/>
+            </w:tcBorders>
+            <w:vAlign w:val="center"/>
+            <w:tcMar>
+              <w:top w:w="8" w:type="dxa"/>
+              <w:left w:w="80" w:type="dxa"/>
+              <w:bottom w:w="8" w:type="dxa"/>
+              <w:right w:w="60" w:type="dxa"/>
+            </w:tcMar>
+          </w:tcPr>
+          <w:p>
+            <w:pPr>
+              <w:spacing w:after="0"/>
+              <w:jc w:val="left"/>
+            </w:pPr>
+          </w:p>
+        </w:tc>
+        <w:tc>
+          <w:tcPr>
+            <w:tcW w:type="dxa" w:w="1368"/>
+            <w:tcBorders>
+              <w:top w:val="single" w:sz="4" w:color="C8CDC2"/>
+              <w:left w:val="single" w:sz="4" w:color="C8CDC2"/>
+              <w:bottom w:val="single" w:sz="4" w:color="C8CDC2"/>
+              <w:right w:val="single" w:sz="4" w:color="C8CDC2"/>
+            </w:tcBorders>
+            <w:vAlign w:val="center"/>
+            <w:tcMar>
+              <w:top w:w="8" w:type="dxa"/>
+              <w:left w:w="80" w:type="dxa"/>
+              <w:bottom w:w="8" w:type="dxa"/>
+              <w:right w:w="60" w:type="dxa"/>
+            </w:tcMar>
+          </w:tcPr>
+          <w:p>
+            <w:pPr>
+              <w:spacing w:after="0"/>
+              <w:jc w:val="left"/>
+            </w:pPr>
+          </w:p>
+        </w:tc>
+        <w:tc>
+          <w:tcPr>
+            <w:tcW w:type="dxa" w:w="1944"/>
+            <w:tcBorders>
+              <w:top w:val="single" w:sz="4" w:color="C8CDC2"/>
+              <w:left w:val="single" w:sz="4" w:color="C8CDC2"/>
+              <w:bottom w:val="single" w:sz="4" w:color="C8CDC2"/>
+              <w:right w:val="single" w:sz="4" w:color="C8CDC2"/>
+            </w:tcBorders>
+            <w:vAlign w:val="center"/>
+            <w:tcMar>
+              <w:top w:w="8" w:type="dxa"/>
+              <w:left w:w="80" w:type="dxa"/>
+              <w:bottom w:w="8" w:type="dxa"/>
+              <w:right w:w="60" w:type="dxa"/>
+            </w:tcMar>
+          </w:tcPr>
+          <w:p>
+            <w:pPr>
+              <w:spacing w:after="0"/>
+              <w:jc w:val="center"/>
+            </w:pPr>
+            <w:r>
+              <w:rPr>
+                <w:rFonts w:ascii="Trade Gothic Next" w:hAnsi="Trade Gothic Next"/>
+                <w:b/>
+                <w:color w:val="C8CDC2"/>
+                <w:sz w:val="21"/>
+                <w:u w:val="none"/>
+              </w:rPr>
+              <w:t>Si</w:t>
+            </w:r>
+          </w:p>
+        </w:tc>
+      </w:tr>
+      <w:tr>
+        <w:trPr>
+          <w:cantSplit/>
+          <w:trHeight w:val="489" w:hRule="atLeast"/>
+        </w:trPr>
+        <w:tc>
+          <w:tcPr>
+            <w:tcW w:type="dxa" w:w="1080"/>
+            <w:tcBorders>
+              <w:top w:val="single" w:sz="4" w:color="C8CDC2"/>
+              <w:left w:val="single" w:sz="4" w:color="C8CDC2"/>
+              <w:bottom w:val="single" w:sz="4" w:color="C8CDC2"/>
+              <w:right w:val="single" w:sz="4" w:color="C8CDC2"/>
+            </w:tcBorders>
+            <w:vAlign w:val="center"/>
+            <w:tcMar>
+              <w:top w:w="8" w:type="dxa"/>
+              <w:left w:w="80" w:type="dxa"/>
+              <w:bottom w:w="8" w:type="dxa"/>
+              <w:right w:w="60" w:type="dxa"/>
+            </w:tcMar>
+          </w:tcPr>
+          <w:p>
+            <w:pPr>
+              <w:spacing w:after="0"/>
+              <w:jc w:val="left"/>
+            </w:pPr>
+            <w:r>
+              <w:rPr>
+                <w:rFonts w:ascii="Trade Gothic Next" w:hAnsi="Trade Gothic Next"/>
+                <w:b/>
+                <w:color w:val="14161B"/>
+                <w:sz w:val="21"/>
+                <w:u w:val="none"/>
+              </w:rPr>
+              <w:t>15</w:t>
+            </w:r>
+          </w:p>
+        </w:tc>
+        <w:tc>
+          <w:tcPr>
+            <w:tcW w:type="dxa" w:w="1080"/>
+            <w:tcBorders>
+              <w:top w:val="single" w:sz="4" w:color="C8CDC2"/>
+              <w:left w:val="single" w:sz="4" w:color="C8CDC2"/>
+              <w:bottom w:val="single" w:sz="4" w:color="C8CDC2"/>
+              <w:right w:val="single" w:sz="4" w:color="C8CDC2"/>
+            </w:tcBorders>
+            <w:vAlign w:val="center"/>
+            <w:tcMar>
+              <w:top w:w="8" w:type="dxa"/>
+              <w:left w:w="80" w:type="dxa"/>
+              <w:bottom w:w="8" w:type="dxa"/>
+              <w:right w:w="60" w:type="dxa"/>
+            </w:tcMar>
+          </w:tcPr>
+          <w:p>
+            <w:pPr>
+              <w:spacing w:after="0"/>
+              <w:jc w:val="left"/>
+            </w:pPr>
+            <w:r>
+              <w:rPr>
+                <w:rFonts w:ascii="Trade Gothic Next" w:hAnsi="Trade Gothic Next"/>
+                <w:b/>
+                <w:color w:val="14161B"/>
+                <w:sz w:val="21"/>
+                <w:u w:val="none"/>
+              </w:rPr>
+              <w:t>P</w:t>
+            </w:r>
+          </w:p>
+        </w:tc>
+        <w:tc>
+          <w:tcPr>
+            <w:tcW w:type="dxa" w:w="1296"/>
+            <w:tcBorders>
+              <w:top w:val="single" w:sz="4" w:color="C8CDC2"/>
+              <w:left w:val="single" w:sz="4" w:color="C8CDC2"/>
+              <w:bottom w:val="single" w:sz="4" w:color="C8CDC2"/>
+              <w:right w:val="single" w:sz="4" w:color="C8CDC2"/>
+            </w:tcBorders>
+            <w:vAlign w:val="center"/>
+            <w:tcMar>
+              <w:top w:w="8" w:type="dxa"/>
+              <w:left w:w="80" w:type="dxa"/>
+              <w:bottom w:w="8" w:type="dxa"/>
+              <w:right w:w="60" w:type="dxa"/>
+            </w:tcMar>
+          </w:tcPr>
+          <w:p>
+            <w:pPr>
+              <w:spacing w:after="0"/>
+              <w:jc w:val="left"/>
+            </w:pPr>
+          </w:p>
+        </w:tc>
+        <w:tc>
+          <w:tcPr>
+            <w:tcW w:type="dxa" w:w="1368"/>
+            <w:tcBorders>
+              <w:top w:val="single" w:sz="4" w:color="C8CDC2"/>
+              <w:left w:val="single" w:sz="4" w:color="C8CDC2"/>
+              <w:bottom w:val="single" w:sz="4" w:color="C8CDC2"/>
+              <w:right w:val="single" w:sz="4" w:color="C8CDC2"/>
+            </w:tcBorders>
+            <w:vAlign w:val="center"/>
+            <w:tcMar>
+              <w:top w:w="8" w:type="dxa"/>
+              <w:left w:w="80" w:type="dxa"/>
+              <w:bottom w:w="8" w:type="dxa"/>
+              <w:right w:w="60" w:type="dxa"/>
+            </w:tcMar>
+          </w:tcPr>
+          <w:p>
+            <w:pPr>
+              <w:spacing w:after="0"/>
+              <w:jc w:val="left"/>
+            </w:pPr>
+          </w:p>
+        </w:tc>
+        <w:tc>
+          <w:tcPr>
+            <w:tcW w:type="dxa" w:w="6264"/>
+            <w:tcBorders>
+              <w:top w:val="single" w:sz="4" w:color="C8CDC2"/>
+              <w:left w:val="single" w:sz="4" w:color="C8CDC2"/>
+              <w:bottom w:val="single" w:sz="4" w:color="C8CDC2"/>
+              <w:right w:val="single" w:sz="4" w:color="C8CDC2"/>
+            </w:tcBorders>
+            <w:vAlign w:val="center"/>
+            <w:tcMar>
+              <w:top w:w="8" w:type="dxa"/>
+              <w:left w:w="80" w:type="dxa"/>
+              <w:bottom w:w="8" w:type="dxa"/>
+              <w:right w:w="60" w:type="dxa"/>
+            </w:tcMar>
+          </w:tcPr>
+          <w:p>
+            <w:pPr>
+              <w:spacing w:after="0"/>
+              <w:jc w:val="left"/>
+            </w:pPr>
+          </w:p>
+        </w:tc>
+        <w:tc>
+          <w:tcPr>
+            <w:tcW w:type="dxa" w:w="1368"/>
+            <w:tcBorders>
+              <w:top w:val="single" w:sz="4" w:color="C8CDC2"/>
+              <w:left w:val="single" w:sz="4" w:color="C8CDC2"/>
+              <w:bottom w:val="single" w:sz="4" w:color="C8CDC2"/>
+              <w:right w:val="single" w:sz="4" w:color="C8CDC2"/>
+            </w:tcBorders>
+            <w:vAlign w:val="center"/>
+            <w:tcMar>
+              <w:top w:w="8" w:type="dxa"/>
+              <w:left w:w="80" w:type="dxa"/>
+              <w:bottom w:w="8" w:type="dxa"/>
+              <w:right w:w="60" w:type="dxa"/>
+            </w:tcMar>
+          </w:tcPr>
+          <w:p>
+            <w:pPr>
+              <w:spacing w:after="0"/>
+              <w:jc w:val="left"/>
+            </w:pPr>
+          </w:p>
+        </w:tc>
+        <w:tc>
+          <w:tcPr>
+            <w:tcW w:type="dxa" w:w="1944"/>
+            <w:tcBorders>
+              <w:top w:val="single" w:sz="4" w:color="C8CDC2"/>
+              <w:left w:val="single" w:sz="4" w:color="C8CDC2"/>
+              <w:bottom w:val="single" w:sz="4" w:color="C8CDC2"/>
+              <w:right w:val="single" w:sz="4" w:color="C8CDC2"/>
+            </w:tcBorders>
+            <w:vAlign w:val="center"/>
+            <w:tcMar>
+              <w:top w:w="8" w:type="dxa"/>
+              <w:left w:w="80" w:type="dxa"/>
+              <w:bottom w:w="8" w:type="dxa"/>
+              <w:right w:w="60" w:type="dxa"/>
+            </w:tcMar>
+          </w:tcPr>
+          <w:p>
+            <w:pPr>
+              <w:spacing w:after="0"/>
+              <w:jc w:val="center"/>
+            </w:pPr>
+            <w:r>
+              <w:rPr>
+                <w:rFonts w:ascii="Trade Gothic Next" w:hAnsi="Trade Gothic Next"/>
+                <w:b/>
+                <w:color w:val="C8CDC2"/>
+                <w:sz w:val="21"/>
+                <w:u w:val="none"/>
+              </w:rPr>
+              <w:t>P</w:t>
+            </w:r>
+          </w:p>
+        </w:tc>
+      </w:tr>
+      <w:tr>
+        <w:trPr>
+          <w:cantSplit/>
+          <w:trHeight w:val="489" w:hRule="atLeast"/>
+        </w:trPr>
+        <w:tc>
+          <w:tcPr>
+            <w:tcW w:type="dxa" w:w="1080"/>
+            <w:tcBorders>
+              <w:top w:val="single" w:sz="4" w:color="C8CDC2"/>
+              <w:left w:val="single" w:sz="4" w:color="C8CDC2"/>
+              <w:bottom w:val="single" w:sz="4" w:color="C8CDC2"/>
+              <w:right w:val="single" w:sz="4" w:color="C8CDC2"/>
+            </w:tcBorders>
+            <w:vAlign w:val="center"/>
+            <w:tcMar>
+              <w:top w:w="8" w:type="dxa"/>
+              <w:left w:w="80" w:type="dxa"/>
+              <w:bottom w:w="8" w:type="dxa"/>
+              <w:right w:w="60" w:type="dxa"/>
+            </w:tcMar>
+          </w:tcPr>
+          <w:p>
+            <w:pPr>
+              <w:spacing w:after="0"/>
+              <w:jc w:val="left"/>
+            </w:pPr>
+            <w:r>
+              <w:rPr>
+                <w:rFonts w:ascii="Trade Gothic Next" w:hAnsi="Trade Gothic Next"/>
+                <w:b/>
+                <w:color w:val="14161B"/>
+                <w:sz w:val="21"/>
+                <w:u w:val="none"/>
+              </w:rPr>
+              <w:t>16</w:t>
+            </w:r>
+          </w:p>
+        </w:tc>
+        <w:tc>
+          <w:tcPr>
+            <w:tcW w:type="dxa" w:w="1080"/>
+            <w:tcBorders>
+              <w:top w:val="single" w:sz="4" w:color="C8CDC2"/>
+              <w:left w:val="single" w:sz="4" w:color="C8CDC2"/>
+              <w:bottom w:val="single" w:sz="4" w:color="C8CDC2"/>
+              <w:right w:val="single" w:sz="4" w:color="C8CDC2"/>
+            </w:tcBorders>
+            <w:vAlign w:val="center"/>
+            <w:tcMar>
+              <w:top w:w="8" w:type="dxa"/>
+              <w:left w:w="80" w:type="dxa"/>
+              <w:bottom w:w="8" w:type="dxa"/>
+              <w:right w:w="60" w:type="dxa"/>
+            </w:tcMar>
+          </w:tcPr>
+          <w:p>
+            <w:pPr>
+              <w:spacing w:after="0"/>
+              <w:jc w:val="left"/>
+            </w:pPr>
+            <w:r>
+              <w:rPr>
+                <w:rFonts w:ascii="Trade Gothic Next" w:hAnsi="Trade Gothic Next"/>
+                <w:b/>
+                <w:color w:val="14161B"/>
+                <w:sz w:val="21"/>
+                <w:u w:val="none"/>
+              </w:rPr>
+              <w:t>S</w:t>
+            </w:r>
+          </w:p>
+        </w:tc>
+        <w:tc>
+          <w:tcPr>
+            <w:tcW w:type="dxa" w:w="1296"/>
+            <w:tcBorders>
+              <w:top w:val="single" w:sz="4" w:color="C8CDC2"/>
+              <w:left w:val="single" w:sz="4" w:color="C8CDC2"/>
+              <w:bottom w:val="single" w:sz="4" w:color="C8CDC2"/>
+              <w:right w:val="single" w:sz="4" w:color="C8CDC2"/>
+            </w:tcBorders>
+            <w:vAlign w:val="center"/>
+            <w:tcMar>
+              <w:top w:w="8" w:type="dxa"/>
+              <w:left w:w="80" w:type="dxa"/>
+              <w:bottom w:w="8" w:type="dxa"/>
+              <w:right w:w="60" w:type="dxa"/>
+            </w:tcMar>
+          </w:tcPr>
+          <w:p>
+            <w:pPr>
+              <w:spacing w:after="0"/>
+              <w:jc w:val="left"/>
+            </w:pPr>
+          </w:p>
+        </w:tc>
+        <w:tc>
+          <w:tcPr>
+            <w:tcW w:type="dxa" w:w="1368"/>
+            <w:tcBorders>
+              <w:top w:val="single" w:sz="4" w:color="C8CDC2"/>
+              <w:left w:val="single" w:sz="4" w:color="C8CDC2"/>
+              <w:bottom w:val="single" w:sz="4" w:color="C8CDC2"/>
+              <w:right w:val="single" w:sz="4" w:color="C8CDC2"/>
+            </w:tcBorders>
+            <w:vAlign w:val="center"/>
+            <w:tcMar>
+              <w:top w:w="8" w:type="dxa"/>
+              <w:left w:w="80" w:type="dxa"/>
+              <w:bottom w:w="8" w:type="dxa"/>
+              <w:right w:w="60" w:type="dxa"/>
+            </w:tcMar>
+          </w:tcPr>
+          <w:p>
+            <w:pPr>
+              <w:spacing w:after="0"/>
+              <w:jc w:val="left"/>
+            </w:pPr>
+          </w:p>
+        </w:tc>
+        <w:tc>
+          <w:tcPr>
+            <w:tcW w:type="dxa" w:w="6264"/>
+            <w:tcBorders>
+              <w:top w:val="single" w:sz="4" w:color="C8CDC2"/>
+              <w:left w:val="single" w:sz="4" w:color="C8CDC2"/>
+              <w:bottom w:val="single" w:sz="4" w:color="C8CDC2"/>
+              <w:right w:val="single" w:sz="4" w:color="C8CDC2"/>
+            </w:tcBorders>
+            <w:vAlign w:val="center"/>
+            <w:tcMar>
+              <w:top w:w="8" w:type="dxa"/>
+              <w:left w:w="80" w:type="dxa"/>
+              <w:bottom w:w="8" w:type="dxa"/>
+              <w:right w:w="60" w:type="dxa"/>
+            </w:tcMar>
+          </w:tcPr>
+          <w:p>
+            <w:pPr>
+              <w:spacing w:after="0"/>
+              <w:jc w:val="left"/>
+            </w:pPr>
+          </w:p>
+        </w:tc>
+        <w:tc>
+          <w:tcPr>
+            <w:tcW w:type="dxa" w:w="1368"/>
+            <w:tcBorders>
+              <w:top w:val="single" w:sz="4" w:color="C8CDC2"/>
+              <w:left w:val="single" w:sz="4" w:color="C8CDC2"/>
+              <w:bottom w:val="single" w:sz="4" w:color="C8CDC2"/>
+              <w:right w:val="single" w:sz="4" w:color="C8CDC2"/>
+            </w:tcBorders>
+            <w:vAlign w:val="center"/>
+            <w:tcMar>
+              <w:top w:w="8" w:type="dxa"/>
+              <w:left w:w="80" w:type="dxa"/>
+              <w:bottom w:w="8" w:type="dxa"/>
+              <w:right w:w="60" w:type="dxa"/>
+            </w:tcMar>
+          </w:tcPr>
+          <w:p>
+            <w:pPr>
+              <w:spacing w:after="0"/>
+              <w:jc w:val="left"/>
+            </w:pPr>
+          </w:p>
+        </w:tc>
+        <w:tc>
+          <w:tcPr>
+            <w:tcW w:type="dxa" w:w="1944"/>
+            <w:tcBorders>
+              <w:top w:val="single" w:sz="4" w:color="C8CDC2"/>
+              <w:left w:val="single" w:sz="4" w:color="C8CDC2"/>
+              <w:bottom w:val="single" w:sz="4" w:color="C8CDC2"/>
+              <w:right w:val="single" w:sz="4" w:color="C8CDC2"/>
+            </w:tcBorders>
+            <w:vAlign w:val="center"/>
+            <w:tcMar>
+              <w:top w:w="8" w:type="dxa"/>
+              <w:left w:w="80" w:type="dxa"/>
+              <w:bottom w:w="8" w:type="dxa"/>
+              <w:right w:w="60" w:type="dxa"/>
+            </w:tcMar>
+          </w:tcPr>
+          <w:p>
+            <w:pPr>
+              <w:spacing w:after="0"/>
+              <w:jc w:val="center"/>
+            </w:pPr>
+            <w:r>
+              <w:rPr>
+                <w:rFonts w:ascii="Trade Gothic Next" w:hAnsi="Trade Gothic Next"/>
+                <w:b/>
+                <w:color w:val="C8CDC2"/>
+                <w:sz w:val="21"/>
+                <w:u w:val="none"/>
+              </w:rPr>
+              <w:t>S</w:t>
             </w:r>
           </w:p>
         </w:tc>
@@ -2782,7 +4006,7 @@
       <w:tr>
         <w:trPr>
           <w:cantSplit/>
-          <w:trHeight w:val="720" w:hRule="atLeast"/>
+          <w:trHeight w:val="489" w:hRule="atLeast"/>
         </w:trPr>
         <w:tc>
           <w:tcPr>
@@ -2795,9 +4019,9 @@
             </w:tcBorders>
             <w:vAlign w:val="center"/>
             <w:tcMar>
-              <w:top w:w="20" w:type="dxa"/>
+              <w:top w:w="8" w:type="dxa"/>
               <w:left w:w="80" w:type="dxa"/>
-              <w:bottom w:w="20" w:type="dxa"/>
+              <w:bottom w:w="8" w:type="dxa"/>
               <w:right w:w="60" w:type="dxa"/>
             </w:tcMar>
           </w:tcPr>
@@ -2811,10 +4035,10 @@
                 <w:rFonts w:ascii="Trade Gothic Next" w:hAnsi="Trade Gothic Next"/>
                 <w:b/>
                 <w:color w:val="14161B"/>
-                <w:sz w:val="22"/>
+                <w:sz w:val="21"/>
                 <w:u w:val="none"/>
               </w:rPr>
-              <w:t>11</w:t>
+              <w:t>17</w:t>
             </w:r>
           </w:p>
         </w:tc>
@@ -2829,9 +4053,9 @@
             </w:tcBorders>
             <w:vAlign w:val="center"/>
             <w:tcMar>
-              <w:top w:w="20" w:type="dxa"/>
+              <w:top w:w="8" w:type="dxa"/>
               <w:left w:w="80" w:type="dxa"/>
-              <w:bottom w:w="20" w:type="dxa"/>
+              <w:bottom w:w="8" w:type="dxa"/>
               <w:right w:w="60" w:type="dxa"/>
             </w:tcMar>
           </w:tcPr>
@@ -2845,10 +4069,10 @@
                 <w:rFonts w:ascii="Trade Gothic Next" w:hAnsi="Trade Gothic Next"/>
                 <w:b/>
                 <w:color w:val="14161B"/>
-                <w:sz w:val="22"/>
+                <w:sz w:val="21"/>
                 <w:u w:val="none"/>
               </w:rPr>
-              <w:t>Na</w:t>
+              <w:t>Cl</w:t>
             </w:r>
           </w:p>
         </w:tc>
@@ -2863,9 +4087,9 @@
             </w:tcBorders>
             <w:vAlign w:val="center"/>
             <w:tcMar>
-              <w:top w:w="20" w:type="dxa"/>
+              <w:top w:w="8" w:type="dxa"/>
               <w:left w:w="80" w:type="dxa"/>
-              <w:bottom w:w="20" w:type="dxa"/>
+              <w:bottom w:w="8" w:type="dxa"/>
               <w:right w:w="60" w:type="dxa"/>
             </w:tcMar>
           </w:tcPr>
@@ -2887,9 +4111,9 @@
             </w:tcBorders>
             <w:vAlign w:val="center"/>
             <w:tcMar>
-              <w:top w:w="20" w:type="dxa"/>
+              <w:top w:w="8" w:type="dxa"/>
               <w:left w:w="80" w:type="dxa"/>
-              <w:bottom w:w="20" w:type="dxa"/>
+              <w:bottom w:w="8" w:type="dxa"/>
               <w:right w:w="60" w:type="dxa"/>
             </w:tcMar>
           </w:tcPr>
@@ -2911,9 +4135,9 @@
             </w:tcBorders>
             <w:vAlign w:val="center"/>
             <w:tcMar>
-              <w:top w:w="20" w:type="dxa"/>
+              <w:top w:w="8" w:type="dxa"/>
               <w:left w:w="80" w:type="dxa"/>
-              <w:bottom w:w="20" w:type="dxa"/>
+              <w:bottom w:w="8" w:type="dxa"/>
               <w:right w:w="60" w:type="dxa"/>
             </w:tcMar>
           </w:tcPr>
@@ -2935,9 +4159,9 @@
             </w:tcBorders>
             <w:vAlign w:val="center"/>
             <w:tcMar>
-              <w:top w:w="20" w:type="dxa"/>
+              <w:top w:w="8" w:type="dxa"/>
               <w:left w:w="80" w:type="dxa"/>
-              <w:bottom w:w="20" w:type="dxa"/>
+              <w:bottom w:w="8" w:type="dxa"/>
               <w:right w:w="60" w:type="dxa"/>
             </w:tcMar>
           </w:tcPr>
@@ -2959,9 +4183,9 @@
             </w:tcBorders>
             <w:vAlign w:val="center"/>
             <w:tcMar>
-              <w:top w:w="20" w:type="dxa"/>
+              <w:top w:w="8" w:type="dxa"/>
               <w:left w:w="80" w:type="dxa"/>
-              <w:bottom w:w="20" w:type="dxa"/>
+              <w:bottom w:w="8" w:type="dxa"/>
               <w:right w:w="60" w:type="dxa"/>
             </w:tcMar>
           </w:tcPr>
@@ -2975,10 +4199,10 @@
                 <w:rFonts w:ascii="Trade Gothic Next" w:hAnsi="Trade Gothic Next"/>
                 <w:b/>
                 <w:color w:val="C8CDC2"/>
-                <w:sz w:val="22"/>
+                <w:sz w:val="21"/>
                 <w:u w:val="none"/>
               </w:rPr>
-              <w:t>Na</w:t>
+              <w:t>Cl</w:t>
             </w:r>
           </w:p>
         </w:tc>
@@ -2986,7 +4210,7 @@
       <w:tr>
         <w:trPr>
           <w:cantSplit/>
-          <w:trHeight w:val="720" w:hRule="atLeast"/>
+          <w:trHeight w:val="489" w:hRule="atLeast"/>
         </w:trPr>
         <w:tc>
           <w:tcPr>
@@ -2999,9 +4223,9 @@
             </w:tcBorders>
             <w:vAlign w:val="center"/>
             <w:tcMar>
-              <w:top w:w="20" w:type="dxa"/>
+              <w:top w:w="8" w:type="dxa"/>
               <w:left w:w="80" w:type="dxa"/>
-              <w:bottom w:w="20" w:type="dxa"/>
+              <w:bottom w:w="8" w:type="dxa"/>
               <w:right w:w="60" w:type="dxa"/>
             </w:tcMar>
           </w:tcPr>
@@ -3015,10 +4239,10 @@
                 <w:rFonts w:ascii="Trade Gothic Next" w:hAnsi="Trade Gothic Next"/>
                 <w:b/>
                 <w:color w:val="14161B"/>
-                <w:sz w:val="22"/>
+                <w:sz w:val="21"/>
                 <w:u w:val="none"/>
               </w:rPr>
-              <w:t>12</w:t>
+              <w:t>18</w:t>
             </w:r>
           </w:p>
         </w:tc>
@@ -3033,9 +4257,9 @@
             </w:tcBorders>
             <w:vAlign w:val="center"/>
             <w:tcMar>
-              <w:top w:w="20" w:type="dxa"/>
+              <w:top w:w="8" w:type="dxa"/>
               <w:left w:w="80" w:type="dxa"/>
-              <w:bottom w:w="20" w:type="dxa"/>
+              <w:bottom w:w="8" w:type="dxa"/>
               <w:right w:w="60" w:type="dxa"/>
             </w:tcMar>
           </w:tcPr>
@@ -3049,10 +4273,10 @@
                 <w:rFonts w:ascii="Trade Gothic Next" w:hAnsi="Trade Gothic Next"/>
                 <w:b/>
                 <w:color w:val="14161B"/>
-                <w:sz w:val="22"/>
+                <w:sz w:val="21"/>
                 <w:u w:val="none"/>
               </w:rPr>
-              <w:t>Mg</w:t>
+              <w:t>Ar</w:t>
             </w:r>
           </w:p>
         </w:tc>
@@ -3067,9 +4291,9 @@
             </w:tcBorders>
             <w:vAlign w:val="center"/>
             <w:tcMar>
-              <w:top w:w="20" w:type="dxa"/>
+              <w:top w:w="8" w:type="dxa"/>
               <w:left w:w="80" w:type="dxa"/>
-              <w:bottom w:w="20" w:type="dxa"/>
+              <w:bottom w:w="8" w:type="dxa"/>
               <w:right w:w="60" w:type="dxa"/>
             </w:tcMar>
           </w:tcPr>
@@ -3091,9 +4315,9 @@
             </w:tcBorders>
             <w:vAlign w:val="center"/>
             <w:tcMar>
-              <w:top w:w="20" w:type="dxa"/>
+              <w:top w:w="8" w:type="dxa"/>
               <w:left w:w="80" w:type="dxa"/>
-              <w:bottom w:w="20" w:type="dxa"/>
+              <w:bottom w:w="8" w:type="dxa"/>
               <w:right w:w="60" w:type="dxa"/>
             </w:tcMar>
           </w:tcPr>
@@ -3115,9 +4339,9 @@
             </w:tcBorders>
             <w:vAlign w:val="center"/>
             <w:tcMar>
-              <w:top w:w="20" w:type="dxa"/>
+              <w:top w:w="8" w:type="dxa"/>
               <w:left w:w="80" w:type="dxa"/>
-              <w:bottom w:w="20" w:type="dxa"/>
+              <w:bottom w:w="8" w:type="dxa"/>
               <w:right w:w="60" w:type="dxa"/>
             </w:tcMar>
           </w:tcPr>
@@ -3139,9 +4363,9 @@
             </w:tcBorders>
             <w:vAlign w:val="center"/>
             <w:tcMar>
-              <w:top w:w="20" w:type="dxa"/>
+              <w:top w:w="8" w:type="dxa"/>
               <w:left w:w="80" w:type="dxa"/>
-              <w:bottom w:w="20" w:type="dxa"/>
+              <w:bottom w:w="8" w:type="dxa"/>
               <w:right w:w="60" w:type="dxa"/>
             </w:tcMar>
           </w:tcPr>
@@ -3163,9 +4387,9 @@
             </w:tcBorders>
             <w:vAlign w:val="center"/>
             <w:tcMar>
-              <w:top w:w="20" w:type="dxa"/>
+              <w:top w:w="8" w:type="dxa"/>
               <w:left w:w="80" w:type="dxa"/>
-              <w:bottom w:w="20" w:type="dxa"/>
+              <w:bottom w:w="8" w:type="dxa"/>
               <w:right w:w="60" w:type="dxa"/>
             </w:tcMar>
           </w:tcPr>
@@ -3179,10 +4403,10 @@
                 <w:rFonts w:ascii="Trade Gothic Next" w:hAnsi="Trade Gothic Next"/>
                 <w:b/>
                 <w:color w:val="C8CDC2"/>
-                <w:sz w:val="22"/>
+                <w:sz w:val="21"/>
                 <w:u w:val="none"/>
               </w:rPr>
-              <w:t>Mg</w:t>
+              <w:t>Ar</w:t>
             </w:r>
           </w:p>
         </w:tc>
@@ -3190,7 +4414,7 @@
       <w:tr>
         <w:trPr>
           <w:cantSplit/>
-          <w:trHeight w:val="720" w:hRule="atLeast"/>
+          <w:trHeight w:val="489" w:hRule="atLeast"/>
         </w:trPr>
         <w:tc>
           <w:tcPr>
@@ -3203,9 +4427,9 @@
             </w:tcBorders>
             <w:vAlign w:val="center"/>
             <w:tcMar>
-              <w:top w:w="20" w:type="dxa"/>
+              <w:top w:w="8" w:type="dxa"/>
               <w:left w:w="80" w:type="dxa"/>
-              <w:bottom w:w="20" w:type="dxa"/>
+              <w:bottom w:w="8" w:type="dxa"/>
               <w:right w:w="60" w:type="dxa"/>
             </w:tcMar>
           </w:tcPr>
@@ -3219,10 +4443,10 @@
                 <w:rFonts w:ascii="Trade Gothic Next" w:hAnsi="Trade Gothic Next"/>
                 <w:b/>
                 <w:color w:val="14161B"/>
-                <w:sz w:val="22"/>
+                <w:sz w:val="21"/>
                 <w:u w:val="none"/>
               </w:rPr>
-              <w:t>13</w:t>
+              <w:t>19</w:t>
             </w:r>
           </w:p>
         </w:tc>
@@ -3237,9 +4461,9 @@
             </w:tcBorders>
             <w:vAlign w:val="center"/>
             <w:tcMar>
-              <w:top w:w="20" w:type="dxa"/>
+              <w:top w:w="8" w:type="dxa"/>
               <w:left w:w="80" w:type="dxa"/>
-              <w:bottom w:w="20" w:type="dxa"/>
+              <w:bottom w:w="8" w:type="dxa"/>
               <w:right w:w="60" w:type="dxa"/>
             </w:tcMar>
           </w:tcPr>
@@ -3253,10 +4477,10 @@
                 <w:rFonts w:ascii="Trade Gothic Next" w:hAnsi="Trade Gothic Next"/>
                 <w:b/>
                 <w:color w:val="14161B"/>
-                <w:sz w:val="22"/>
+                <w:sz w:val="21"/>
                 <w:u w:val="none"/>
               </w:rPr>
-              <w:t>Al</w:t>
+              <w:t>K</w:t>
             </w:r>
           </w:p>
         </w:tc>
@@ -3271,9 +4495,9 @@
             </w:tcBorders>
             <w:vAlign w:val="center"/>
             <w:tcMar>
-              <w:top w:w="20" w:type="dxa"/>
+              <w:top w:w="8" w:type="dxa"/>
               <w:left w:w="80" w:type="dxa"/>
-              <w:bottom w:w="20" w:type="dxa"/>
+              <w:bottom w:w="8" w:type="dxa"/>
               <w:right w:w="60" w:type="dxa"/>
             </w:tcMar>
           </w:tcPr>
@@ -3295,9 +4519,9 @@
             </w:tcBorders>
             <w:vAlign w:val="center"/>
             <w:tcMar>
-              <w:top w:w="20" w:type="dxa"/>
+              <w:top w:w="8" w:type="dxa"/>
               <w:left w:w="80" w:type="dxa"/>
-              <w:bottom w:w="20" w:type="dxa"/>
+              <w:bottom w:w="8" w:type="dxa"/>
               <w:right w:w="60" w:type="dxa"/>
             </w:tcMar>
           </w:tcPr>
@@ -3319,9 +4543,9 @@
             </w:tcBorders>
             <w:vAlign w:val="center"/>
             <w:tcMar>
-              <w:top w:w="20" w:type="dxa"/>
+              <w:top w:w="8" w:type="dxa"/>
               <w:left w:w="80" w:type="dxa"/>
-              <w:bottom w:w="20" w:type="dxa"/>
+              <w:bottom w:w="8" w:type="dxa"/>
               <w:right w:w="60" w:type="dxa"/>
             </w:tcMar>
           </w:tcPr>
@@ -3343,9 +4567,9 @@
             </w:tcBorders>
             <w:vAlign w:val="center"/>
             <w:tcMar>
-              <w:top w:w="20" w:type="dxa"/>
+              <w:top w:w="8" w:type="dxa"/>
               <w:left w:w="80" w:type="dxa"/>
-              <w:bottom w:w="20" w:type="dxa"/>
+              <w:bottom w:w="8" w:type="dxa"/>
               <w:right w:w="60" w:type="dxa"/>
             </w:tcMar>
           </w:tcPr>
@@ -3367,9 +4591,9 @@
             </w:tcBorders>
             <w:vAlign w:val="center"/>
             <w:tcMar>
-              <w:top w:w="20" w:type="dxa"/>
+              <w:top w:w="8" w:type="dxa"/>
               <w:left w:w="80" w:type="dxa"/>
-              <w:bottom w:w="20" w:type="dxa"/>
+              <w:bottom w:w="8" w:type="dxa"/>
               <w:right w:w="60" w:type="dxa"/>
             </w:tcMar>
           </w:tcPr>
@@ -3383,10 +4607,10 @@
                 <w:rFonts w:ascii="Trade Gothic Next" w:hAnsi="Trade Gothic Next"/>
                 <w:b/>
                 <w:color w:val="C8CDC2"/>
-                <w:sz w:val="22"/>
+                <w:sz w:val="21"/>
                 <w:u w:val="none"/>
               </w:rPr>
-              <w:t>Al</w:t>
+              <w:t>K</w:t>
             </w:r>
           </w:p>
         </w:tc>
@@ -3394,7 +4618,7 @@
       <w:tr>
         <w:trPr>
           <w:cantSplit/>
-          <w:trHeight w:val="720" w:hRule="atLeast"/>
+          <w:trHeight w:val="489" w:hRule="atLeast"/>
         </w:trPr>
         <w:tc>
           <w:tcPr>
@@ -3407,9 +4631,9 @@
             </w:tcBorders>
             <w:vAlign w:val="center"/>
             <w:tcMar>
-              <w:top w:w="20" w:type="dxa"/>
+              <w:top w:w="8" w:type="dxa"/>
               <w:left w:w="80" w:type="dxa"/>
-              <w:bottom w:w="20" w:type="dxa"/>
+              <w:bottom w:w="8" w:type="dxa"/>
               <w:right w:w="60" w:type="dxa"/>
             </w:tcMar>
           </w:tcPr>
@@ -3423,10 +4647,10 @@
                 <w:rFonts w:ascii="Trade Gothic Next" w:hAnsi="Trade Gothic Next"/>
                 <w:b/>
                 <w:color w:val="14161B"/>
-                <w:sz w:val="22"/>
+                <w:sz w:val="21"/>
                 <w:u w:val="none"/>
               </w:rPr>
-              <w:t>14</w:t>
+              <w:t>20</w:t>
             </w:r>
           </w:p>
         </w:tc>
@@ -3441,9 +4665,9 @@
             </w:tcBorders>
             <w:vAlign w:val="center"/>
             <w:tcMar>
-              <w:top w:w="20" w:type="dxa"/>
+              <w:top w:w="8" w:type="dxa"/>
               <w:left w:w="80" w:type="dxa"/>
-              <w:bottom w:w="20" w:type="dxa"/>
+              <w:bottom w:w="8" w:type="dxa"/>
               <w:right w:w="60" w:type="dxa"/>
             </w:tcMar>
           </w:tcPr>
@@ -3457,10 +4681,10 @@
                 <w:rFonts w:ascii="Trade Gothic Next" w:hAnsi="Trade Gothic Next"/>
                 <w:b/>
                 <w:color w:val="14161B"/>
-                <w:sz w:val="22"/>
+                <w:sz w:val="21"/>
                 <w:u w:val="none"/>
               </w:rPr>
-              <w:t>Si</w:t>
+              <w:t>Ca</w:t>
             </w:r>
           </w:p>
         </w:tc>
@@ -3475,9 +4699,9 @@
             </w:tcBorders>
             <w:vAlign w:val="center"/>
             <w:tcMar>
-              <w:top w:w="20" w:type="dxa"/>
+              <w:top w:w="8" w:type="dxa"/>
               <w:left w:w="80" w:type="dxa"/>
-              <w:bottom w:w="20" w:type="dxa"/>
+              <w:bottom w:w="8" w:type="dxa"/>
               <w:right w:w="60" w:type="dxa"/>
             </w:tcMar>
           </w:tcPr>
@@ -3499,9 +4723,9 @@
             </w:tcBorders>
             <w:vAlign w:val="center"/>
             <w:tcMar>
-              <w:top w:w="20" w:type="dxa"/>
+              <w:top w:w="8" w:type="dxa"/>
               <w:left w:w="80" w:type="dxa"/>
-              <w:bottom w:w="20" w:type="dxa"/>
+              <w:bottom w:w="8" w:type="dxa"/>
               <w:right w:w="60" w:type="dxa"/>
             </w:tcMar>
           </w:tcPr>
@@ -3523,9 +4747,9 @@
             </w:tcBorders>
             <w:vAlign w:val="center"/>
             <w:tcMar>
-              <w:top w:w="20" w:type="dxa"/>
+              <w:top w:w="8" w:type="dxa"/>
               <w:left w:w="80" w:type="dxa"/>
-              <w:bottom w:w="20" w:type="dxa"/>
+              <w:bottom w:w="8" w:type="dxa"/>
               <w:right w:w="60" w:type="dxa"/>
             </w:tcMar>
           </w:tcPr>
@@ -3547,9 +4771,9 @@
             </w:tcBorders>
             <w:vAlign w:val="center"/>
             <w:tcMar>
-              <w:top w:w="20" w:type="dxa"/>
+              <w:top w:w="8" w:type="dxa"/>
               <w:left w:w="80" w:type="dxa"/>
-              <w:bottom w:w="20" w:type="dxa"/>
+              <w:bottom w:w="8" w:type="dxa"/>
               <w:right w:w="60" w:type="dxa"/>
             </w:tcMar>
           </w:tcPr>
@@ -3571,9 +4795,9 @@
             </w:tcBorders>
             <w:vAlign w:val="center"/>
             <w:tcMar>
-              <w:top w:w="20" w:type="dxa"/>
+              <w:top w:w="8" w:type="dxa"/>
               <w:left w:w="80" w:type="dxa"/>
-              <w:bottom w:w="20" w:type="dxa"/>
+              <w:bottom w:w="8" w:type="dxa"/>
               <w:right w:w="60" w:type="dxa"/>
             </w:tcMar>
           </w:tcPr>
@@ -3587,10 +4811,10 @@
                 <w:rFonts w:ascii="Trade Gothic Next" w:hAnsi="Trade Gothic Next"/>
                 <w:b/>
                 <w:color w:val="C8CDC2"/>
-                <w:sz w:val="22"/>
+                <w:sz w:val="21"/>
                 <w:u w:val="none"/>
               </w:rPr>
-              <w:t>Si</w:t>
+              <w:t>Ca</w:t>
             </w:r>
           </w:p>
         </w:tc>
@@ -3598,7 +4822,7 @@
       <w:tr>
         <w:trPr>
           <w:cantSplit/>
-          <w:trHeight w:val="720" w:hRule="atLeast"/>
+          <w:trHeight w:val="489" w:hRule="atLeast"/>
         </w:trPr>
         <w:tc>
           <w:tcPr>
@@ -3611,9 +4835,9 @@
             </w:tcBorders>
             <w:vAlign w:val="center"/>
             <w:tcMar>
-              <w:top w:w="20" w:type="dxa"/>
+              <w:top w:w="8" w:type="dxa"/>
               <w:left w:w="80" w:type="dxa"/>
-              <w:bottom w:w="20" w:type="dxa"/>
+              <w:bottom w:w="8" w:type="dxa"/>
               <w:right w:w="60" w:type="dxa"/>
             </w:tcMar>
           </w:tcPr>
@@ -3627,10 +4851,10 @@
                 <w:rFonts w:ascii="Trade Gothic Next" w:hAnsi="Trade Gothic Next"/>
                 <w:b/>
                 <w:color w:val="14161B"/>
-                <w:sz w:val="22"/>
+                <w:sz w:val="21"/>
                 <w:u w:val="none"/>
               </w:rPr>
-              <w:t>15</w:t>
+              <w:t>21</w:t>
             </w:r>
           </w:p>
         </w:tc>
@@ -3645,9 +4869,9 @@
             </w:tcBorders>
             <w:vAlign w:val="center"/>
             <w:tcMar>
-              <w:top w:w="20" w:type="dxa"/>
+              <w:top w:w="8" w:type="dxa"/>
               <w:left w:w="80" w:type="dxa"/>
-              <w:bottom w:w="20" w:type="dxa"/>
+              <w:bottom w:w="8" w:type="dxa"/>
               <w:right w:w="60" w:type="dxa"/>
             </w:tcMar>
           </w:tcPr>
@@ -3661,10 +4885,10 @@
                 <w:rFonts w:ascii="Trade Gothic Next" w:hAnsi="Trade Gothic Next"/>
                 <w:b/>
                 <w:color w:val="14161B"/>
-                <w:sz w:val="22"/>
+                <w:sz w:val="21"/>
                 <w:u w:val="none"/>
               </w:rPr>
-              <w:t>P</w:t>
+              <w:t>Sc</w:t>
             </w:r>
           </w:p>
         </w:tc>
@@ -3679,9 +4903,9 @@
             </w:tcBorders>
             <w:vAlign w:val="center"/>
             <w:tcMar>
-              <w:top w:w="20" w:type="dxa"/>
+              <w:top w:w="8" w:type="dxa"/>
               <w:left w:w="80" w:type="dxa"/>
-              <w:bottom w:w="20" w:type="dxa"/>
+              <w:bottom w:w="8" w:type="dxa"/>
               <w:right w:w="60" w:type="dxa"/>
             </w:tcMar>
           </w:tcPr>
@@ -3703,9 +4927,9 @@
             </w:tcBorders>
             <w:vAlign w:val="center"/>
             <w:tcMar>
-              <w:top w:w="20" w:type="dxa"/>
+              <w:top w:w="8" w:type="dxa"/>
               <w:left w:w="80" w:type="dxa"/>
-              <w:bottom w:w="20" w:type="dxa"/>
+              <w:bottom w:w="8" w:type="dxa"/>
               <w:right w:w="60" w:type="dxa"/>
             </w:tcMar>
           </w:tcPr>
@@ -3727,9 +4951,9 @@
             </w:tcBorders>
             <w:vAlign w:val="center"/>
             <w:tcMar>
-              <w:top w:w="20" w:type="dxa"/>
+              <w:top w:w="8" w:type="dxa"/>
               <w:left w:w="80" w:type="dxa"/>
-              <w:bottom w:w="20" w:type="dxa"/>
+              <w:bottom w:w="8" w:type="dxa"/>
               <w:right w:w="60" w:type="dxa"/>
             </w:tcMar>
           </w:tcPr>
@@ -3751,9 +4975,9 @@
             </w:tcBorders>
             <w:vAlign w:val="center"/>
             <w:tcMar>
-              <w:top w:w="20" w:type="dxa"/>
+              <w:top w:w="8" w:type="dxa"/>
               <w:left w:w="80" w:type="dxa"/>
-              <w:bottom w:w="20" w:type="dxa"/>
+              <w:bottom w:w="8" w:type="dxa"/>
               <w:right w:w="60" w:type="dxa"/>
             </w:tcMar>
           </w:tcPr>
@@ -3775,9 +4999,9 @@
             </w:tcBorders>
             <w:vAlign w:val="center"/>
             <w:tcMar>
-              <w:top w:w="20" w:type="dxa"/>
+              <w:top w:w="8" w:type="dxa"/>
               <w:left w:w="80" w:type="dxa"/>
-              <w:bottom w:w="20" w:type="dxa"/>
+              <w:bottom w:w="8" w:type="dxa"/>
               <w:right w:w="60" w:type="dxa"/>
             </w:tcMar>
           </w:tcPr>
@@ -3791,10 +5015,10 @@
                 <w:rFonts w:ascii="Trade Gothic Next" w:hAnsi="Trade Gothic Next"/>
                 <w:b/>
                 <w:color w:val="C8CDC2"/>
-                <w:sz w:val="22"/>
+                <w:sz w:val="21"/>
                 <w:u w:val="none"/>
               </w:rPr>
-              <w:t>P</w:t>
+              <w:t>Sc</w:t>
             </w:r>
           </w:p>
         </w:tc>
@@ -3802,7 +5026,7 @@
       <w:tr>
         <w:trPr>
           <w:cantSplit/>
-          <w:trHeight w:val="720" w:hRule="atLeast"/>
+          <w:trHeight w:val="489" w:hRule="atLeast"/>
         </w:trPr>
         <w:tc>
           <w:tcPr>
@@ -3815,9 +5039,9 @@
             </w:tcBorders>
             <w:vAlign w:val="center"/>
             <w:tcMar>
-              <w:top w:w="20" w:type="dxa"/>
+              <w:top w:w="8" w:type="dxa"/>
               <w:left w:w="80" w:type="dxa"/>
-              <w:bottom w:w="20" w:type="dxa"/>
+              <w:bottom w:w="8" w:type="dxa"/>
               <w:right w:w="60" w:type="dxa"/>
             </w:tcMar>
           </w:tcPr>
@@ -3831,10 +5055,10 @@
                 <w:rFonts w:ascii="Trade Gothic Next" w:hAnsi="Trade Gothic Next"/>
                 <w:b/>
                 <w:color w:val="14161B"/>
-                <w:sz w:val="22"/>
+                <w:sz w:val="21"/>
                 <w:u w:val="none"/>
               </w:rPr>
-              <w:t>16</w:t>
+              <w:t>22</w:t>
             </w:r>
           </w:p>
         </w:tc>
@@ -3849,9 +5073,9 @@
             </w:tcBorders>
             <w:vAlign w:val="center"/>
             <w:tcMar>
-              <w:top w:w="20" w:type="dxa"/>
+              <w:top w:w="8" w:type="dxa"/>
               <w:left w:w="80" w:type="dxa"/>
-              <w:bottom w:w="20" w:type="dxa"/>
+              <w:bottom w:w="8" w:type="dxa"/>
               <w:right w:w="60" w:type="dxa"/>
             </w:tcMar>
           </w:tcPr>
@@ -3865,10 +5089,10 @@
                 <w:rFonts w:ascii="Trade Gothic Next" w:hAnsi="Trade Gothic Next"/>
                 <w:b/>
                 <w:color w:val="14161B"/>
-                <w:sz w:val="22"/>
+                <w:sz w:val="21"/>
                 <w:u w:val="none"/>
               </w:rPr>
-              <w:t>S</w:t>
+              <w:t>Ti</w:t>
             </w:r>
           </w:p>
         </w:tc>
@@ -3883,9 +5107,9 @@
             </w:tcBorders>
             <w:vAlign w:val="center"/>
             <w:tcMar>
-              <w:top w:w="20" w:type="dxa"/>
+              <w:top w:w="8" w:type="dxa"/>
               <w:left w:w="80" w:type="dxa"/>
-              <w:bottom w:w="20" w:type="dxa"/>
+              <w:bottom w:w="8" w:type="dxa"/>
               <w:right w:w="60" w:type="dxa"/>
             </w:tcMar>
           </w:tcPr>
@@ -3907,9 +5131,9 @@
             </w:tcBorders>
             <w:vAlign w:val="center"/>
             <w:tcMar>
-              <w:top w:w="20" w:type="dxa"/>
+              <w:top w:w="8" w:type="dxa"/>
               <w:left w:w="80" w:type="dxa"/>
-              <w:bottom w:w="20" w:type="dxa"/>
+              <w:bottom w:w="8" w:type="dxa"/>
               <w:right w:w="60" w:type="dxa"/>
             </w:tcMar>
           </w:tcPr>
@@ -3931,9 +5155,9 @@
             </w:tcBorders>
             <w:vAlign w:val="center"/>
             <w:tcMar>
-              <w:top w:w="20" w:type="dxa"/>
+              <w:top w:w="8" w:type="dxa"/>
               <w:left w:w="80" w:type="dxa"/>
-              <w:bottom w:w="20" w:type="dxa"/>
+              <w:bottom w:w="8" w:type="dxa"/>
               <w:right w:w="60" w:type="dxa"/>
             </w:tcMar>
           </w:tcPr>
@@ -3955,9 +5179,9 @@
             </w:tcBorders>
             <w:vAlign w:val="center"/>
             <w:tcMar>
-              <w:top w:w="20" w:type="dxa"/>
+              <w:top w:w="8" w:type="dxa"/>
               <w:left w:w="80" w:type="dxa"/>
-              <w:bottom w:w="20" w:type="dxa"/>
+              <w:bottom w:w="8" w:type="dxa"/>
               <w:right w:w="60" w:type="dxa"/>
             </w:tcMar>
           </w:tcPr>
@@ -3979,9 +5203,9 @@
             </w:tcBorders>
             <w:vAlign w:val="center"/>
             <w:tcMar>
-              <w:top w:w="20" w:type="dxa"/>
+              <w:top w:w="8" w:type="dxa"/>
               <w:left w:w="80" w:type="dxa"/>
-              <w:bottom w:w="20" w:type="dxa"/>
+              <w:bottom w:w="8" w:type="dxa"/>
               <w:right w:w="60" w:type="dxa"/>
             </w:tcMar>
           </w:tcPr>
@@ -3995,10 +5219,10 @@
                 <w:rFonts w:ascii="Trade Gothic Next" w:hAnsi="Trade Gothic Next"/>
                 <w:b/>
                 <w:color w:val="C8CDC2"/>
-                <w:sz w:val="22"/>
+                <w:sz w:val="21"/>
                 <w:u w:val="none"/>
               </w:rPr>
-              <w:t>S</w:t>
+              <w:t>Ti</w:t>
             </w:r>
           </w:p>
         </w:tc>
@@ -4006,7 +5230,7 @@
       <w:tr>
         <w:trPr>
           <w:cantSplit/>
-          <w:trHeight w:val="720" w:hRule="atLeast"/>
+          <w:trHeight w:val="489" w:hRule="atLeast"/>
         </w:trPr>
         <w:tc>
           <w:tcPr>
@@ -4019,9 +5243,9 @@
             </w:tcBorders>
             <w:vAlign w:val="center"/>
             <w:tcMar>
-              <w:top w:w="20" w:type="dxa"/>
+              <w:top w:w="8" w:type="dxa"/>
               <w:left w:w="80" w:type="dxa"/>
-              <w:bottom w:w="20" w:type="dxa"/>
+              <w:bottom w:w="8" w:type="dxa"/>
               <w:right w:w="60" w:type="dxa"/>
             </w:tcMar>
           </w:tcPr>
@@ -4035,10 +5259,10 @@
                 <w:rFonts w:ascii="Trade Gothic Next" w:hAnsi="Trade Gothic Next"/>
                 <w:b/>
                 <w:color w:val="14161B"/>
-                <w:sz w:val="22"/>
+                <w:sz w:val="21"/>
                 <w:u w:val="none"/>
               </w:rPr>
-              <w:t>17</w:t>
+              <w:t>23</w:t>
             </w:r>
           </w:p>
         </w:tc>
@@ -4053,9 +5277,9 @@
             </w:tcBorders>
             <w:vAlign w:val="center"/>
             <w:tcMar>
-              <w:top w:w="20" w:type="dxa"/>
+              <w:top w:w="8" w:type="dxa"/>
               <w:left w:w="80" w:type="dxa"/>
-              <w:bottom w:w="20" w:type="dxa"/>
+              <w:bottom w:w="8" w:type="dxa"/>
               <w:right w:w="60" w:type="dxa"/>
             </w:tcMar>
           </w:tcPr>
@@ -4069,10 +5293,10 @@
                 <w:rFonts w:ascii="Trade Gothic Next" w:hAnsi="Trade Gothic Next"/>
                 <w:b/>
                 <w:color w:val="14161B"/>
-                <w:sz w:val="22"/>
+                <w:sz w:val="21"/>
                 <w:u w:val="none"/>
               </w:rPr>
-              <w:t>Cl</w:t>
+              <w:t>V</w:t>
             </w:r>
           </w:p>
         </w:tc>
@@ -4087,9 +5311,9 @@
             </w:tcBorders>
             <w:vAlign w:val="center"/>
             <w:tcMar>
-              <w:top w:w="20" w:type="dxa"/>
+              <w:top w:w="8" w:type="dxa"/>
               <w:left w:w="80" w:type="dxa"/>
-              <w:bottom w:w="20" w:type="dxa"/>
+              <w:bottom w:w="8" w:type="dxa"/>
               <w:right w:w="60" w:type="dxa"/>
             </w:tcMar>
           </w:tcPr>
@@ -4111,9 +5335,9 @@
             </w:tcBorders>
             <w:vAlign w:val="center"/>
             <w:tcMar>
-              <w:top w:w="20" w:type="dxa"/>
+              <w:top w:w="8" w:type="dxa"/>
               <w:left w:w="80" w:type="dxa"/>
-              <w:bottom w:w="20" w:type="dxa"/>
+              <w:bottom w:w="8" w:type="dxa"/>
               <w:right w:w="60" w:type="dxa"/>
             </w:tcMar>
           </w:tcPr>
@@ -4135,9 +5359,9 @@
             </w:tcBorders>
             <w:vAlign w:val="center"/>
             <w:tcMar>
-              <w:top w:w="20" w:type="dxa"/>
+              <w:top w:w="8" w:type="dxa"/>
               <w:left w:w="80" w:type="dxa"/>
-              <w:bottom w:w="20" w:type="dxa"/>
+              <w:bottom w:w="8" w:type="dxa"/>
               <w:right w:w="60" w:type="dxa"/>
             </w:tcMar>
           </w:tcPr>
@@ -4159,9 +5383,9 @@
             </w:tcBorders>
             <w:vAlign w:val="center"/>
             <w:tcMar>
-              <w:top w:w="20" w:type="dxa"/>
+              <w:top w:w="8" w:type="dxa"/>
               <w:left w:w="80" w:type="dxa"/>
-              <w:bottom w:w="20" w:type="dxa"/>
+              <w:bottom w:w="8" w:type="dxa"/>
               <w:right w:w="60" w:type="dxa"/>
             </w:tcMar>
           </w:tcPr>
@@ -4183,9 +5407,9 @@
             </w:tcBorders>
             <w:vAlign w:val="center"/>
             <w:tcMar>
-              <w:top w:w="20" w:type="dxa"/>
+              <w:top w:w="8" w:type="dxa"/>
               <w:left w:w="80" w:type="dxa"/>
-              <w:bottom w:w="20" w:type="dxa"/>
+              <w:bottom w:w="8" w:type="dxa"/>
               <w:right w:w="60" w:type="dxa"/>
             </w:tcMar>
           </w:tcPr>
@@ -4199,10 +5423,10 @@
                 <w:rFonts w:ascii="Trade Gothic Next" w:hAnsi="Trade Gothic Next"/>
                 <w:b/>
                 <w:color w:val="C8CDC2"/>
-                <w:sz w:val="22"/>
+                <w:sz w:val="21"/>
                 <w:u w:val="none"/>
               </w:rPr>
-              <w:t>Cl</w:t>
+              <w:t>V</w:t>
             </w:r>
           </w:p>
         </w:tc>
@@ -4210,7 +5434,7 @@
       <w:tr>
         <w:trPr>
           <w:cantSplit/>
-          <w:trHeight w:val="720" w:hRule="atLeast"/>
+          <w:trHeight w:val="489" w:hRule="atLeast"/>
         </w:trPr>
         <w:tc>
           <w:tcPr>
@@ -4223,9 +5447,9 @@
             </w:tcBorders>
             <w:vAlign w:val="center"/>
             <w:tcMar>
-              <w:top w:w="20" w:type="dxa"/>
+              <w:top w:w="8" w:type="dxa"/>
               <w:left w:w="80" w:type="dxa"/>
-              <w:bottom w:w="20" w:type="dxa"/>
+              <w:bottom w:w="8" w:type="dxa"/>
               <w:right w:w="60" w:type="dxa"/>
             </w:tcMar>
           </w:tcPr>
@@ -4239,10 +5463,10 @@
                 <w:rFonts w:ascii="Trade Gothic Next" w:hAnsi="Trade Gothic Next"/>
                 <w:b/>
                 <w:color w:val="14161B"/>
-                <w:sz w:val="22"/>
+                <w:sz w:val="21"/>
                 <w:u w:val="none"/>
               </w:rPr>
-              <w:t>18</w:t>
+              <w:t>24</w:t>
             </w:r>
           </w:p>
         </w:tc>
@@ -4257,9 +5481,9 @@
             </w:tcBorders>
             <w:vAlign w:val="center"/>
             <w:tcMar>
-              <w:top w:w="20" w:type="dxa"/>
+              <w:top w:w="8" w:type="dxa"/>
               <w:left w:w="80" w:type="dxa"/>
-              <w:bottom w:w="20" w:type="dxa"/>
+              <w:bottom w:w="8" w:type="dxa"/>
               <w:right w:w="60" w:type="dxa"/>
             </w:tcMar>
           </w:tcPr>
@@ -4273,10 +5497,10 @@
                 <w:rFonts w:ascii="Trade Gothic Next" w:hAnsi="Trade Gothic Next"/>
                 <w:b/>
                 <w:color w:val="14161B"/>
-                <w:sz w:val="22"/>
+                <w:sz w:val="21"/>
                 <w:u w:val="none"/>
               </w:rPr>
-              <w:t>Ar</w:t>
+              <w:t>Cr</w:t>
             </w:r>
           </w:p>
         </w:tc>
@@ -4291,9 +5515,9 @@
             </w:tcBorders>
             <w:vAlign w:val="center"/>
             <w:tcMar>
-              <w:top w:w="20" w:type="dxa"/>
+              <w:top w:w="8" w:type="dxa"/>
               <w:left w:w="80" w:type="dxa"/>
-              <w:bottom w:w="20" w:type="dxa"/>
+              <w:bottom w:w="8" w:type="dxa"/>
               <w:right w:w="60" w:type="dxa"/>
             </w:tcMar>
           </w:tcPr>
@@ -4315,9 +5539,9 @@
             </w:tcBorders>
             <w:vAlign w:val="center"/>
             <w:tcMar>
-              <w:top w:w="20" w:type="dxa"/>
+              <w:top w:w="8" w:type="dxa"/>
               <w:left w:w="80" w:type="dxa"/>
-              <w:bottom w:w="20" w:type="dxa"/>
+              <w:bottom w:w="8" w:type="dxa"/>
               <w:right w:w="60" w:type="dxa"/>
             </w:tcMar>
           </w:tcPr>
@@ -4339,9 +5563,9 @@
             </w:tcBorders>
             <w:vAlign w:val="center"/>
             <w:tcMar>
-              <w:top w:w="20" w:type="dxa"/>
+              <w:top w:w="8" w:type="dxa"/>
               <w:left w:w="80" w:type="dxa"/>
-              <w:bottom w:w="20" w:type="dxa"/>
+              <w:bottom w:w="8" w:type="dxa"/>
               <w:right w:w="60" w:type="dxa"/>
             </w:tcMar>
           </w:tcPr>
@@ -4363,9 +5587,9 @@
             </w:tcBorders>
             <w:vAlign w:val="center"/>
             <w:tcMar>
-              <w:top w:w="20" w:type="dxa"/>
+              <w:top w:w="8" w:type="dxa"/>
               <w:left w:w="80" w:type="dxa"/>
-              <w:bottom w:w="20" w:type="dxa"/>
+              <w:bottom w:w="8" w:type="dxa"/>
               <w:right w:w="60" w:type="dxa"/>
             </w:tcMar>
           </w:tcPr>
@@ -4387,9 +5611,9 @@
             </w:tcBorders>
             <w:vAlign w:val="center"/>
             <w:tcMar>
-              <w:top w:w="20" w:type="dxa"/>
+              <w:top w:w="8" w:type="dxa"/>
               <w:left w:w="80" w:type="dxa"/>
-              <w:bottom w:w="20" w:type="dxa"/>
+              <w:bottom w:w="8" w:type="dxa"/>
               <w:right w:w="60" w:type="dxa"/>
             </w:tcMar>
           </w:tcPr>
@@ -4403,10 +5627,10 @@
                 <w:rFonts w:ascii="Trade Gothic Next" w:hAnsi="Trade Gothic Next"/>
                 <w:b/>
                 <w:color w:val="C8CDC2"/>
-                <w:sz w:val="22"/>
+                <w:sz w:val="21"/>
                 <w:u w:val="none"/>
               </w:rPr>
-              <w:t>Ar</w:t>
+              <w:t>Cr</w:t>
             </w:r>
           </w:p>
         </w:tc>
@@ -4414,7 +5638,7 @@
       <w:tr>
         <w:trPr>
           <w:cantSplit/>
-          <w:trHeight w:val="720" w:hRule="atLeast"/>
+          <w:trHeight w:val="489" w:hRule="atLeast"/>
         </w:trPr>
         <w:tc>
           <w:tcPr>
@@ -4427,9 +5651,9 @@
             </w:tcBorders>
             <w:vAlign w:val="center"/>
             <w:tcMar>
-              <w:top w:w="20" w:type="dxa"/>
+              <w:top w:w="8" w:type="dxa"/>
               <w:left w:w="80" w:type="dxa"/>
-              <w:bottom w:w="20" w:type="dxa"/>
+              <w:bottom w:w="8" w:type="dxa"/>
               <w:right w:w="60" w:type="dxa"/>
             </w:tcMar>
           </w:tcPr>
@@ -4443,10 +5667,10 @@
                 <w:rFonts w:ascii="Trade Gothic Next" w:hAnsi="Trade Gothic Next"/>
                 <w:b/>
                 <w:color w:val="14161B"/>
-                <w:sz w:val="22"/>
+                <w:sz w:val="21"/>
                 <w:u w:val="none"/>
               </w:rPr>
-              <w:t>19</w:t>
+              <w:t>25</w:t>
             </w:r>
           </w:p>
         </w:tc>
@@ -4461,9 +5685,9 @@
             </w:tcBorders>
             <w:vAlign w:val="center"/>
             <w:tcMar>
-              <w:top w:w="20" w:type="dxa"/>
+              <w:top w:w="8" w:type="dxa"/>
               <w:left w:w="80" w:type="dxa"/>
-              <w:bottom w:w="20" w:type="dxa"/>
+              <w:bottom w:w="8" w:type="dxa"/>
               <w:right w:w="60" w:type="dxa"/>
             </w:tcMar>
           </w:tcPr>
@@ -4477,10 +5701,10 @@
                 <w:rFonts w:ascii="Trade Gothic Next" w:hAnsi="Trade Gothic Next"/>
                 <w:b/>
                 <w:color w:val="14161B"/>
-                <w:sz w:val="22"/>
+                <w:sz w:val="21"/>
                 <w:u w:val="none"/>
               </w:rPr>
-              <w:t>K</w:t>
+              <w:t>Mn</w:t>
             </w:r>
           </w:p>
         </w:tc>
@@ -4495,9 +5719,9 @@
             </w:tcBorders>
             <w:vAlign w:val="center"/>
             <w:tcMar>
-              <w:top w:w="20" w:type="dxa"/>
+              <w:top w:w="8" w:type="dxa"/>
               <w:left w:w="80" w:type="dxa"/>
-              <w:bottom w:w="20" w:type="dxa"/>
+              <w:bottom w:w="8" w:type="dxa"/>
               <w:right w:w="60" w:type="dxa"/>
             </w:tcMar>
           </w:tcPr>
@@ -4519,9 +5743,9 @@
             </w:tcBorders>
             <w:vAlign w:val="center"/>
             <w:tcMar>
-              <w:top w:w="20" w:type="dxa"/>
+              <w:top w:w="8" w:type="dxa"/>
               <w:left w:w="80" w:type="dxa"/>
-              <w:bottom w:w="20" w:type="dxa"/>
+              <w:bottom w:w="8" w:type="dxa"/>
               <w:right w:w="60" w:type="dxa"/>
             </w:tcMar>
           </w:tcPr>
@@ -4543,9 +5767,9 @@
             </w:tcBorders>
             <w:vAlign w:val="center"/>
             <w:tcMar>
-              <w:top w:w="20" w:type="dxa"/>
+              <w:top w:w="8" w:type="dxa"/>
               <w:left w:w="80" w:type="dxa"/>
-              <w:bottom w:w="20" w:type="dxa"/>
+              <w:bottom w:w="8" w:type="dxa"/>
               <w:right w:w="60" w:type="dxa"/>
             </w:tcMar>
           </w:tcPr>
@@ -4567,9 +5791,9 @@
             </w:tcBorders>
             <w:vAlign w:val="center"/>
             <w:tcMar>
-              <w:top w:w="20" w:type="dxa"/>
+              <w:top w:w="8" w:type="dxa"/>
               <w:left w:w="80" w:type="dxa"/>
-              <w:bottom w:w="20" w:type="dxa"/>
+              <w:bottom w:w="8" w:type="dxa"/>
               <w:right w:w="60" w:type="dxa"/>
             </w:tcMar>
           </w:tcPr>
@@ -4591,9 +5815,9 @@
             </w:tcBorders>
             <w:vAlign w:val="center"/>
             <w:tcMar>
-              <w:top w:w="20" w:type="dxa"/>
+              <w:top w:w="8" w:type="dxa"/>
               <w:left w:w="80" w:type="dxa"/>
-              <w:bottom w:w="20" w:type="dxa"/>
+              <w:bottom w:w="8" w:type="dxa"/>
               <w:right w:w="60" w:type="dxa"/>
             </w:tcMar>
           </w:tcPr>
@@ -4607,10 +5831,10 @@
                 <w:rFonts w:ascii="Trade Gothic Next" w:hAnsi="Trade Gothic Next"/>
                 <w:b/>
                 <w:color w:val="C8CDC2"/>
-                <w:sz w:val="22"/>
+                <w:sz w:val="21"/>
                 <w:u w:val="none"/>
               </w:rPr>
-              <w:t>K</w:t>
+              <w:t>Mn</w:t>
             </w:r>
           </w:p>
         </w:tc>
@@ -4618,7 +5842,7 @@
       <w:tr>
         <w:trPr>
           <w:cantSplit/>
-          <w:trHeight w:val="720" w:hRule="atLeast"/>
+          <w:trHeight w:val="489" w:hRule="atLeast"/>
         </w:trPr>
         <w:tc>
           <w:tcPr>
@@ -4631,9 +5855,9 @@
             </w:tcBorders>
             <w:vAlign w:val="center"/>
             <w:tcMar>
-              <w:top w:w="20" w:type="dxa"/>
+              <w:top w:w="8" w:type="dxa"/>
               <w:left w:w="80" w:type="dxa"/>
-              <w:bottom w:w="20" w:type="dxa"/>
+              <w:bottom w:w="8" w:type="dxa"/>
               <w:right w:w="60" w:type="dxa"/>
             </w:tcMar>
           </w:tcPr>
@@ -4647,10 +5871,10 @@
                 <w:rFonts w:ascii="Trade Gothic Next" w:hAnsi="Trade Gothic Next"/>
                 <w:b/>
                 <w:color w:val="14161B"/>
-                <w:sz w:val="22"/>
+                <w:sz w:val="21"/>
                 <w:u w:val="none"/>
               </w:rPr>
-              <w:t>20</w:t>
+              <w:t>26</w:t>
             </w:r>
           </w:p>
         </w:tc>
@@ -4665,9 +5889,9 @@
             </w:tcBorders>
             <w:vAlign w:val="center"/>
             <w:tcMar>
-              <w:top w:w="20" w:type="dxa"/>
+              <w:top w:w="8" w:type="dxa"/>
               <w:left w:w="80" w:type="dxa"/>
-              <w:bottom w:w="20" w:type="dxa"/>
+              <w:bottom w:w="8" w:type="dxa"/>
               <w:right w:w="60" w:type="dxa"/>
             </w:tcMar>
           </w:tcPr>
@@ -4681,10 +5905,10 @@
                 <w:rFonts w:ascii="Trade Gothic Next" w:hAnsi="Trade Gothic Next"/>
                 <w:b/>
                 <w:color w:val="14161B"/>
-                <w:sz w:val="22"/>
+                <w:sz w:val="21"/>
                 <w:u w:val="none"/>
               </w:rPr>
-              <w:t>Ca</w:t>
+              <w:t>Fe</w:t>
             </w:r>
           </w:p>
         </w:tc>
@@ -4699,9 +5923,9 @@
             </w:tcBorders>
             <w:vAlign w:val="center"/>
             <w:tcMar>
-              <w:top w:w="20" w:type="dxa"/>
+              <w:top w:w="8" w:type="dxa"/>
               <w:left w:w="80" w:type="dxa"/>
-              <w:bottom w:w="20" w:type="dxa"/>
+              <w:bottom w:w="8" w:type="dxa"/>
               <w:right w:w="60" w:type="dxa"/>
             </w:tcMar>
           </w:tcPr>
@@ -4723,9 +5947,9 @@
             </w:tcBorders>
             <w:vAlign w:val="center"/>
             <w:tcMar>
-              <w:top w:w="20" w:type="dxa"/>
+              <w:top w:w="8" w:type="dxa"/>
               <w:left w:w="80" w:type="dxa"/>
-              <w:bottom w:w="20" w:type="dxa"/>
+              <w:bottom w:w="8" w:type="dxa"/>
               <w:right w:w="60" w:type="dxa"/>
             </w:tcMar>
           </w:tcPr>
@@ -4747,9 +5971,9 @@
             </w:tcBorders>
             <w:vAlign w:val="center"/>
             <w:tcMar>
-              <w:top w:w="20" w:type="dxa"/>
+              <w:top w:w="8" w:type="dxa"/>
               <w:left w:w="80" w:type="dxa"/>
-              <w:bottom w:w="20" w:type="dxa"/>
+              <w:bottom w:w="8" w:type="dxa"/>
               <w:right w:w="60" w:type="dxa"/>
             </w:tcMar>
           </w:tcPr>
@@ -4771,9 +5995,9 @@
             </w:tcBorders>
             <w:vAlign w:val="center"/>
             <w:tcMar>
-              <w:top w:w="20" w:type="dxa"/>
+              <w:top w:w="8" w:type="dxa"/>
               <w:left w:w="80" w:type="dxa"/>
-              <w:bottom w:w="20" w:type="dxa"/>
+              <w:bottom w:w="8" w:type="dxa"/>
               <w:right w:w="60" w:type="dxa"/>
             </w:tcMar>
           </w:tcPr>
@@ -4795,9 +6019,9 @@
             </w:tcBorders>
             <w:vAlign w:val="center"/>
             <w:tcMar>
-              <w:top w:w="20" w:type="dxa"/>
+              <w:top w:w="8" w:type="dxa"/>
               <w:left w:w="80" w:type="dxa"/>
-              <w:bottom w:w="20" w:type="dxa"/>
+              <w:bottom w:w="8" w:type="dxa"/>
               <w:right w:w="60" w:type="dxa"/>
             </w:tcMar>
           </w:tcPr>
@@ -4811,10 +6035,10 @@
                 <w:rFonts w:ascii="Trade Gothic Next" w:hAnsi="Trade Gothic Next"/>
                 <w:b/>
                 <w:color w:val="C8CDC2"/>
-                <w:sz w:val="22"/>
+                <w:sz w:val="21"/>
                 <w:u w:val="none"/>
               </w:rPr>
-              <w:t>Ca</w:t>
+              <w:t>Fe</w:t>
             </w:r>
           </w:p>
         </w:tc>
@@ -4822,7 +6046,7 @@
       <w:tr>
         <w:trPr>
           <w:cantSplit/>
-          <w:trHeight w:val="720" w:hRule="atLeast"/>
+          <w:trHeight w:val="489" w:hRule="atLeast"/>
         </w:trPr>
         <w:tc>
           <w:tcPr>
@@ -4835,9 +6059,9 @@
             </w:tcBorders>
             <w:vAlign w:val="center"/>
             <w:tcMar>
-              <w:top w:w="20" w:type="dxa"/>
+              <w:top w:w="8" w:type="dxa"/>
               <w:left w:w="80" w:type="dxa"/>
-              <w:bottom w:w="20" w:type="dxa"/>
+              <w:bottom w:w="8" w:type="dxa"/>
               <w:right w:w="60" w:type="dxa"/>
             </w:tcMar>
           </w:tcPr>
@@ -4851,10 +6075,10 @@
                 <w:rFonts w:ascii="Trade Gothic Next" w:hAnsi="Trade Gothic Next"/>
                 <w:b/>
                 <w:color w:val="14161B"/>
-                <w:sz w:val="22"/>
+                <w:sz w:val="21"/>
                 <w:u w:val="none"/>
               </w:rPr>
-              <w:t>21</w:t>
+              <w:t>27</w:t>
             </w:r>
           </w:p>
         </w:tc>
@@ -4869,9 +6093,9 @@
             </w:tcBorders>
             <w:vAlign w:val="center"/>
             <w:tcMar>
-              <w:top w:w="20" w:type="dxa"/>
+              <w:top w:w="8" w:type="dxa"/>
               <w:left w:w="80" w:type="dxa"/>
-              <w:bottom w:w="20" w:type="dxa"/>
+              <w:bottom w:w="8" w:type="dxa"/>
               <w:right w:w="60" w:type="dxa"/>
             </w:tcMar>
           </w:tcPr>
@@ -4885,10 +6109,10 @@
                 <w:rFonts w:ascii="Trade Gothic Next" w:hAnsi="Trade Gothic Next"/>
                 <w:b/>
                 <w:color w:val="14161B"/>
-                <w:sz w:val="22"/>
+                <w:sz w:val="21"/>
                 <w:u w:val="none"/>
               </w:rPr>
-              <w:t>Sc</w:t>
+              <w:t>Co</w:t>
             </w:r>
           </w:p>
         </w:tc>
@@ -4903,9 +6127,9 @@
             </w:tcBorders>
             <w:vAlign w:val="center"/>
             <w:tcMar>
-              <w:top w:w="20" w:type="dxa"/>
+              <w:top w:w="8" w:type="dxa"/>
               <w:left w:w="80" w:type="dxa"/>
-              <w:bottom w:w="20" w:type="dxa"/>
+              <w:bottom w:w="8" w:type="dxa"/>
               <w:right w:w="60" w:type="dxa"/>
             </w:tcMar>
           </w:tcPr>
@@ -4927,9 +6151,9 @@
             </w:tcBorders>
             <w:vAlign w:val="center"/>
             <w:tcMar>
-              <w:top w:w="20" w:type="dxa"/>
+              <w:top w:w="8" w:type="dxa"/>
               <w:left w:w="80" w:type="dxa"/>
-              <w:bottom w:w="20" w:type="dxa"/>
+              <w:bottom w:w="8" w:type="dxa"/>
               <w:right w:w="60" w:type="dxa"/>
             </w:tcMar>
           </w:tcPr>
@@ -4951,9 +6175,9 @@
             </w:tcBorders>
             <w:vAlign w:val="center"/>
             <w:tcMar>
-              <w:top w:w="20" w:type="dxa"/>
+              <w:top w:w="8" w:type="dxa"/>
               <w:left w:w="80" w:type="dxa"/>
-              <w:bottom w:w="20" w:type="dxa"/>
+              <w:bottom w:w="8" w:type="dxa"/>
               <w:right w:w="60" w:type="dxa"/>
             </w:tcMar>
           </w:tcPr>
@@ -4975,9 +6199,9 @@
             </w:tcBorders>
             <w:vAlign w:val="center"/>
             <w:tcMar>
-              <w:top w:w="20" w:type="dxa"/>
+              <w:top w:w="8" w:type="dxa"/>
               <w:left w:w="80" w:type="dxa"/>
-              <w:bottom w:w="20" w:type="dxa"/>
+              <w:bottom w:w="8" w:type="dxa"/>
               <w:right w:w="60" w:type="dxa"/>
             </w:tcMar>
           </w:tcPr>
@@ -4999,9 +6223,9 @@
             </w:tcBorders>
             <w:vAlign w:val="center"/>
             <w:tcMar>
-              <w:top w:w="20" w:type="dxa"/>
+              <w:top w:w="8" w:type="dxa"/>
               <w:left w:w="80" w:type="dxa"/>
-              <w:bottom w:w="20" w:type="dxa"/>
+              <w:bottom w:w="8" w:type="dxa"/>
               <w:right w:w="60" w:type="dxa"/>
             </w:tcMar>
           </w:tcPr>
@@ -5015,10 +6239,10 @@
                 <w:rFonts w:ascii="Trade Gothic Next" w:hAnsi="Trade Gothic Next"/>
                 <w:b/>
                 <w:color w:val="C8CDC2"/>
-                <w:sz w:val="22"/>
+                <w:sz w:val="21"/>
                 <w:u w:val="none"/>
               </w:rPr>
-              <w:t>Sc</w:t>
+              <w:t>Co</w:t>
             </w:r>
           </w:p>
         </w:tc>
@@ -5026,7 +6250,7 @@
       <w:tr>
         <w:trPr>
           <w:cantSplit/>
-          <w:trHeight w:val="720" w:hRule="atLeast"/>
+          <w:trHeight w:val="489" w:hRule="atLeast"/>
         </w:trPr>
         <w:tc>
           <w:tcPr>
@@ -5039,9 +6263,9 @@
             </w:tcBorders>
             <w:vAlign w:val="center"/>
             <w:tcMar>
-              <w:top w:w="20" w:type="dxa"/>
+              <w:top w:w="8" w:type="dxa"/>
               <w:left w:w="80" w:type="dxa"/>
-              <w:bottom w:w="20" w:type="dxa"/>
+              <w:bottom w:w="8" w:type="dxa"/>
               <w:right w:w="60" w:type="dxa"/>
             </w:tcMar>
           </w:tcPr>
@@ -5055,10 +6279,10 @@
                 <w:rFonts w:ascii="Trade Gothic Next" w:hAnsi="Trade Gothic Next"/>
                 <w:b/>
                 <w:color w:val="14161B"/>
-                <w:sz w:val="22"/>
+                <w:sz w:val="21"/>
                 <w:u w:val="none"/>
               </w:rPr>
-              <w:t>22</w:t>
+              <w:t>28</w:t>
             </w:r>
           </w:p>
         </w:tc>
@@ -5073,9 +6297,9 @@
             </w:tcBorders>
             <w:vAlign w:val="center"/>
             <w:tcMar>
-              <w:top w:w="20" w:type="dxa"/>
+              <w:top w:w="8" w:type="dxa"/>
               <w:left w:w="80" w:type="dxa"/>
-              <w:bottom w:w="20" w:type="dxa"/>
+              <w:bottom w:w="8" w:type="dxa"/>
               <w:right w:w="60" w:type="dxa"/>
             </w:tcMar>
           </w:tcPr>
@@ -5089,10 +6313,10 @@
                 <w:rFonts w:ascii="Trade Gothic Next" w:hAnsi="Trade Gothic Next"/>
                 <w:b/>
                 <w:color w:val="14161B"/>
-                <w:sz w:val="22"/>
+                <w:sz w:val="21"/>
                 <w:u w:val="none"/>
               </w:rPr>
-              <w:t>Ti</w:t>
+              <w:t>Ni</w:t>
             </w:r>
           </w:p>
         </w:tc>
@@ -5107,9 +6331,9 @@
             </w:tcBorders>
             <w:vAlign w:val="center"/>
             <w:tcMar>
-              <w:top w:w="20" w:type="dxa"/>
+              <w:top w:w="8" w:type="dxa"/>
               <w:left w:w="80" w:type="dxa"/>
-              <w:bottom w:w="20" w:type="dxa"/>
+              <w:bottom w:w="8" w:type="dxa"/>
               <w:right w:w="60" w:type="dxa"/>
             </w:tcMar>
           </w:tcPr>
@@ -5131,9 +6355,9 @@
             </w:tcBorders>
             <w:vAlign w:val="center"/>
             <w:tcMar>
-              <w:top w:w="20" w:type="dxa"/>
+              <w:top w:w="8" w:type="dxa"/>
               <w:left w:w="80" w:type="dxa"/>
-              <w:bottom w:w="20" w:type="dxa"/>
+              <w:bottom w:w="8" w:type="dxa"/>
               <w:right w:w="60" w:type="dxa"/>
             </w:tcMar>
           </w:tcPr>
@@ -5155,9 +6379,9 @@
             </w:tcBorders>
             <w:vAlign w:val="center"/>
             <w:tcMar>
-              <w:top w:w="20" w:type="dxa"/>
+              <w:top w:w="8" w:type="dxa"/>
               <w:left w:w="80" w:type="dxa"/>
-              <w:bottom w:w="20" w:type="dxa"/>
+              <w:bottom w:w="8" w:type="dxa"/>
               <w:right w:w="60" w:type="dxa"/>
             </w:tcMar>
           </w:tcPr>
@@ -5179,9 +6403,9 @@
             </w:tcBorders>
             <w:vAlign w:val="center"/>
             <w:tcMar>
-              <w:top w:w="20" w:type="dxa"/>
+              <w:top w:w="8" w:type="dxa"/>
               <w:left w:w="80" w:type="dxa"/>
-              <w:bottom w:w="20" w:type="dxa"/>
+              <w:bottom w:w="8" w:type="dxa"/>
               <w:right w:w="60" w:type="dxa"/>
             </w:tcMar>
           </w:tcPr>
@@ -5203,9 +6427,9 @@
             </w:tcBorders>
             <w:vAlign w:val="center"/>
             <w:tcMar>
-              <w:top w:w="20" w:type="dxa"/>
+              <w:top w:w="8" w:type="dxa"/>
               <w:left w:w="80" w:type="dxa"/>
-              <w:bottom w:w="20" w:type="dxa"/>
+              <w:bottom w:w="8" w:type="dxa"/>
               <w:right w:w="60" w:type="dxa"/>
             </w:tcMar>
           </w:tcPr>
@@ -5219,10 +6443,10 @@
                 <w:rFonts w:ascii="Trade Gothic Next" w:hAnsi="Trade Gothic Next"/>
                 <w:b/>
                 <w:color w:val="C8CDC2"/>
-                <w:sz w:val="22"/>
+                <w:sz w:val="21"/>
                 <w:u w:val="none"/>
               </w:rPr>
-              <w:t>Ti</w:t>
+              <w:t>Ni</w:t>
             </w:r>
           </w:p>
         </w:tc>
@@ -5230,7 +6454,7 @@
       <w:tr>
         <w:trPr>
           <w:cantSplit/>
-          <w:trHeight w:val="720" w:hRule="atLeast"/>
+          <w:trHeight w:val="489" w:hRule="atLeast"/>
         </w:trPr>
         <w:tc>
           <w:tcPr>
@@ -5243,9 +6467,9 @@
             </w:tcBorders>
             <w:vAlign w:val="center"/>
             <w:tcMar>
-              <w:top w:w="20" w:type="dxa"/>
+              <w:top w:w="8" w:type="dxa"/>
               <w:left w:w="80" w:type="dxa"/>
-              <w:bottom w:w="20" w:type="dxa"/>
+              <w:bottom w:w="8" w:type="dxa"/>
               <w:right w:w="60" w:type="dxa"/>
             </w:tcMar>
           </w:tcPr>
@@ -5259,10 +6483,10 @@
                 <w:rFonts w:ascii="Trade Gothic Next" w:hAnsi="Trade Gothic Next"/>
                 <w:b/>
                 <w:color w:val="14161B"/>
-                <w:sz w:val="22"/>
+                <w:sz w:val="21"/>
                 <w:u w:val="none"/>
               </w:rPr>
-              <w:t>23</w:t>
+              <w:t>29</w:t>
             </w:r>
           </w:p>
         </w:tc>
@@ -5277,9 +6501,9 @@
             </w:tcBorders>
             <w:vAlign w:val="center"/>
             <w:tcMar>
-              <w:top w:w="20" w:type="dxa"/>
+              <w:top w:w="8" w:type="dxa"/>
               <w:left w:w="80" w:type="dxa"/>
-              <w:bottom w:w="20" w:type="dxa"/>
+              <w:bottom w:w="8" w:type="dxa"/>
               <w:right w:w="60" w:type="dxa"/>
             </w:tcMar>
           </w:tcPr>
@@ -5293,10 +6517,10 @@
                 <w:rFonts w:ascii="Trade Gothic Next" w:hAnsi="Trade Gothic Next"/>
                 <w:b/>
                 <w:color w:val="14161B"/>
-                <w:sz w:val="22"/>
+                <w:sz w:val="21"/>
                 <w:u w:val="none"/>
               </w:rPr>
-              <w:t>V</w:t>
+              <w:t>Cu</w:t>
             </w:r>
           </w:p>
         </w:tc>
@@ -5311,9 +6535,9 @@
             </w:tcBorders>
             <w:vAlign w:val="center"/>
             <w:tcMar>
-              <w:top w:w="20" w:type="dxa"/>
+              <w:top w:w="8" w:type="dxa"/>
               <w:left w:w="80" w:type="dxa"/>
-              <w:bottom w:w="20" w:type="dxa"/>
+              <w:bottom w:w="8" w:type="dxa"/>
               <w:right w:w="60" w:type="dxa"/>
             </w:tcMar>
           </w:tcPr>
@@ -5335,9 +6559,9 @@
             </w:tcBorders>
             <w:vAlign w:val="center"/>
             <w:tcMar>
-              <w:top w:w="20" w:type="dxa"/>
+              <w:top w:w="8" w:type="dxa"/>
               <w:left w:w="80" w:type="dxa"/>
-              <w:bottom w:w="20" w:type="dxa"/>
+              <w:bottom w:w="8" w:type="dxa"/>
               <w:right w:w="60" w:type="dxa"/>
             </w:tcMar>
           </w:tcPr>
@@ -5359,9 +6583,9 @@
             </w:tcBorders>
             <w:vAlign w:val="center"/>
             <w:tcMar>
-              <w:top w:w="20" w:type="dxa"/>
+              <w:top w:w="8" w:type="dxa"/>
               <w:left w:w="80" w:type="dxa"/>
-              <w:bottom w:w="20" w:type="dxa"/>
+              <w:bottom w:w="8" w:type="dxa"/>
               <w:right w:w="60" w:type="dxa"/>
             </w:tcMar>
           </w:tcPr>
@@ -5383,9 +6607,9 @@
             </w:tcBorders>
             <w:vAlign w:val="center"/>
             <w:tcMar>
-              <w:top w:w="20" w:type="dxa"/>
+              <w:top w:w="8" w:type="dxa"/>
               <w:left w:w="80" w:type="dxa"/>
-              <w:bottom w:w="20" w:type="dxa"/>
+              <w:bottom w:w="8" w:type="dxa"/>
               <w:right w:w="60" w:type="dxa"/>
             </w:tcMar>
           </w:tcPr>
@@ -5407,9 +6631,9 @@
             </w:tcBorders>
             <w:vAlign w:val="center"/>
             <w:tcMar>
-              <w:top w:w="20" w:type="dxa"/>
+              <w:top w:w="8" w:type="dxa"/>
               <w:left w:w="80" w:type="dxa"/>
-              <w:bottom w:w="20" w:type="dxa"/>
+              <w:bottom w:w="8" w:type="dxa"/>
               <w:right w:w="60" w:type="dxa"/>
             </w:tcMar>
           </w:tcPr>
@@ -5423,269 +6647,10 @@
                 <w:rFonts w:ascii="Trade Gothic Next" w:hAnsi="Trade Gothic Next"/>
                 <w:b/>
                 <w:color w:val="C8CDC2"/>
-                <w:sz w:val="22"/>
+                <w:sz w:val="21"/>
                 <w:u w:val="none"/>
               </w:rPr>
-              <w:t>V</w:t>
-            </w:r>
-          </w:p>
-        </w:tc>
-      </w:tr>
-    </w:tbl>
-    <w:p>
-      <w:pPr>
-        <w:pageBreakBefore/>
-        <w:spacing w:before="0" w:after="0" w:line="20" w:lineRule="exact"/>
-      </w:pPr>
-      <w:r>
-        <w:rPr>
-          <w:rFonts w:ascii="Trade Gothic Next" w:hAnsi="Trade Gothic Next"/>
-          <w:sz w:val="2"/>
-        </w:rPr>
-      </w:r>
-    </w:p>
-    <w:tbl>
-      <w:tblPr>
-        <w:tblW w:type="auto" w:w="0"/>
-        <w:tblLayout w:type="fixed"/>
-        <w:tblLook w:firstColumn="1" w:firstRow="1" w:lastColumn="0" w:lastRow="0" w:noHBand="0" w:noVBand="1" w:val="04A0"/>
-        <w:tblLayout w:type="fixed"/>
-      </w:tblPr>
-      <w:tblGrid>
-        <w:gridCol w:w="1080"/>
-        <w:gridCol w:w="1080"/>
-        <w:gridCol w:w="1296"/>
-        <w:gridCol w:w="1368"/>
-        <w:gridCol w:w="6264"/>
-        <w:gridCol w:w="1368"/>
-        <w:gridCol w:w="1944"/>
-      </w:tblGrid>
-      <w:tr>
-        <w:tc>
-          <w:tcPr>
-            <w:tcW w:type="dxa" w:w="1080"/>
-            <w:tcBorders>
-              <w:bottom w:val="single" w:sz="12" w:color="A3E635"/>
-            </w:tcBorders>
-            <w:vAlign w:val="center"/>
-            <w:tcMar>
-              <w:top w:w="40" w:type="dxa"/>
-              <w:left w:w="70" w:type="dxa"/>
-              <w:bottom w:w="40" w:type="dxa"/>
-              <w:right w:w="70" w:type="dxa"/>
-            </w:tcMar>
-          </w:tcPr>
-          <w:p>
-            <w:pPr>
-              <w:spacing w:after="0"/>
-              <w:jc w:val="left"/>
-            </w:pPr>
-            <w:r>
-              <w:rPr>
-                <w:rFonts w:ascii="Trade Gothic Next" w:hAnsi="Trade Gothic Next"/>
-                <w:b/>
-                <w:color w:val="4D730E"/>
-                <w:sz w:val="16"/>
-                <w:u w:val="none"/>
-              </w:rPr>
-              <w:t>ATOMIC #</w:t>
-            </w:r>
-          </w:p>
-        </w:tc>
-        <w:tc>
-          <w:tcPr>
-            <w:tcW w:type="dxa" w:w="1080"/>
-            <w:tcBorders>
-              <w:bottom w:val="single" w:sz="12" w:color="A3E635"/>
-            </w:tcBorders>
-            <w:vAlign w:val="center"/>
-            <w:tcMar>
-              <w:top w:w="40" w:type="dxa"/>
-              <w:left w:w="70" w:type="dxa"/>
-              <w:bottom w:w="40" w:type="dxa"/>
-              <w:right w:w="70" w:type="dxa"/>
-            </w:tcMar>
-          </w:tcPr>
-          <w:p>
-            <w:pPr>
-              <w:spacing w:after="0"/>
-              <w:jc w:val="left"/>
-            </w:pPr>
-            <w:r>
-              <w:rPr>
-                <w:rFonts w:ascii="Trade Gothic Next" w:hAnsi="Trade Gothic Next"/>
-                <w:b/>
-                <w:color w:val="4D730E"/>
-                <w:sz w:val="16"/>
-                <w:u w:val="none"/>
-              </w:rPr>
-              <w:t>SYMBOL</w:t>
-            </w:r>
-          </w:p>
-        </w:tc>
-        <w:tc>
-          <w:tcPr>
-            <w:tcW w:type="dxa" w:w="1296"/>
-            <w:tcBorders>
-              <w:bottom w:val="single" w:sz="12" w:color="A3E635"/>
-            </w:tcBorders>
-            <w:vAlign w:val="center"/>
-            <w:tcMar>
-              <w:top w:w="40" w:type="dxa"/>
-              <w:left w:w="70" w:type="dxa"/>
-              <w:bottom w:w="40" w:type="dxa"/>
-              <w:right w:w="70" w:type="dxa"/>
-            </w:tcMar>
-          </w:tcPr>
-          <w:p>
-            <w:pPr>
-              <w:spacing w:after="0"/>
-              <w:jc w:val="left"/>
-            </w:pPr>
-            <w:r>
-              <w:rPr>
-                <w:rFonts w:ascii="Trade Gothic Next" w:hAnsi="Trade Gothic Next"/>
-                <w:b/>
-                <w:color w:val="4D730E"/>
-                <w:sz w:val="16"/>
-                <w:u w:val="none"/>
-              </w:rPr>
-              <w:t>PROTONS</w:t>
-            </w:r>
-          </w:p>
-        </w:tc>
-        <w:tc>
-          <w:tcPr>
-            <w:tcW w:type="dxa" w:w="1368"/>
-            <w:tcBorders>
-              <w:bottom w:val="single" w:sz="12" w:color="A3E635"/>
-            </w:tcBorders>
-            <w:vAlign w:val="center"/>
-            <w:tcMar>
-              <w:top w:w="40" w:type="dxa"/>
-              <w:left w:w="70" w:type="dxa"/>
-              <w:bottom w:w="40" w:type="dxa"/>
-              <w:right w:w="70" w:type="dxa"/>
-            </w:tcMar>
-          </w:tcPr>
-          <w:p>
-            <w:pPr>
-              <w:spacing w:after="0"/>
-              <w:jc w:val="left"/>
-            </w:pPr>
-            <w:r>
-              <w:rPr>
-                <w:rFonts w:ascii="Trade Gothic Next" w:hAnsi="Trade Gothic Next"/>
-                <w:b/>
-                <w:color w:val="4D730E"/>
-                <w:sz w:val="16"/>
-                <w:u w:val="none"/>
-              </w:rPr>
-              <w:t>ELECTRONS</w:t>
-            </w:r>
-          </w:p>
-        </w:tc>
-        <w:tc>
-          <w:tcPr>
-            <w:tcW w:type="dxa" w:w="6264"/>
-            <w:tcBorders>
-              <w:bottom w:val="single" w:sz="12" w:color="A3E635"/>
-            </w:tcBorders>
-            <w:vAlign w:val="center"/>
-            <w:tcMar>
-              <w:top w:w="40" w:type="dxa"/>
-              <w:left w:w="70" w:type="dxa"/>
-              <w:bottom w:w="40" w:type="dxa"/>
-              <w:right w:w="70" w:type="dxa"/>
-            </w:tcMar>
-          </w:tcPr>
-          <w:p>
-            <w:pPr>
-              <w:spacing w:after="0"/>
-              <w:jc w:val="left"/>
-            </w:pPr>
-            <w:r>
-              <w:rPr>
-                <w:rFonts w:ascii="Trade Gothic Next" w:hAnsi="Trade Gothic Next"/>
-                <w:b/>
-                <w:color w:val="4D730E"/>
-                <w:sz w:val="16"/>
-                <w:u w:val="none"/>
-              </w:rPr>
-              <w:t>ELECTRON CONFIGURATION</w:t>
-            </w:r>
-          </w:p>
-        </w:tc>
-        <w:tc>
-          <w:tcPr>
-            <w:tcW w:type="dxa" w:w="1368"/>
-            <w:tcBorders>
-              <w:bottom w:val="single" w:sz="12" w:color="A3E635"/>
-            </w:tcBorders>
-            <w:vAlign w:val="center"/>
-            <w:tcMar>
-              <w:top w:w="40" w:type="dxa"/>
-              <w:left w:w="70" w:type="dxa"/>
-              <w:bottom w:w="40" w:type="dxa"/>
-              <w:right w:w="70" w:type="dxa"/>
-            </w:tcMar>
-          </w:tcPr>
-          <w:p>
-            <w:pPr>
-              <w:spacing w:after="0"/>
-              <w:jc w:val="left"/>
-            </w:pPr>
-            <w:r>
-              <w:rPr>
-                <w:rFonts w:ascii="Trade Gothic Next" w:hAnsi="Trade Gothic Next"/>
-                <w:b/>
-                <w:color w:val="4D730E"/>
-                <w:sz w:val="16"/>
-                <w:u w:val="none"/>
-              </w:rPr>
-              <w:t>VALENCE e</w:t>
-            </w:r>
-            <w:r>
-              <w:rPr>
-                <w:rFonts w:ascii="Trade Gothic Next" w:hAnsi="Trade Gothic Next"/>
-                <w:b/>
-                <w:color w:val="4D730E"/>
-                <w:sz w:val="16"/>
-                <w:u w:val="none"/>
-                <w:vertAlign w:val="superscript"/>
-              </w:rPr>
-              <w:t>−</w:t>
-            </w:r>
-          </w:p>
-        </w:tc>
-        <w:tc>
-          <w:tcPr>
-            <w:tcW w:type="dxa" w:w="1944"/>
-            <w:tcBorders>
-              <w:bottom w:val="single" w:sz="12" w:color="A3E635"/>
-            </w:tcBorders>
-            <w:vAlign w:val="center"/>
-            <w:tcMar>
-              <w:top w:w="40" w:type="dxa"/>
-              <w:left w:w="70" w:type="dxa"/>
-              <w:bottom w:w="40" w:type="dxa"/>
-              <w:right w:w="70" w:type="dxa"/>
-            </w:tcMar>
-          </w:tcPr>
-          <w:p>
-            <w:pPr>
-              <w:spacing w:after="0"/>
-              <w:jc w:val="left"/>
-            </w:pPr>
-            <w:r>
-              <w:rPr>
-                <w:rFonts w:ascii="Trade Gothic Next" w:hAnsi="Trade Gothic Next"/>
-                <w:b/>
-                <w:color w:val="4D730E"/>
-                <w:sz w:val="16"/>
-                <w:u w:val="none"/>
-              </w:rPr>
-              <w:t>ELECTRON DOT</w:t>
+              <w:t>Cu</w:t>
             </w:r>
           </w:p>
         </w:tc>
@@ -5693,7 +6658,7 @@
       <w:tr>
         <w:trPr>
           <w:cantSplit/>
-          <w:trHeight w:val="720" w:hRule="atLeast"/>
+          <w:trHeight w:val="489" w:hRule="atLeast"/>
         </w:trPr>
         <w:tc>
           <w:tcPr>
@@ -5706,9 +6671,9 @@
             </w:tcBorders>
             <w:vAlign w:val="center"/>
             <w:tcMar>
-              <w:top w:w="20" w:type="dxa"/>
+              <w:top w:w="8" w:type="dxa"/>
               <w:left w:w="80" w:type="dxa"/>
-              <w:bottom w:w="20" w:type="dxa"/>
+              <w:bottom w:w="8" w:type="dxa"/>
               <w:right w:w="60" w:type="dxa"/>
             </w:tcMar>
           </w:tcPr>
@@ -5722,10 +6687,10 @@
                 <w:rFonts w:ascii="Trade Gothic Next" w:hAnsi="Trade Gothic Next"/>
                 <w:b/>
                 <w:color w:val="14161B"/>
-                <w:sz w:val="22"/>
+                <w:sz w:val="21"/>
                 <w:u w:val="none"/>
               </w:rPr>
-              <w:t>24</w:t>
+              <w:t>30</w:t>
             </w:r>
           </w:p>
         </w:tc>
@@ -5740,9 +6705,9 @@
             </w:tcBorders>
             <w:vAlign w:val="center"/>
             <w:tcMar>
-              <w:top w:w="20" w:type="dxa"/>
+              <w:top w:w="8" w:type="dxa"/>
               <w:left w:w="80" w:type="dxa"/>
-              <w:bottom w:w="20" w:type="dxa"/>
+              <w:bottom w:w="8" w:type="dxa"/>
               <w:right w:w="60" w:type="dxa"/>
             </w:tcMar>
           </w:tcPr>
@@ -5756,10 +6721,10 @@
                 <w:rFonts w:ascii="Trade Gothic Next" w:hAnsi="Trade Gothic Next"/>
                 <w:b/>
                 <w:color w:val="14161B"/>
-                <w:sz w:val="22"/>
+                <w:sz w:val="21"/>
                 <w:u w:val="none"/>
               </w:rPr>
-              <w:t>Cr</w:t>
+              <w:t>Zn</w:t>
             </w:r>
           </w:p>
         </w:tc>
@@ -5774,9 +6739,9 @@
             </w:tcBorders>
             <w:vAlign w:val="center"/>
             <w:tcMar>
-              <w:top w:w="20" w:type="dxa"/>
+              <w:top w:w="8" w:type="dxa"/>
               <w:left w:w="80" w:type="dxa"/>
-              <w:bottom w:w="20" w:type="dxa"/>
+              <w:bottom w:w="8" w:type="dxa"/>
               <w:right w:w="60" w:type="dxa"/>
             </w:tcMar>
           </w:tcPr>
@@ -5798,9 +6763,9 @@
             </w:tcBorders>
             <w:vAlign w:val="center"/>
             <w:tcMar>
-              <w:top w:w="20" w:type="dxa"/>
+              <w:top w:w="8" w:type="dxa"/>
               <w:left w:w="80" w:type="dxa"/>
-              <w:bottom w:w="20" w:type="dxa"/>
+              <w:bottom w:w="8" w:type="dxa"/>
               <w:right w:w="60" w:type="dxa"/>
             </w:tcMar>
           </w:tcPr>
@@ -5822,9 +6787,9 @@
             </w:tcBorders>
             <w:vAlign w:val="center"/>
             <w:tcMar>
-              <w:top w:w="20" w:type="dxa"/>
+              <w:top w:w="8" w:type="dxa"/>
               <w:left w:w="80" w:type="dxa"/>
-              <w:bottom w:w="20" w:type="dxa"/>
+              <w:bottom w:w="8" w:type="dxa"/>
               <w:right w:w="60" w:type="dxa"/>
             </w:tcMar>
           </w:tcPr>
@@ -5846,9 +6811,9 @@
             </w:tcBorders>
             <w:vAlign w:val="center"/>
             <w:tcMar>
-              <w:top w:w="20" w:type="dxa"/>
+              <w:top w:w="8" w:type="dxa"/>
               <w:left w:w="80" w:type="dxa"/>
-              <w:bottom w:w="20" w:type="dxa"/>
+              <w:bottom w:w="8" w:type="dxa"/>
               <w:right w:w="60" w:type="dxa"/>
             </w:tcMar>
           </w:tcPr>
@@ -5870,9 +6835,9 @@
             </w:tcBorders>
             <w:vAlign w:val="center"/>
             <w:tcMar>
-              <w:top w:w="20" w:type="dxa"/>
+              <w:top w:w="8" w:type="dxa"/>
               <w:left w:w="80" w:type="dxa"/>
-              <w:bottom w:w="20" w:type="dxa"/>
+              <w:bottom w:w="8" w:type="dxa"/>
               <w:right w:w="60" w:type="dxa"/>
             </w:tcMar>
           </w:tcPr>
@@ -5886,10 +6851,10 @@
                 <w:rFonts w:ascii="Trade Gothic Next" w:hAnsi="Trade Gothic Next"/>
                 <w:b/>
                 <w:color w:val="C8CDC2"/>
-                <w:sz w:val="22"/>
+                <w:sz w:val="21"/>
                 <w:u w:val="none"/>
               </w:rPr>
-              <w:t>Cr</w:t>
+              <w:t>Zn</w:t>
             </w:r>
           </w:p>
         </w:tc>
@@ -5897,7 +6862,7 @@
       <w:tr>
         <w:trPr>
           <w:cantSplit/>
-          <w:trHeight w:val="720" w:hRule="atLeast"/>
+          <w:trHeight w:val="489" w:hRule="atLeast"/>
         </w:trPr>
         <w:tc>
           <w:tcPr>
@@ -5910,9 +6875,9 @@
             </w:tcBorders>
             <w:vAlign w:val="center"/>
             <w:tcMar>
-              <w:top w:w="20" w:type="dxa"/>
+              <w:top w:w="8" w:type="dxa"/>
               <w:left w:w="80" w:type="dxa"/>
-              <w:bottom w:w="20" w:type="dxa"/>
+              <w:bottom w:w="8" w:type="dxa"/>
               <w:right w:w="60" w:type="dxa"/>
             </w:tcMar>
           </w:tcPr>
@@ -5926,10 +6891,10 @@
                 <w:rFonts w:ascii="Trade Gothic Next" w:hAnsi="Trade Gothic Next"/>
                 <w:b/>
                 <w:color w:val="14161B"/>
-                <w:sz w:val="22"/>
+                <w:sz w:val="21"/>
                 <w:u w:val="none"/>
               </w:rPr>
-              <w:t>25</w:t>
+              <w:t>31</w:t>
             </w:r>
           </w:p>
         </w:tc>
@@ -5944,9 +6909,9 @@
             </w:tcBorders>
             <w:vAlign w:val="center"/>
             <w:tcMar>
-              <w:top w:w="20" w:type="dxa"/>
+              <w:top w:w="8" w:type="dxa"/>
               <w:left w:w="80" w:type="dxa"/>
-              <w:bottom w:w="20" w:type="dxa"/>
+              <w:bottom w:w="8" w:type="dxa"/>
               <w:right w:w="60" w:type="dxa"/>
             </w:tcMar>
           </w:tcPr>
@@ -5960,10 +6925,10 @@
                 <w:rFonts w:ascii="Trade Gothic Next" w:hAnsi="Trade Gothic Next"/>
                 <w:b/>
                 <w:color w:val="14161B"/>
-                <w:sz w:val="22"/>
+                <w:sz w:val="21"/>
                 <w:u w:val="none"/>
               </w:rPr>
-              <w:t>Mn</w:t>
+              <w:t>Ga</w:t>
             </w:r>
           </w:p>
         </w:tc>
@@ -5978,9 +6943,9 @@
             </w:tcBorders>
             <w:vAlign w:val="center"/>
             <w:tcMar>
-              <w:top w:w="20" w:type="dxa"/>
+              <w:top w:w="8" w:type="dxa"/>
               <w:left w:w="80" w:type="dxa"/>
-              <w:bottom w:w="20" w:type="dxa"/>
+              <w:bottom w:w="8" w:type="dxa"/>
               <w:right w:w="60" w:type="dxa"/>
             </w:tcMar>
           </w:tcPr>
@@ -6002,9 +6967,9 @@
             </w:tcBorders>
             <w:vAlign w:val="center"/>
             <w:tcMar>
-              <w:top w:w="20" w:type="dxa"/>
+              <w:top w:w="8" w:type="dxa"/>
               <w:left w:w="80" w:type="dxa"/>
-              <w:bottom w:w="20" w:type="dxa"/>
+              <w:bottom w:w="8" w:type="dxa"/>
               <w:right w:w="60" w:type="dxa"/>
             </w:tcMar>
           </w:tcPr>
@@ -6026,9 +6991,9 @@
             </w:tcBorders>
             <w:vAlign w:val="center"/>
             <w:tcMar>
-              <w:top w:w="20" w:type="dxa"/>
+              <w:top w:w="8" w:type="dxa"/>
               <w:left w:w="80" w:type="dxa"/>
-              <w:bottom w:w="20" w:type="dxa"/>
+              <w:bottom w:w="8" w:type="dxa"/>
               <w:right w:w="60" w:type="dxa"/>
             </w:tcMar>
           </w:tcPr>
@@ -6050,9 +7015,9 @@
             </w:tcBorders>
             <w:vAlign w:val="center"/>
             <w:tcMar>
-              <w:top w:w="20" w:type="dxa"/>
+              <w:top w:w="8" w:type="dxa"/>
               <w:left w:w="80" w:type="dxa"/>
-              <w:bottom w:w="20" w:type="dxa"/>
+              <w:bottom w:w="8" w:type="dxa"/>
               <w:right w:w="60" w:type="dxa"/>
             </w:tcMar>
           </w:tcPr>
@@ -6074,9 +7039,9 @@
             </w:tcBorders>
             <w:vAlign w:val="center"/>
             <w:tcMar>
-              <w:top w:w="20" w:type="dxa"/>
+              <w:top w:w="8" w:type="dxa"/>
               <w:left w:w="80" w:type="dxa"/>
-              <w:bottom w:w="20" w:type="dxa"/>
+              <w:bottom w:w="8" w:type="dxa"/>
               <w:right w:w="60" w:type="dxa"/>
             </w:tcMar>
           </w:tcPr>
@@ -6090,10 +7055,10 @@
                 <w:rFonts w:ascii="Trade Gothic Next" w:hAnsi="Trade Gothic Next"/>
                 <w:b/>
                 <w:color w:val="C8CDC2"/>
-                <w:sz w:val="22"/>
+                <w:sz w:val="21"/>
                 <w:u w:val="none"/>
               </w:rPr>
-              <w:t>Mn</w:t>
+              <w:t>Ga</w:t>
             </w:r>
           </w:p>
         </w:tc>
@@ -6101,7 +7066,7 @@
       <w:tr>
         <w:trPr>
           <w:cantSplit/>
-          <w:trHeight w:val="720" w:hRule="atLeast"/>
+          <w:trHeight w:val="489" w:hRule="atLeast"/>
         </w:trPr>
         <w:tc>
           <w:tcPr>
@@ -6114,9 +7079,9 @@
             </w:tcBorders>
             <w:vAlign w:val="center"/>
             <w:tcMar>
-              <w:top w:w="20" w:type="dxa"/>
+              <w:top w:w="8" w:type="dxa"/>
               <w:left w:w="80" w:type="dxa"/>
-              <w:bottom w:w="20" w:type="dxa"/>
+              <w:bottom w:w="8" w:type="dxa"/>
               <w:right w:w="60" w:type="dxa"/>
             </w:tcMar>
           </w:tcPr>
@@ -6130,10 +7095,10 @@
                 <w:rFonts w:ascii="Trade Gothic Next" w:hAnsi="Trade Gothic Next"/>
                 <w:b/>
                 <w:color w:val="14161B"/>
-                <w:sz w:val="22"/>
+                <w:sz w:val="21"/>
                 <w:u w:val="none"/>
               </w:rPr>
-              <w:t>26</w:t>
+              <w:t>32</w:t>
             </w:r>
           </w:p>
         </w:tc>
@@ -6148,9 +7113,9 @@
             </w:tcBorders>
             <w:vAlign w:val="center"/>
             <w:tcMar>
-              <w:top w:w="20" w:type="dxa"/>
+              <w:top w:w="8" w:type="dxa"/>
               <w:left w:w="80" w:type="dxa"/>
-              <w:bottom w:w="20" w:type="dxa"/>
+              <w:bottom w:w="8" w:type="dxa"/>
               <w:right w:w="60" w:type="dxa"/>
             </w:tcMar>
           </w:tcPr>
@@ -6164,10 +7129,10 @@
                 <w:rFonts w:ascii="Trade Gothic Next" w:hAnsi="Trade Gothic Next"/>
                 <w:b/>
                 <w:color w:val="14161B"/>
-                <w:sz w:val="22"/>
+                <w:sz w:val="21"/>
                 <w:u w:val="none"/>
               </w:rPr>
-              <w:t>Fe</w:t>
+              <w:t>Ge</w:t>
             </w:r>
           </w:p>
         </w:tc>
@@ -6182,9 +7147,9 @@
             </w:tcBorders>
             <w:vAlign w:val="center"/>
             <w:tcMar>
-              <w:top w:w="20" w:type="dxa"/>
+              <w:top w:w="8" w:type="dxa"/>
               <w:left w:w="80" w:type="dxa"/>
-              <w:bottom w:w="20" w:type="dxa"/>
+              <w:bottom w:w="8" w:type="dxa"/>
               <w:right w:w="60" w:type="dxa"/>
             </w:tcMar>
           </w:tcPr>
@@ -6206,9 +7171,9 @@
             </w:tcBorders>
             <w:vAlign w:val="center"/>
             <w:tcMar>
-              <w:top w:w="20" w:type="dxa"/>
+              <w:top w:w="8" w:type="dxa"/>
               <w:left w:w="80" w:type="dxa"/>
-              <w:bottom w:w="20" w:type="dxa"/>
+              <w:bottom w:w="8" w:type="dxa"/>
               <w:right w:w="60" w:type="dxa"/>
             </w:tcMar>
           </w:tcPr>
@@ -6230,9 +7195,9 @@
             </w:tcBorders>
             <w:vAlign w:val="center"/>
             <w:tcMar>
-              <w:top w:w="20" w:type="dxa"/>
+              <w:top w:w="8" w:type="dxa"/>
               <w:left w:w="80" w:type="dxa"/>
-              <w:bottom w:w="20" w:type="dxa"/>
+              <w:bottom w:w="8" w:type="dxa"/>
               <w:right w:w="60" w:type="dxa"/>
             </w:tcMar>
           </w:tcPr>
@@ -6254,9 +7219,9 @@
             </w:tcBorders>
             <w:vAlign w:val="center"/>
             <w:tcMar>
-              <w:top w:w="20" w:type="dxa"/>
+              <w:top w:w="8" w:type="dxa"/>
               <w:left w:w="80" w:type="dxa"/>
-              <w:bottom w:w="20" w:type="dxa"/>
+              <w:bottom w:w="8" w:type="dxa"/>
               <w:right w:w="60" w:type="dxa"/>
             </w:tcMar>
           </w:tcPr>
@@ -6278,9 +7243,9 @@
             </w:tcBorders>
             <w:vAlign w:val="center"/>
             <w:tcMar>
-              <w:top w:w="20" w:type="dxa"/>
+              <w:top w:w="8" w:type="dxa"/>
               <w:left w:w="80" w:type="dxa"/>
-              <w:bottom w:w="20" w:type="dxa"/>
+              <w:bottom w:w="8" w:type="dxa"/>
               <w:right w:w="60" w:type="dxa"/>
             </w:tcMar>
           </w:tcPr>
@@ -6294,10 +7259,10 @@
                 <w:rFonts w:ascii="Trade Gothic Next" w:hAnsi="Trade Gothic Next"/>
                 <w:b/>
                 <w:color w:val="C8CDC2"/>
-                <w:sz w:val="22"/>
+                <w:sz w:val="21"/>
                 <w:u w:val="none"/>
               </w:rPr>
-              <w:t>Fe</w:t>
+              <w:t>Ge</w:t>
             </w:r>
           </w:p>
         </w:tc>
@@ -6305,7 +7270,7 @@
       <w:tr>
         <w:trPr>
           <w:cantSplit/>
-          <w:trHeight w:val="720" w:hRule="atLeast"/>
+          <w:trHeight w:val="489" w:hRule="atLeast"/>
         </w:trPr>
         <w:tc>
           <w:tcPr>
@@ -6318,9 +7283,9 @@
             </w:tcBorders>
             <w:vAlign w:val="center"/>
             <w:tcMar>
-              <w:top w:w="20" w:type="dxa"/>
+              <w:top w:w="8" w:type="dxa"/>
               <w:left w:w="80" w:type="dxa"/>
-              <w:bottom w:w="20" w:type="dxa"/>
+              <w:bottom w:w="8" w:type="dxa"/>
               <w:right w:w="60" w:type="dxa"/>
             </w:tcMar>
           </w:tcPr>
@@ -6334,10 +7299,10 @@
                 <w:rFonts w:ascii="Trade Gothic Next" w:hAnsi="Trade Gothic Next"/>
                 <w:b/>
                 <w:color w:val="14161B"/>
-                <w:sz w:val="22"/>
+                <w:sz w:val="21"/>
                 <w:u w:val="none"/>
               </w:rPr>
-              <w:t>27</w:t>
+              <w:t>33</w:t>
             </w:r>
           </w:p>
         </w:tc>
@@ -6352,9 +7317,9 @@
             </w:tcBorders>
             <w:vAlign w:val="center"/>
             <w:tcMar>
-              <w:top w:w="20" w:type="dxa"/>
+              <w:top w:w="8" w:type="dxa"/>
               <w:left w:w="80" w:type="dxa"/>
-              <w:bottom w:w="20" w:type="dxa"/>
+              <w:bottom w:w="8" w:type="dxa"/>
               <w:right w:w="60" w:type="dxa"/>
             </w:tcMar>
           </w:tcPr>
@@ -6368,10 +7333,10 @@
                 <w:rFonts w:ascii="Trade Gothic Next" w:hAnsi="Trade Gothic Next"/>
                 <w:b/>
                 <w:color w:val="14161B"/>
-                <w:sz w:val="22"/>
+                <w:sz w:val="21"/>
                 <w:u w:val="none"/>
               </w:rPr>
-              <w:t>Co</w:t>
+              <w:t>As</w:t>
             </w:r>
           </w:p>
         </w:tc>
@@ -6386,9 +7351,9 @@
             </w:tcBorders>
             <w:vAlign w:val="center"/>
             <w:tcMar>
-              <w:top w:w="20" w:type="dxa"/>
+              <w:top w:w="8" w:type="dxa"/>
               <w:left w:w="80" w:type="dxa"/>
-              <w:bottom w:w="20" w:type="dxa"/>
+              <w:bottom w:w="8" w:type="dxa"/>
               <w:right w:w="60" w:type="dxa"/>
             </w:tcMar>
           </w:tcPr>
@@ -6410,9 +7375,9 @@
             </w:tcBorders>
             <w:vAlign w:val="center"/>
             <w:tcMar>
-              <w:top w:w="20" w:type="dxa"/>
+              <w:top w:w="8" w:type="dxa"/>
               <w:left w:w="80" w:type="dxa"/>
-              <w:bottom w:w="20" w:type="dxa"/>
+              <w:bottom w:w="8" w:type="dxa"/>
               <w:right w:w="60" w:type="dxa"/>
             </w:tcMar>
           </w:tcPr>
@@ -6434,9 +7399,9 @@
             </w:tcBorders>
             <w:vAlign w:val="center"/>
             <w:tcMar>
-              <w:top w:w="20" w:type="dxa"/>
+              <w:top w:w="8" w:type="dxa"/>
               <w:left w:w="80" w:type="dxa"/>
-              <w:bottom w:w="20" w:type="dxa"/>
+              <w:bottom w:w="8" w:type="dxa"/>
               <w:right w:w="60" w:type="dxa"/>
             </w:tcMar>
           </w:tcPr>
@@ -6458,9 +7423,9 @@
             </w:tcBorders>
             <w:vAlign w:val="center"/>
             <w:tcMar>
-              <w:top w:w="20" w:type="dxa"/>
+              <w:top w:w="8" w:type="dxa"/>
               <w:left w:w="80" w:type="dxa"/>
-              <w:bottom w:w="20" w:type="dxa"/>
+              <w:bottom w:w="8" w:type="dxa"/>
               <w:right w:w="60" w:type="dxa"/>
             </w:tcMar>
           </w:tcPr>
@@ -6482,9 +7447,9 @@
             </w:tcBorders>
             <w:vAlign w:val="center"/>
             <w:tcMar>
-              <w:top w:w="20" w:type="dxa"/>
+              <w:top w:w="8" w:type="dxa"/>
               <w:left w:w="80" w:type="dxa"/>
-              <w:bottom w:w="20" w:type="dxa"/>
+              <w:bottom w:w="8" w:type="dxa"/>
               <w:right w:w="60" w:type="dxa"/>
             </w:tcMar>
           </w:tcPr>
@@ -6498,10 +7463,10 @@
                 <w:rFonts w:ascii="Trade Gothic Next" w:hAnsi="Trade Gothic Next"/>
                 <w:b/>
                 <w:color w:val="C8CDC2"/>
-                <w:sz w:val="22"/>
+                <w:sz w:val="21"/>
                 <w:u w:val="none"/>
               </w:rPr>
-              <w:t>Co</w:t>
+              <w:t>As</w:t>
             </w:r>
           </w:p>
         </w:tc>
@@ -6509,7 +7474,7 @@
       <w:tr>
         <w:trPr>
           <w:cantSplit/>
-          <w:trHeight w:val="720" w:hRule="atLeast"/>
+          <w:trHeight w:val="489" w:hRule="atLeast"/>
         </w:trPr>
         <w:tc>
           <w:tcPr>
@@ -6522,9 +7487,9 @@
             </w:tcBorders>
             <w:vAlign w:val="center"/>
             <w:tcMar>
-              <w:top w:w="20" w:type="dxa"/>
+              <w:top w:w="8" w:type="dxa"/>
               <w:left w:w="80" w:type="dxa"/>
-              <w:bottom w:w="20" w:type="dxa"/>
+              <w:bottom w:w="8" w:type="dxa"/>
               <w:right w:w="60" w:type="dxa"/>
             </w:tcMar>
           </w:tcPr>
@@ -6538,10 +7503,10 @@
                 <w:rFonts w:ascii="Trade Gothic Next" w:hAnsi="Trade Gothic Next"/>
                 <w:b/>
                 <w:color w:val="14161B"/>
-                <w:sz w:val="22"/>
+                <w:sz w:val="21"/>
                 <w:u w:val="none"/>
               </w:rPr>
-              <w:t>28</w:t>
+              <w:t>34</w:t>
             </w:r>
           </w:p>
         </w:tc>
@@ -6556,9 +7521,9 @@
             </w:tcBorders>
             <w:vAlign w:val="center"/>
             <w:tcMar>
-              <w:top w:w="20" w:type="dxa"/>
+              <w:top w:w="8" w:type="dxa"/>
               <w:left w:w="80" w:type="dxa"/>
-              <w:bottom w:w="20" w:type="dxa"/>
+              <w:bottom w:w="8" w:type="dxa"/>
               <w:right w:w="60" w:type="dxa"/>
             </w:tcMar>
           </w:tcPr>
@@ -6572,10 +7537,10 @@
                 <w:rFonts w:ascii="Trade Gothic Next" w:hAnsi="Trade Gothic Next"/>
                 <w:b/>
                 <w:color w:val="14161B"/>
-                <w:sz w:val="22"/>
+                <w:sz w:val="21"/>
                 <w:u w:val="none"/>
               </w:rPr>
-              <w:t>Ni</w:t>
+              <w:t>Se</w:t>
             </w:r>
           </w:p>
         </w:tc>
@@ -6590,9 +7555,9 @@
             </w:tcBorders>
             <w:vAlign w:val="center"/>
             <w:tcMar>
-              <w:top w:w="20" w:type="dxa"/>
+              <w:top w:w="8" w:type="dxa"/>
               <w:left w:w="80" w:type="dxa"/>
-              <w:bottom w:w="20" w:type="dxa"/>
+              <w:bottom w:w="8" w:type="dxa"/>
               <w:right w:w="60" w:type="dxa"/>
             </w:tcMar>
           </w:tcPr>
@@ -6614,9 +7579,9 @@
             </w:tcBorders>
             <w:vAlign w:val="center"/>
             <w:tcMar>
-              <w:top w:w="20" w:type="dxa"/>
+              <w:top w:w="8" w:type="dxa"/>
               <w:left w:w="80" w:type="dxa"/>
-              <w:bottom w:w="20" w:type="dxa"/>
+              <w:bottom w:w="8" w:type="dxa"/>
               <w:right w:w="60" w:type="dxa"/>
             </w:tcMar>
           </w:tcPr>
@@ -6638,9 +7603,9 @@
             </w:tcBorders>
             <w:vAlign w:val="center"/>
             <w:tcMar>
-              <w:top w:w="20" w:type="dxa"/>
+              <w:top w:w="8" w:type="dxa"/>
               <w:left w:w="80" w:type="dxa"/>
-              <w:bottom w:w="20" w:type="dxa"/>
+              <w:bottom w:w="8" w:type="dxa"/>
               <w:right w:w="60" w:type="dxa"/>
             </w:tcMar>
           </w:tcPr>
@@ -6662,9 +7627,9 @@
             </w:tcBorders>
             <w:vAlign w:val="center"/>
             <w:tcMar>
-              <w:top w:w="20" w:type="dxa"/>
+              <w:top w:w="8" w:type="dxa"/>
               <w:left w:w="80" w:type="dxa"/>
-              <w:bottom w:w="20" w:type="dxa"/>
+              <w:bottom w:w="8" w:type="dxa"/>
               <w:right w:w="60" w:type="dxa"/>
             </w:tcMar>
           </w:tcPr>
@@ -6686,9 +7651,9 @@
             </w:tcBorders>
             <w:vAlign w:val="center"/>
             <w:tcMar>
-              <w:top w:w="20" w:type="dxa"/>
+              <w:top w:w="8" w:type="dxa"/>
               <w:left w:w="80" w:type="dxa"/>
-              <w:bottom w:w="20" w:type="dxa"/>
+              <w:bottom w:w="8" w:type="dxa"/>
               <w:right w:w="60" w:type="dxa"/>
             </w:tcMar>
           </w:tcPr>
@@ -6702,10 +7667,10 @@
                 <w:rFonts w:ascii="Trade Gothic Next" w:hAnsi="Trade Gothic Next"/>
                 <w:b/>
                 <w:color w:val="C8CDC2"/>
-                <w:sz w:val="22"/>
+                <w:sz w:val="21"/>
                 <w:u w:val="none"/>
               </w:rPr>
-              <w:t>Ni</w:t>
+              <w:t>Se</w:t>
             </w:r>
           </w:p>
         </w:tc>
@@ -6713,7 +7678,7 @@
       <w:tr>
         <w:trPr>
           <w:cantSplit/>
-          <w:trHeight w:val="720" w:hRule="atLeast"/>
+          <w:trHeight w:val="489" w:hRule="atLeast"/>
         </w:trPr>
         <w:tc>
           <w:tcPr>
@@ -6726,9 +7691,9 @@
             </w:tcBorders>
             <w:vAlign w:val="center"/>
             <w:tcMar>
-              <w:top w:w="20" w:type="dxa"/>
+              <w:top w:w="8" w:type="dxa"/>
               <w:left w:w="80" w:type="dxa"/>
-              <w:bottom w:w="20" w:type="dxa"/>
+              <w:bottom w:w="8" w:type="dxa"/>
               <w:right w:w="60" w:type="dxa"/>
             </w:tcMar>
           </w:tcPr>
@@ -6742,10 +7707,10 @@
                 <w:rFonts w:ascii="Trade Gothic Next" w:hAnsi="Trade Gothic Next"/>
                 <w:b/>
                 <w:color w:val="14161B"/>
-                <w:sz w:val="22"/>
+                <w:sz w:val="21"/>
                 <w:u w:val="none"/>
               </w:rPr>
-              <w:t>29</w:t>
+              <w:t>35</w:t>
             </w:r>
           </w:p>
         </w:tc>
@@ -6760,9 +7725,9 @@
             </w:tcBorders>
             <w:vAlign w:val="center"/>
             <w:tcMar>
-              <w:top w:w="20" w:type="dxa"/>
+              <w:top w:w="8" w:type="dxa"/>
               <w:left w:w="80" w:type="dxa"/>
-              <w:bottom w:w="20" w:type="dxa"/>
+              <w:bottom w:w="8" w:type="dxa"/>
               <w:right w:w="60" w:type="dxa"/>
             </w:tcMar>
           </w:tcPr>
@@ -6776,10 +7741,10 @@
                 <w:rFonts w:ascii="Trade Gothic Next" w:hAnsi="Trade Gothic Next"/>
                 <w:b/>
                 <w:color w:val="14161B"/>
-                <w:sz w:val="22"/>
+                <w:sz w:val="21"/>
                 <w:u w:val="none"/>
               </w:rPr>
-              <w:t>Cu</w:t>
+              <w:t>Br</w:t>
             </w:r>
           </w:p>
         </w:tc>
@@ -6794,9 +7759,9 @@
             </w:tcBorders>
             <w:vAlign w:val="center"/>
             <w:tcMar>
-              <w:top w:w="20" w:type="dxa"/>
+              <w:top w:w="8" w:type="dxa"/>
               <w:left w:w="80" w:type="dxa"/>
-              <w:bottom w:w="20" w:type="dxa"/>
+              <w:bottom w:w="8" w:type="dxa"/>
               <w:right w:w="60" w:type="dxa"/>
             </w:tcMar>
           </w:tcPr>
@@ -6818,9 +7783,9 @@
             </w:tcBorders>
             <w:vAlign w:val="center"/>
             <w:tcMar>
-              <w:top w:w="20" w:type="dxa"/>
+              <w:top w:w="8" w:type="dxa"/>
               <w:left w:w="80" w:type="dxa"/>
-              <w:bottom w:w="20" w:type="dxa"/>
+              <w:bottom w:w="8" w:type="dxa"/>
               <w:right w:w="60" w:type="dxa"/>
             </w:tcMar>
           </w:tcPr>
@@ -6842,9 +7807,9 @@
             </w:tcBorders>
             <w:vAlign w:val="center"/>
             <w:tcMar>
-              <w:top w:w="20" w:type="dxa"/>
+              <w:top w:w="8" w:type="dxa"/>
               <w:left w:w="80" w:type="dxa"/>
-              <w:bottom w:w="20" w:type="dxa"/>
+              <w:bottom w:w="8" w:type="dxa"/>
               <w:right w:w="60" w:type="dxa"/>
             </w:tcMar>
           </w:tcPr>
@@ -6866,9 +7831,9 @@
             </w:tcBorders>
             <w:vAlign w:val="center"/>
             <w:tcMar>
-              <w:top w:w="20" w:type="dxa"/>
+              <w:top w:w="8" w:type="dxa"/>
               <w:left w:w="80" w:type="dxa"/>
-              <w:bottom w:w="20" w:type="dxa"/>
+              <w:bottom w:w="8" w:type="dxa"/>
               <w:right w:w="60" w:type="dxa"/>
             </w:tcMar>
           </w:tcPr>
@@ -6890,9 +7855,9 @@
             </w:tcBorders>
             <w:vAlign w:val="center"/>
             <w:tcMar>
-              <w:top w:w="20" w:type="dxa"/>
+              <w:top w:w="8" w:type="dxa"/>
               <w:left w:w="80" w:type="dxa"/>
-              <w:bottom w:w="20" w:type="dxa"/>
+              <w:bottom w:w="8" w:type="dxa"/>
               <w:right w:w="60" w:type="dxa"/>
             </w:tcMar>
           </w:tcPr>
@@ -6906,10 +7871,10 @@
                 <w:rFonts w:ascii="Trade Gothic Next" w:hAnsi="Trade Gothic Next"/>
                 <w:b/>
                 <w:color w:val="C8CDC2"/>
-                <w:sz w:val="22"/>
+                <w:sz w:val="21"/>
                 <w:u w:val="none"/>
               </w:rPr>
-              <w:t>Cu</w:t>
+              <w:t>Br</w:t>
             </w:r>
           </w:p>
         </w:tc>
@@ -6917,7 +7882,7 @@
       <w:tr>
         <w:trPr>
           <w:cantSplit/>
-          <w:trHeight w:val="720" w:hRule="atLeast"/>
+          <w:trHeight w:val="489" w:hRule="atLeast"/>
         </w:trPr>
         <w:tc>
           <w:tcPr>
@@ -6930,9 +7895,9 @@
             </w:tcBorders>
             <w:vAlign w:val="center"/>
             <w:tcMar>
-              <w:top w:w="20" w:type="dxa"/>
+              <w:top w:w="8" w:type="dxa"/>
               <w:left w:w="80" w:type="dxa"/>
-              <w:bottom w:w="20" w:type="dxa"/>
+              <w:bottom w:w="8" w:type="dxa"/>
               <w:right w:w="60" w:type="dxa"/>
             </w:tcMar>
           </w:tcPr>
@@ -6946,10 +7911,10 @@
                 <w:rFonts w:ascii="Trade Gothic Next" w:hAnsi="Trade Gothic Next"/>
                 <w:b/>
                 <w:color w:val="14161B"/>
-                <w:sz w:val="22"/>
+                <w:sz w:val="21"/>
                 <w:u w:val="none"/>
               </w:rPr>
-              <w:t>30</w:t>
+              <w:t>36</w:t>
             </w:r>
           </w:p>
         </w:tc>
@@ -6964,9 +7929,9 @@
             </w:tcBorders>
             <w:vAlign w:val="center"/>
             <w:tcMar>
-              <w:top w:w="20" w:type="dxa"/>
+              <w:top w:w="8" w:type="dxa"/>
               <w:left w:w="80" w:type="dxa"/>
-              <w:bottom w:w="20" w:type="dxa"/>
+              <w:bottom w:w="8" w:type="dxa"/>
               <w:right w:w="60" w:type="dxa"/>
             </w:tcMar>
           </w:tcPr>
@@ -6980,10 +7945,10 @@
                 <w:rFonts w:ascii="Trade Gothic Next" w:hAnsi="Trade Gothic Next"/>
                 <w:b/>
                 <w:color w:val="14161B"/>
-                <w:sz w:val="22"/>
+                <w:sz w:val="21"/>
                 <w:u w:val="none"/>
               </w:rPr>
-              <w:t>Zn</w:t>
+              <w:t>Kr</w:t>
             </w:r>
           </w:p>
         </w:tc>
@@ -6998,9 +7963,9 @@
             </w:tcBorders>
             <w:vAlign w:val="center"/>
             <w:tcMar>
-              <w:top w:w="20" w:type="dxa"/>
+              <w:top w:w="8" w:type="dxa"/>
               <w:left w:w="80" w:type="dxa"/>
-              <w:bottom w:w="20" w:type="dxa"/>
+              <w:bottom w:w="8" w:type="dxa"/>
               <w:right w:w="60" w:type="dxa"/>
             </w:tcMar>
           </w:tcPr>
@@ -7022,9 +7987,9 @@
             </w:tcBorders>
             <w:vAlign w:val="center"/>
             <w:tcMar>
-              <w:top w:w="20" w:type="dxa"/>
+              <w:top w:w="8" w:type="dxa"/>
               <w:left w:w="80" w:type="dxa"/>
-              <w:bottom w:w="20" w:type="dxa"/>
+              <w:bottom w:w="8" w:type="dxa"/>
               <w:right w:w="60" w:type="dxa"/>
             </w:tcMar>
           </w:tcPr>
@@ -7046,9 +8011,9 @@
             </w:tcBorders>
             <w:vAlign w:val="center"/>
             <w:tcMar>
-              <w:top w:w="20" w:type="dxa"/>
+              <w:top w:w="8" w:type="dxa"/>
               <w:left w:w="80" w:type="dxa"/>
-              <w:bottom w:w="20" w:type="dxa"/>
+              <w:bottom w:w="8" w:type="dxa"/>
               <w:right w:w="60" w:type="dxa"/>
             </w:tcMar>
           </w:tcPr>
@@ -7070,9 +8035,9 @@
             </w:tcBorders>
             <w:vAlign w:val="center"/>
             <w:tcMar>
-              <w:top w:w="20" w:type="dxa"/>
+              <w:top w:w="8" w:type="dxa"/>
               <w:left w:w="80" w:type="dxa"/>
-              <w:bottom w:w="20" w:type="dxa"/>
+              <w:bottom w:w="8" w:type="dxa"/>
               <w:right w:w="60" w:type="dxa"/>
             </w:tcMar>
           </w:tcPr>
@@ -7094,9 +8059,9 @@
             </w:tcBorders>
             <w:vAlign w:val="center"/>
             <w:tcMar>
-              <w:top w:w="20" w:type="dxa"/>
+              <w:top w:w="8" w:type="dxa"/>
               <w:left w:w="80" w:type="dxa"/>
-              <w:bottom w:w="20" w:type="dxa"/>
+              <w:bottom w:w="8" w:type="dxa"/>
               <w:right w:w="60" w:type="dxa"/>
             </w:tcMar>
           </w:tcPr>
@@ -7110,1231 +8075,7 @@
                 <w:rFonts w:ascii="Trade Gothic Next" w:hAnsi="Trade Gothic Next"/>
                 <w:b/>
                 <w:color w:val="C8CDC2"/>
-                <w:sz w:val="22"/>
-                <w:u w:val="none"/>
-              </w:rPr>
-              <w:t>Zn</w:t>
-            </w:r>
-          </w:p>
-        </w:tc>
-      </w:tr>
-      <w:tr>
-        <w:trPr>
-          <w:cantSplit/>
-          <w:trHeight w:val="720" w:hRule="atLeast"/>
-        </w:trPr>
-        <w:tc>
-          <w:tcPr>
-            <w:tcW w:type="dxa" w:w="1080"/>
-            <w:tcBorders>
-              <w:top w:val="single" w:sz="4" w:color="C8CDC2"/>
-              <w:left w:val="single" w:sz="4" w:color="C8CDC2"/>
-              <w:bottom w:val="single" w:sz="4" w:color="C8CDC2"/>
-              <w:right w:val="single" w:sz="4" w:color="C8CDC2"/>
-            </w:tcBorders>
-            <w:vAlign w:val="center"/>
-            <w:tcMar>
-              <w:top w:w="20" w:type="dxa"/>
-              <w:left w:w="80" w:type="dxa"/>
-              <w:bottom w:w="20" w:type="dxa"/>
-              <w:right w:w="60" w:type="dxa"/>
-            </w:tcMar>
-          </w:tcPr>
-          <w:p>
-            <w:pPr>
-              <w:spacing w:after="0"/>
-              <w:jc w:val="left"/>
-            </w:pPr>
-            <w:r>
-              <w:rPr>
-                <w:rFonts w:ascii="Trade Gothic Next" w:hAnsi="Trade Gothic Next"/>
-                <w:b/>
-                <w:color w:val="14161B"/>
-                <w:sz w:val="22"/>
-                <w:u w:val="none"/>
-              </w:rPr>
-              <w:t>31</w:t>
-            </w:r>
-          </w:p>
-        </w:tc>
-        <w:tc>
-          <w:tcPr>
-            <w:tcW w:type="dxa" w:w="1080"/>
-            <w:tcBorders>
-              <w:top w:val="single" w:sz="4" w:color="C8CDC2"/>
-              <w:left w:val="single" w:sz="4" w:color="C8CDC2"/>
-              <w:bottom w:val="single" w:sz="4" w:color="C8CDC2"/>
-              <w:right w:val="single" w:sz="4" w:color="C8CDC2"/>
-            </w:tcBorders>
-            <w:vAlign w:val="center"/>
-            <w:tcMar>
-              <w:top w:w="20" w:type="dxa"/>
-              <w:left w:w="80" w:type="dxa"/>
-              <w:bottom w:w="20" w:type="dxa"/>
-              <w:right w:w="60" w:type="dxa"/>
-            </w:tcMar>
-          </w:tcPr>
-          <w:p>
-            <w:pPr>
-              <w:spacing w:after="0"/>
-              <w:jc w:val="left"/>
-            </w:pPr>
-            <w:r>
-              <w:rPr>
-                <w:rFonts w:ascii="Trade Gothic Next" w:hAnsi="Trade Gothic Next"/>
-                <w:b/>
-                <w:color w:val="14161B"/>
-                <w:sz w:val="22"/>
-                <w:u w:val="none"/>
-              </w:rPr>
-              <w:t>Ga</w:t>
-            </w:r>
-          </w:p>
-        </w:tc>
-        <w:tc>
-          <w:tcPr>
-            <w:tcW w:type="dxa" w:w="1296"/>
-            <w:tcBorders>
-              <w:top w:val="single" w:sz="4" w:color="C8CDC2"/>
-              <w:left w:val="single" w:sz="4" w:color="C8CDC2"/>
-              <w:bottom w:val="single" w:sz="4" w:color="C8CDC2"/>
-              <w:right w:val="single" w:sz="4" w:color="C8CDC2"/>
-            </w:tcBorders>
-            <w:vAlign w:val="center"/>
-            <w:tcMar>
-              <w:top w:w="20" w:type="dxa"/>
-              <w:left w:w="80" w:type="dxa"/>
-              <w:bottom w:w="20" w:type="dxa"/>
-              <w:right w:w="60" w:type="dxa"/>
-            </w:tcMar>
-          </w:tcPr>
-          <w:p>
-            <w:pPr>
-              <w:spacing w:after="0"/>
-              <w:jc w:val="left"/>
-            </w:pPr>
-          </w:p>
-        </w:tc>
-        <w:tc>
-          <w:tcPr>
-            <w:tcW w:type="dxa" w:w="1368"/>
-            <w:tcBorders>
-              <w:top w:val="single" w:sz="4" w:color="C8CDC2"/>
-              <w:left w:val="single" w:sz="4" w:color="C8CDC2"/>
-              <w:bottom w:val="single" w:sz="4" w:color="C8CDC2"/>
-              <w:right w:val="single" w:sz="4" w:color="C8CDC2"/>
-            </w:tcBorders>
-            <w:vAlign w:val="center"/>
-            <w:tcMar>
-              <w:top w:w="20" w:type="dxa"/>
-              <w:left w:w="80" w:type="dxa"/>
-              <w:bottom w:w="20" w:type="dxa"/>
-              <w:right w:w="60" w:type="dxa"/>
-            </w:tcMar>
-          </w:tcPr>
-          <w:p>
-            <w:pPr>
-              <w:spacing w:after="0"/>
-              <w:jc w:val="left"/>
-            </w:pPr>
-          </w:p>
-        </w:tc>
-        <w:tc>
-          <w:tcPr>
-            <w:tcW w:type="dxa" w:w="6264"/>
-            <w:tcBorders>
-              <w:top w:val="single" w:sz="4" w:color="C8CDC2"/>
-              <w:left w:val="single" w:sz="4" w:color="C8CDC2"/>
-              <w:bottom w:val="single" w:sz="4" w:color="C8CDC2"/>
-              <w:right w:val="single" w:sz="4" w:color="C8CDC2"/>
-            </w:tcBorders>
-            <w:vAlign w:val="center"/>
-            <w:tcMar>
-              <w:top w:w="20" w:type="dxa"/>
-              <w:left w:w="80" w:type="dxa"/>
-              <w:bottom w:w="20" w:type="dxa"/>
-              <w:right w:w="60" w:type="dxa"/>
-            </w:tcMar>
-          </w:tcPr>
-          <w:p>
-            <w:pPr>
-              <w:spacing w:after="0"/>
-              <w:jc w:val="left"/>
-            </w:pPr>
-          </w:p>
-        </w:tc>
-        <w:tc>
-          <w:tcPr>
-            <w:tcW w:type="dxa" w:w="1368"/>
-            <w:tcBorders>
-              <w:top w:val="single" w:sz="4" w:color="C8CDC2"/>
-              <w:left w:val="single" w:sz="4" w:color="C8CDC2"/>
-              <w:bottom w:val="single" w:sz="4" w:color="C8CDC2"/>
-              <w:right w:val="single" w:sz="4" w:color="C8CDC2"/>
-            </w:tcBorders>
-            <w:vAlign w:val="center"/>
-            <w:tcMar>
-              <w:top w:w="20" w:type="dxa"/>
-              <w:left w:w="80" w:type="dxa"/>
-              <w:bottom w:w="20" w:type="dxa"/>
-              <w:right w:w="60" w:type="dxa"/>
-            </w:tcMar>
-          </w:tcPr>
-          <w:p>
-            <w:pPr>
-              <w:spacing w:after="0"/>
-              <w:jc w:val="left"/>
-            </w:pPr>
-          </w:p>
-        </w:tc>
-        <w:tc>
-          <w:tcPr>
-            <w:tcW w:type="dxa" w:w="1944"/>
-            <w:tcBorders>
-              <w:top w:val="single" w:sz="4" w:color="C8CDC2"/>
-              <w:left w:val="single" w:sz="4" w:color="C8CDC2"/>
-              <w:bottom w:val="single" w:sz="4" w:color="C8CDC2"/>
-              <w:right w:val="single" w:sz="4" w:color="C8CDC2"/>
-            </w:tcBorders>
-            <w:vAlign w:val="center"/>
-            <w:tcMar>
-              <w:top w:w="20" w:type="dxa"/>
-              <w:left w:w="80" w:type="dxa"/>
-              <w:bottom w:w="20" w:type="dxa"/>
-              <w:right w:w="60" w:type="dxa"/>
-            </w:tcMar>
-          </w:tcPr>
-          <w:p>
-            <w:pPr>
-              <w:spacing w:after="0"/>
-              <w:jc w:val="center"/>
-            </w:pPr>
-            <w:r>
-              <w:rPr>
-                <w:rFonts w:ascii="Trade Gothic Next" w:hAnsi="Trade Gothic Next"/>
-                <w:b/>
-                <w:color w:val="C8CDC2"/>
-                <w:sz w:val="22"/>
-                <w:u w:val="none"/>
-              </w:rPr>
-              <w:t>Ga</w:t>
-            </w:r>
-          </w:p>
-        </w:tc>
-      </w:tr>
-      <w:tr>
-        <w:trPr>
-          <w:cantSplit/>
-          <w:trHeight w:val="720" w:hRule="atLeast"/>
-        </w:trPr>
-        <w:tc>
-          <w:tcPr>
-            <w:tcW w:type="dxa" w:w="1080"/>
-            <w:tcBorders>
-              <w:top w:val="single" w:sz="4" w:color="C8CDC2"/>
-              <w:left w:val="single" w:sz="4" w:color="C8CDC2"/>
-              <w:bottom w:val="single" w:sz="4" w:color="C8CDC2"/>
-              <w:right w:val="single" w:sz="4" w:color="C8CDC2"/>
-            </w:tcBorders>
-            <w:vAlign w:val="center"/>
-            <w:tcMar>
-              <w:top w:w="20" w:type="dxa"/>
-              <w:left w:w="80" w:type="dxa"/>
-              <w:bottom w:w="20" w:type="dxa"/>
-              <w:right w:w="60" w:type="dxa"/>
-            </w:tcMar>
-          </w:tcPr>
-          <w:p>
-            <w:pPr>
-              <w:spacing w:after="0"/>
-              <w:jc w:val="left"/>
-            </w:pPr>
-            <w:r>
-              <w:rPr>
-                <w:rFonts w:ascii="Trade Gothic Next" w:hAnsi="Trade Gothic Next"/>
-                <w:b/>
-                <w:color w:val="14161B"/>
-                <w:sz w:val="22"/>
-                <w:u w:val="none"/>
-              </w:rPr>
-              <w:t>32</w:t>
-            </w:r>
-          </w:p>
-        </w:tc>
-        <w:tc>
-          <w:tcPr>
-            <w:tcW w:type="dxa" w:w="1080"/>
-            <w:tcBorders>
-              <w:top w:val="single" w:sz="4" w:color="C8CDC2"/>
-              <w:left w:val="single" w:sz="4" w:color="C8CDC2"/>
-              <w:bottom w:val="single" w:sz="4" w:color="C8CDC2"/>
-              <w:right w:val="single" w:sz="4" w:color="C8CDC2"/>
-            </w:tcBorders>
-            <w:vAlign w:val="center"/>
-            <w:tcMar>
-              <w:top w:w="20" w:type="dxa"/>
-              <w:left w:w="80" w:type="dxa"/>
-              <w:bottom w:w="20" w:type="dxa"/>
-              <w:right w:w="60" w:type="dxa"/>
-            </w:tcMar>
-          </w:tcPr>
-          <w:p>
-            <w:pPr>
-              <w:spacing w:after="0"/>
-              <w:jc w:val="left"/>
-            </w:pPr>
-            <w:r>
-              <w:rPr>
-                <w:rFonts w:ascii="Trade Gothic Next" w:hAnsi="Trade Gothic Next"/>
-                <w:b/>
-                <w:color w:val="14161B"/>
-                <w:sz w:val="22"/>
-                <w:u w:val="none"/>
-              </w:rPr>
-              <w:t>Ge</w:t>
-            </w:r>
-          </w:p>
-        </w:tc>
-        <w:tc>
-          <w:tcPr>
-            <w:tcW w:type="dxa" w:w="1296"/>
-            <w:tcBorders>
-              <w:top w:val="single" w:sz="4" w:color="C8CDC2"/>
-              <w:left w:val="single" w:sz="4" w:color="C8CDC2"/>
-              <w:bottom w:val="single" w:sz="4" w:color="C8CDC2"/>
-              <w:right w:val="single" w:sz="4" w:color="C8CDC2"/>
-            </w:tcBorders>
-            <w:vAlign w:val="center"/>
-            <w:tcMar>
-              <w:top w:w="20" w:type="dxa"/>
-              <w:left w:w="80" w:type="dxa"/>
-              <w:bottom w:w="20" w:type="dxa"/>
-              <w:right w:w="60" w:type="dxa"/>
-            </w:tcMar>
-          </w:tcPr>
-          <w:p>
-            <w:pPr>
-              <w:spacing w:after="0"/>
-              <w:jc w:val="left"/>
-            </w:pPr>
-          </w:p>
-        </w:tc>
-        <w:tc>
-          <w:tcPr>
-            <w:tcW w:type="dxa" w:w="1368"/>
-            <w:tcBorders>
-              <w:top w:val="single" w:sz="4" w:color="C8CDC2"/>
-              <w:left w:val="single" w:sz="4" w:color="C8CDC2"/>
-              <w:bottom w:val="single" w:sz="4" w:color="C8CDC2"/>
-              <w:right w:val="single" w:sz="4" w:color="C8CDC2"/>
-            </w:tcBorders>
-            <w:vAlign w:val="center"/>
-            <w:tcMar>
-              <w:top w:w="20" w:type="dxa"/>
-              <w:left w:w="80" w:type="dxa"/>
-              <w:bottom w:w="20" w:type="dxa"/>
-              <w:right w:w="60" w:type="dxa"/>
-            </w:tcMar>
-          </w:tcPr>
-          <w:p>
-            <w:pPr>
-              <w:spacing w:after="0"/>
-              <w:jc w:val="left"/>
-            </w:pPr>
-          </w:p>
-        </w:tc>
-        <w:tc>
-          <w:tcPr>
-            <w:tcW w:type="dxa" w:w="6264"/>
-            <w:tcBorders>
-              <w:top w:val="single" w:sz="4" w:color="C8CDC2"/>
-              <w:left w:val="single" w:sz="4" w:color="C8CDC2"/>
-              <w:bottom w:val="single" w:sz="4" w:color="C8CDC2"/>
-              <w:right w:val="single" w:sz="4" w:color="C8CDC2"/>
-            </w:tcBorders>
-            <w:vAlign w:val="center"/>
-            <w:tcMar>
-              <w:top w:w="20" w:type="dxa"/>
-              <w:left w:w="80" w:type="dxa"/>
-              <w:bottom w:w="20" w:type="dxa"/>
-              <w:right w:w="60" w:type="dxa"/>
-            </w:tcMar>
-          </w:tcPr>
-          <w:p>
-            <w:pPr>
-              <w:spacing w:after="0"/>
-              <w:jc w:val="left"/>
-            </w:pPr>
-          </w:p>
-        </w:tc>
-        <w:tc>
-          <w:tcPr>
-            <w:tcW w:type="dxa" w:w="1368"/>
-            <w:tcBorders>
-              <w:top w:val="single" w:sz="4" w:color="C8CDC2"/>
-              <w:left w:val="single" w:sz="4" w:color="C8CDC2"/>
-              <w:bottom w:val="single" w:sz="4" w:color="C8CDC2"/>
-              <w:right w:val="single" w:sz="4" w:color="C8CDC2"/>
-            </w:tcBorders>
-            <w:vAlign w:val="center"/>
-            <w:tcMar>
-              <w:top w:w="20" w:type="dxa"/>
-              <w:left w:w="80" w:type="dxa"/>
-              <w:bottom w:w="20" w:type="dxa"/>
-              <w:right w:w="60" w:type="dxa"/>
-            </w:tcMar>
-          </w:tcPr>
-          <w:p>
-            <w:pPr>
-              <w:spacing w:after="0"/>
-              <w:jc w:val="left"/>
-            </w:pPr>
-          </w:p>
-        </w:tc>
-        <w:tc>
-          <w:tcPr>
-            <w:tcW w:type="dxa" w:w="1944"/>
-            <w:tcBorders>
-              <w:top w:val="single" w:sz="4" w:color="C8CDC2"/>
-              <w:left w:val="single" w:sz="4" w:color="C8CDC2"/>
-              <w:bottom w:val="single" w:sz="4" w:color="C8CDC2"/>
-              <w:right w:val="single" w:sz="4" w:color="C8CDC2"/>
-            </w:tcBorders>
-            <w:vAlign w:val="center"/>
-            <w:tcMar>
-              <w:top w:w="20" w:type="dxa"/>
-              <w:left w:w="80" w:type="dxa"/>
-              <w:bottom w:w="20" w:type="dxa"/>
-              <w:right w:w="60" w:type="dxa"/>
-            </w:tcMar>
-          </w:tcPr>
-          <w:p>
-            <w:pPr>
-              <w:spacing w:after="0"/>
-              <w:jc w:val="center"/>
-            </w:pPr>
-            <w:r>
-              <w:rPr>
-                <w:rFonts w:ascii="Trade Gothic Next" w:hAnsi="Trade Gothic Next"/>
-                <w:b/>
-                <w:color w:val="C8CDC2"/>
-                <w:sz w:val="22"/>
-                <w:u w:val="none"/>
-              </w:rPr>
-              <w:t>Ge</w:t>
-            </w:r>
-          </w:p>
-        </w:tc>
-      </w:tr>
-      <w:tr>
-        <w:trPr>
-          <w:cantSplit/>
-          <w:trHeight w:val="720" w:hRule="atLeast"/>
-        </w:trPr>
-        <w:tc>
-          <w:tcPr>
-            <w:tcW w:type="dxa" w:w="1080"/>
-            <w:tcBorders>
-              <w:top w:val="single" w:sz="4" w:color="C8CDC2"/>
-              <w:left w:val="single" w:sz="4" w:color="C8CDC2"/>
-              <w:bottom w:val="single" w:sz="4" w:color="C8CDC2"/>
-              <w:right w:val="single" w:sz="4" w:color="C8CDC2"/>
-            </w:tcBorders>
-            <w:vAlign w:val="center"/>
-            <w:tcMar>
-              <w:top w:w="20" w:type="dxa"/>
-              <w:left w:w="80" w:type="dxa"/>
-              <w:bottom w:w="20" w:type="dxa"/>
-              <w:right w:w="60" w:type="dxa"/>
-            </w:tcMar>
-          </w:tcPr>
-          <w:p>
-            <w:pPr>
-              <w:spacing w:after="0"/>
-              <w:jc w:val="left"/>
-            </w:pPr>
-            <w:r>
-              <w:rPr>
-                <w:rFonts w:ascii="Trade Gothic Next" w:hAnsi="Trade Gothic Next"/>
-                <w:b/>
-                <w:color w:val="14161B"/>
-                <w:sz w:val="22"/>
-                <w:u w:val="none"/>
-              </w:rPr>
-              <w:t>33</w:t>
-            </w:r>
-          </w:p>
-        </w:tc>
-        <w:tc>
-          <w:tcPr>
-            <w:tcW w:type="dxa" w:w="1080"/>
-            <w:tcBorders>
-              <w:top w:val="single" w:sz="4" w:color="C8CDC2"/>
-              <w:left w:val="single" w:sz="4" w:color="C8CDC2"/>
-              <w:bottom w:val="single" w:sz="4" w:color="C8CDC2"/>
-              <w:right w:val="single" w:sz="4" w:color="C8CDC2"/>
-            </w:tcBorders>
-            <w:vAlign w:val="center"/>
-            <w:tcMar>
-              <w:top w:w="20" w:type="dxa"/>
-              <w:left w:w="80" w:type="dxa"/>
-              <w:bottom w:w="20" w:type="dxa"/>
-              <w:right w:w="60" w:type="dxa"/>
-            </w:tcMar>
-          </w:tcPr>
-          <w:p>
-            <w:pPr>
-              <w:spacing w:after="0"/>
-              <w:jc w:val="left"/>
-            </w:pPr>
-            <w:r>
-              <w:rPr>
-                <w:rFonts w:ascii="Trade Gothic Next" w:hAnsi="Trade Gothic Next"/>
-                <w:b/>
-                <w:color w:val="14161B"/>
-                <w:sz w:val="22"/>
-                <w:u w:val="none"/>
-              </w:rPr>
-              <w:t>As</w:t>
-            </w:r>
-          </w:p>
-        </w:tc>
-        <w:tc>
-          <w:tcPr>
-            <w:tcW w:type="dxa" w:w="1296"/>
-            <w:tcBorders>
-              <w:top w:val="single" w:sz="4" w:color="C8CDC2"/>
-              <w:left w:val="single" w:sz="4" w:color="C8CDC2"/>
-              <w:bottom w:val="single" w:sz="4" w:color="C8CDC2"/>
-              <w:right w:val="single" w:sz="4" w:color="C8CDC2"/>
-            </w:tcBorders>
-            <w:vAlign w:val="center"/>
-            <w:tcMar>
-              <w:top w:w="20" w:type="dxa"/>
-              <w:left w:w="80" w:type="dxa"/>
-              <w:bottom w:w="20" w:type="dxa"/>
-              <w:right w:w="60" w:type="dxa"/>
-            </w:tcMar>
-          </w:tcPr>
-          <w:p>
-            <w:pPr>
-              <w:spacing w:after="0"/>
-              <w:jc w:val="left"/>
-            </w:pPr>
-          </w:p>
-        </w:tc>
-        <w:tc>
-          <w:tcPr>
-            <w:tcW w:type="dxa" w:w="1368"/>
-            <w:tcBorders>
-              <w:top w:val="single" w:sz="4" w:color="C8CDC2"/>
-              <w:left w:val="single" w:sz="4" w:color="C8CDC2"/>
-              <w:bottom w:val="single" w:sz="4" w:color="C8CDC2"/>
-              <w:right w:val="single" w:sz="4" w:color="C8CDC2"/>
-            </w:tcBorders>
-            <w:vAlign w:val="center"/>
-            <w:tcMar>
-              <w:top w:w="20" w:type="dxa"/>
-              <w:left w:w="80" w:type="dxa"/>
-              <w:bottom w:w="20" w:type="dxa"/>
-              <w:right w:w="60" w:type="dxa"/>
-            </w:tcMar>
-          </w:tcPr>
-          <w:p>
-            <w:pPr>
-              <w:spacing w:after="0"/>
-              <w:jc w:val="left"/>
-            </w:pPr>
-          </w:p>
-        </w:tc>
-        <w:tc>
-          <w:tcPr>
-            <w:tcW w:type="dxa" w:w="6264"/>
-            <w:tcBorders>
-              <w:top w:val="single" w:sz="4" w:color="C8CDC2"/>
-              <w:left w:val="single" w:sz="4" w:color="C8CDC2"/>
-              <w:bottom w:val="single" w:sz="4" w:color="C8CDC2"/>
-              <w:right w:val="single" w:sz="4" w:color="C8CDC2"/>
-            </w:tcBorders>
-            <w:vAlign w:val="center"/>
-            <w:tcMar>
-              <w:top w:w="20" w:type="dxa"/>
-              <w:left w:w="80" w:type="dxa"/>
-              <w:bottom w:w="20" w:type="dxa"/>
-              <w:right w:w="60" w:type="dxa"/>
-            </w:tcMar>
-          </w:tcPr>
-          <w:p>
-            <w:pPr>
-              <w:spacing w:after="0"/>
-              <w:jc w:val="left"/>
-            </w:pPr>
-          </w:p>
-        </w:tc>
-        <w:tc>
-          <w:tcPr>
-            <w:tcW w:type="dxa" w:w="1368"/>
-            <w:tcBorders>
-              <w:top w:val="single" w:sz="4" w:color="C8CDC2"/>
-              <w:left w:val="single" w:sz="4" w:color="C8CDC2"/>
-              <w:bottom w:val="single" w:sz="4" w:color="C8CDC2"/>
-              <w:right w:val="single" w:sz="4" w:color="C8CDC2"/>
-            </w:tcBorders>
-            <w:vAlign w:val="center"/>
-            <w:tcMar>
-              <w:top w:w="20" w:type="dxa"/>
-              <w:left w:w="80" w:type="dxa"/>
-              <w:bottom w:w="20" w:type="dxa"/>
-              <w:right w:w="60" w:type="dxa"/>
-            </w:tcMar>
-          </w:tcPr>
-          <w:p>
-            <w:pPr>
-              <w:spacing w:after="0"/>
-              <w:jc w:val="left"/>
-            </w:pPr>
-          </w:p>
-        </w:tc>
-        <w:tc>
-          <w:tcPr>
-            <w:tcW w:type="dxa" w:w="1944"/>
-            <w:tcBorders>
-              <w:top w:val="single" w:sz="4" w:color="C8CDC2"/>
-              <w:left w:val="single" w:sz="4" w:color="C8CDC2"/>
-              <w:bottom w:val="single" w:sz="4" w:color="C8CDC2"/>
-              <w:right w:val="single" w:sz="4" w:color="C8CDC2"/>
-            </w:tcBorders>
-            <w:vAlign w:val="center"/>
-            <w:tcMar>
-              <w:top w:w="20" w:type="dxa"/>
-              <w:left w:w="80" w:type="dxa"/>
-              <w:bottom w:w="20" w:type="dxa"/>
-              <w:right w:w="60" w:type="dxa"/>
-            </w:tcMar>
-          </w:tcPr>
-          <w:p>
-            <w:pPr>
-              <w:spacing w:after="0"/>
-              <w:jc w:val="center"/>
-            </w:pPr>
-            <w:r>
-              <w:rPr>
-                <w:rFonts w:ascii="Trade Gothic Next" w:hAnsi="Trade Gothic Next"/>
-                <w:b/>
-                <w:color w:val="C8CDC2"/>
-                <w:sz w:val="22"/>
-                <w:u w:val="none"/>
-              </w:rPr>
-              <w:t>As</w:t>
-            </w:r>
-          </w:p>
-        </w:tc>
-      </w:tr>
-      <w:tr>
-        <w:trPr>
-          <w:cantSplit/>
-          <w:trHeight w:val="720" w:hRule="atLeast"/>
-        </w:trPr>
-        <w:tc>
-          <w:tcPr>
-            <w:tcW w:type="dxa" w:w="1080"/>
-            <w:tcBorders>
-              <w:top w:val="single" w:sz="4" w:color="C8CDC2"/>
-              <w:left w:val="single" w:sz="4" w:color="C8CDC2"/>
-              <w:bottom w:val="single" w:sz="4" w:color="C8CDC2"/>
-              <w:right w:val="single" w:sz="4" w:color="C8CDC2"/>
-            </w:tcBorders>
-            <w:vAlign w:val="center"/>
-            <w:tcMar>
-              <w:top w:w="20" w:type="dxa"/>
-              <w:left w:w="80" w:type="dxa"/>
-              <w:bottom w:w="20" w:type="dxa"/>
-              <w:right w:w="60" w:type="dxa"/>
-            </w:tcMar>
-          </w:tcPr>
-          <w:p>
-            <w:pPr>
-              <w:spacing w:after="0"/>
-              <w:jc w:val="left"/>
-            </w:pPr>
-            <w:r>
-              <w:rPr>
-                <w:rFonts w:ascii="Trade Gothic Next" w:hAnsi="Trade Gothic Next"/>
-                <w:b/>
-                <w:color w:val="14161B"/>
-                <w:sz w:val="22"/>
-                <w:u w:val="none"/>
-              </w:rPr>
-              <w:t>34</w:t>
-            </w:r>
-          </w:p>
-        </w:tc>
-        <w:tc>
-          <w:tcPr>
-            <w:tcW w:type="dxa" w:w="1080"/>
-            <w:tcBorders>
-              <w:top w:val="single" w:sz="4" w:color="C8CDC2"/>
-              <w:left w:val="single" w:sz="4" w:color="C8CDC2"/>
-              <w:bottom w:val="single" w:sz="4" w:color="C8CDC2"/>
-              <w:right w:val="single" w:sz="4" w:color="C8CDC2"/>
-            </w:tcBorders>
-            <w:vAlign w:val="center"/>
-            <w:tcMar>
-              <w:top w:w="20" w:type="dxa"/>
-              <w:left w:w="80" w:type="dxa"/>
-              <w:bottom w:w="20" w:type="dxa"/>
-              <w:right w:w="60" w:type="dxa"/>
-            </w:tcMar>
-          </w:tcPr>
-          <w:p>
-            <w:pPr>
-              <w:spacing w:after="0"/>
-              <w:jc w:val="left"/>
-            </w:pPr>
-            <w:r>
-              <w:rPr>
-                <w:rFonts w:ascii="Trade Gothic Next" w:hAnsi="Trade Gothic Next"/>
-                <w:b/>
-                <w:color w:val="14161B"/>
-                <w:sz w:val="22"/>
-                <w:u w:val="none"/>
-              </w:rPr>
-              <w:t>Se</w:t>
-            </w:r>
-          </w:p>
-        </w:tc>
-        <w:tc>
-          <w:tcPr>
-            <w:tcW w:type="dxa" w:w="1296"/>
-            <w:tcBorders>
-              <w:top w:val="single" w:sz="4" w:color="C8CDC2"/>
-              <w:left w:val="single" w:sz="4" w:color="C8CDC2"/>
-              <w:bottom w:val="single" w:sz="4" w:color="C8CDC2"/>
-              <w:right w:val="single" w:sz="4" w:color="C8CDC2"/>
-            </w:tcBorders>
-            <w:vAlign w:val="center"/>
-            <w:tcMar>
-              <w:top w:w="20" w:type="dxa"/>
-              <w:left w:w="80" w:type="dxa"/>
-              <w:bottom w:w="20" w:type="dxa"/>
-              <w:right w:w="60" w:type="dxa"/>
-            </w:tcMar>
-          </w:tcPr>
-          <w:p>
-            <w:pPr>
-              <w:spacing w:after="0"/>
-              <w:jc w:val="left"/>
-            </w:pPr>
-          </w:p>
-        </w:tc>
-        <w:tc>
-          <w:tcPr>
-            <w:tcW w:type="dxa" w:w="1368"/>
-            <w:tcBorders>
-              <w:top w:val="single" w:sz="4" w:color="C8CDC2"/>
-              <w:left w:val="single" w:sz="4" w:color="C8CDC2"/>
-              <w:bottom w:val="single" w:sz="4" w:color="C8CDC2"/>
-              <w:right w:val="single" w:sz="4" w:color="C8CDC2"/>
-            </w:tcBorders>
-            <w:vAlign w:val="center"/>
-            <w:tcMar>
-              <w:top w:w="20" w:type="dxa"/>
-              <w:left w:w="80" w:type="dxa"/>
-              <w:bottom w:w="20" w:type="dxa"/>
-              <w:right w:w="60" w:type="dxa"/>
-            </w:tcMar>
-          </w:tcPr>
-          <w:p>
-            <w:pPr>
-              <w:spacing w:after="0"/>
-              <w:jc w:val="left"/>
-            </w:pPr>
-          </w:p>
-        </w:tc>
-        <w:tc>
-          <w:tcPr>
-            <w:tcW w:type="dxa" w:w="6264"/>
-            <w:tcBorders>
-              <w:top w:val="single" w:sz="4" w:color="C8CDC2"/>
-              <w:left w:val="single" w:sz="4" w:color="C8CDC2"/>
-              <w:bottom w:val="single" w:sz="4" w:color="C8CDC2"/>
-              <w:right w:val="single" w:sz="4" w:color="C8CDC2"/>
-            </w:tcBorders>
-            <w:vAlign w:val="center"/>
-            <w:tcMar>
-              <w:top w:w="20" w:type="dxa"/>
-              <w:left w:w="80" w:type="dxa"/>
-              <w:bottom w:w="20" w:type="dxa"/>
-              <w:right w:w="60" w:type="dxa"/>
-            </w:tcMar>
-          </w:tcPr>
-          <w:p>
-            <w:pPr>
-              <w:spacing w:after="0"/>
-              <w:jc w:val="left"/>
-            </w:pPr>
-          </w:p>
-        </w:tc>
-        <w:tc>
-          <w:tcPr>
-            <w:tcW w:type="dxa" w:w="1368"/>
-            <w:tcBorders>
-              <w:top w:val="single" w:sz="4" w:color="C8CDC2"/>
-              <w:left w:val="single" w:sz="4" w:color="C8CDC2"/>
-              <w:bottom w:val="single" w:sz="4" w:color="C8CDC2"/>
-              <w:right w:val="single" w:sz="4" w:color="C8CDC2"/>
-            </w:tcBorders>
-            <w:vAlign w:val="center"/>
-            <w:tcMar>
-              <w:top w:w="20" w:type="dxa"/>
-              <w:left w:w="80" w:type="dxa"/>
-              <w:bottom w:w="20" w:type="dxa"/>
-              <w:right w:w="60" w:type="dxa"/>
-            </w:tcMar>
-          </w:tcPr>
-          <w:p>
-            <w:pPr>
-              <w:spacing w:after="0"/>
-              <w:jc w:val="left"/>
-            </w:pPr>
-          </w:p>
-        </w:tc>
-        <w:tc>
-          <w:tcPr>
-            <w:tcW w:type="dxa" w:w="1944"/>
-            <w:tcBorders>
-              <w:top w:val="single" w:sz="4" w:color="C8CDC2"/>
-              <w:left w:val="single" w:sz="4" w:color="C8CDC2"/>
-              <w:bottom w:val="single" w:sz="4" w:color="C8CDC2"/>
-              <w:right w:val="single" w:sz="4" w:color="C8CDC2"/>
-            </w:tcBorders>
-            <w:vAlign w:val="center"/>
-            <w:tcMar>
-              <w:top w:w="20" w:type="dxa"/>
-              <w:left w:w="80" w:type="dxa"/>
-              <w:bottom w:w="20" w:type="dxa"/>
-              <w:right w:w="60" w:type="dxa"/>
-            </w:tcMar>
-          </w:tcPr>
-          <w:p>
-            <w:pPr>
-              <w:spacing w:after="0"/>
-              <w:jc w:val="center"/>
-            </w:pPr>
-            <w:r>
-              <w:rPr>
-                <w:rFonts w:ascii="Trade Gothic Next" w:hAnsi="Trade Gothic Next"/>
-                <w:b/>
-                <w:color w:val="C8CDC2"/>
-                <w:sz w:val="22"/>
-                <w:u w:val="none"/>
-              </w:rPr>
-              <w:t>Se</w:t>
-            </w:r>
-          </w:p>
-        </w:tc>
-      </w:tr>
-      <w:tr>
-        <w:trPr>
-          <w:cantSplit/>
-          <w:trHeight w:val="720" w:hRule="atLeast"/>
-        </w:trPr>
-        <w:tc>
-          <w:tcPr>
-            <w:tcW w:type="dxa" w:w="1080"/>
-            <w:tcBorders>
-              <w:top w:val="single" w:sz="4" w:color="C8CDC2"/>
-              <w:left w:val="single" w:sz="4" w:color="C8CDC2"/>
-              <w:bottom w:val="single" w:sz="4" w:color="C8CDC2"/>
-              <w:right w:val="single" w:sz="4" w:color="C8CDC2"/>
-            </w:tcBorders>
-            <w:vAlign w:val="center"/>
-            <w:tcMar>
-              <w:top w:w="20" w:type="dxa"/>
-              <w:left w:w="80" w:type="dxa"/>
-              <w:bottom w:w="20" w:type="dxa"/>
-              <w:right w:w="60" w:type="dxa"/>
-            </w:tcMar>
-          </w:tcPr>
-          <w:p>
-            <w:pPr>
-              <w:spacing w:after="0"/>
-              <w:jc w:val="left"/>
-            </w:pPr>
-            <w:r>
-              <w:rPr>
-                <w:rFonts w:ascii="Trade Gothic Next" w:hAnsi="Trade Gothic Next"/>
-                <w:b/>
-                <w:color w:val="14161B"/>
-                <w:sz w:val="22"/>
-                <w:u w:val="none"/>
-              </w:rPr>
-              <w:t>35</w:t>
-            </w:r>
-          </w:p>
-        </w:tc>
-        <w:tc>
-          <w:tcPr>
-            <w:tcW w:type="dxa" w:w="1080"/>
-            <w:tcBorders>
-              <w:top w:val="single" w:sz="4" w:color="C8CDC2"/>
-              <w:left w:val="single" w:sz="4" w:color="C8CDC2"/>
-              <w:bottom w:val="single" w:sz="4" w:color="C8CDC2"/>
-              <w:right w:val="single" w:sz="4" w:color="C8CDC2"/>
-            </w:tcBorders>
-            <w:vAlign w:val="center"/>
-            <w:tcMar>
-              <w:top w:w="20" w:type="dxa"/>
-              <w:left w:w="80" w:type="dxa"/>
-              <w:bottom w:w="20" w:type="dxa"/>
-              <w:right w:w="60" w:type="dxa"/>
-            </w:tcMar>
-          </w:tcPr>
-          <w:p>
-            <w:pPr>
-              <w:spacing w:after="0"/>
-              <w:jc w:val="left"/>
-            </w:pPr>
-            <w:r>
-              <w:rPr>
-                <w:rFonts w:ascii="Trade Gothic Next" w:hAnsi="Trade Gothic Next"/>
-                <w:b/>
-                <w:color w:val="14161B"/>
-                <w:sz w:val="22"/>
-                <w:u w:val="none"/>
-              </w:rPr>
-              <w:t>Br</w:t>
-            </w:r>
-          </w:p>
-        </w:tc>
-        <w:tc>
-          <w:tcPr>
-            <w:tcW w:type="dxa" w:w="1296"/>
-            <w:tcBorders>
-              <w:top w:val="single" w:sz="4" w:color="C8CDC2"/>
-              <w:left w:val="single" w:sz="4" w:color="C8CDC2"/>
-              <w:bottom w:val="single" w:sz="4" w:color="C8CDC2"/>
-              <w:right w:val="single" w:sz="4" w:color="C8CDC2"/>
-            </w:tcBorders>
-            <w:vAlign w:val="center"/>
-            <w:tcMar>
-              <w:top w:w="20" w:type="dxa"/>
-              <w:left w:w="80" w:type="dxa"/>
-              <w:bottom w:w="20" w:type="dxa"/>
-              <w:right w:w="60" w:type="dxa"/>
-            </w:tcMar>
-          </w:tcPr>
-          <w:p>
-            <w:pPr>
-              <w:spacing w:after="0"/>
-              <w:jc w:val="left"/>
-            </w:pPr>
-          </w:p>
-        </w:tc>
-        <w:tc>
-          <w:tcPr>
-            <w:tcW w:type="dxa" w:w="1368"/>
-            <w:tcBorders>
-              <w:top w:val="single" w:sz="4" w:color="C8CDC2"/>
-              <w:left w:val="single" w:sz="4" w:color="C8CDC2"/>
-              <w:bottom w:val="single" w:sz="4" w:color="C8CDC2"/>
-              <w:right w:val="single" w:sz="4" w:color="C8CDC2"/>
-            </w:tcBorders>
-            <w:vAlign w:val="center"/>
-            <w:tcMar>
-              <w:top w:w="20" w:type="dxa"/>
-              <w:left w:w="80" w:type="dxa"/>
-              <w:bottom w:w="20" w:type="dxa"/>
-              <w:right w:w="60" w:type="dxa"/>
-            </w:tcMar>
-          </w:tcPr>
-          <w:p>
-            <w:pPr>
-              <w:spacing w:after="0"/>
-              <w:jc w:val="left"/>
-            </w:pPr>
-          </w:p>
-        </w:tc>
-        <w:tc>
-          <w:tcPr>
-            <w:tcW w:type="dxa" w:w="6264"/>
-            <w:tcBorders>
-              <w:top w:val="single" w:sz="4" w:color="C8CDC2"/>
-              <w:left w:val="single" w:sz="4" w:color="C8CDC2"/>
-              <w:bottom w:val="single" w:sz="4" w:color="C8CDC2"/>
-              <w:right w:val="single" w:sz="4" w:color="C8CDC2"/>
-            </w:tcBorders>
-            <w:vAlign w:val="center"/>
-            <w:tcMar>
-              <w:top w:w="20" w:type="dxa"/>
-              <w:left w:w="80" w:type="dxa"/>
-              <w:bottom w:w="20" w:type="dxa"/>
-              <w:right w:w="60" w:type="dxa"/>
-            </w:tcMar>
-          </w:tcPr>
-          <w:p>
-            <w:pPr>
-              <w:spacing w:after="0"/>
-              <w:jc w:val="left"/>
-            </w:pPr>
-          </w:p>
-        </w:tc>
-        <w:tc>
-          <w:tcPr>
-            <w:tcW w:type="dxa" w:w="1368"/>
-            <w:tcBorders>
-              <w:top w:val="single" w:sz="4" w:color="C8CDC2"/>
-              <w:left w:val="single" w:sz="4" w:color="C8CDC2"/>
-              <w:bottom w:val="single" w:sz="4" w:color="C8CDC2"/>
-              <w:right w:val="single" w:sz="4" w:color="C8CDC2"/>
-            </w:tcBorders>
-            <w:vAlign w:val="center"/>
-            <w:tcMar>
-              <w:top w:w="20" w:type="dxa"/>
-              <w:left w:w="80" w:type="dxa"/>
-              <w:bottom w:w="20" w:type="dxa"/>
-              <w:right w:w="60" w:type="dxa"/>
-            </w:tcMar>
-          </w:tcPr>
-          <w:p>
-            <w:pPr>
-              <w:spacing w:after="0"/>
-              <w:jc w:val="left"/>
-            </w:pPr>
-          </w:p>
-        </w:tc>
-        <w:tc>
-          <w:tcPr>
-            <w:tcW w:type="dxa" w:w="1944"/>
-            <w:tcBorders>
-              <w:top w:val="single" w:sz="4" w:color="C8CDC2"/>
-              <w:left w:val="single" w:sz="4" w:color="C8CDC2"/>
-              <w:bottom w:val="single" w:sz="4" w:color="C8CDC2"/>
-              <w:right w:val="single" w:sz="4" w:color="C8CDC2"/>
-            </w:tcBorders>
-            <w:vAlign w:val="center"/>
-            <w:tcMar>
-              <w:top w:w="20" w:type="dxa"/>
-              <w:left w:w="80" w:type="dxa"/>
-              <w:bottom w:w="20" w:type="dxa"/>
-              <w:right w:w="60" w:type="dxa"/>
-            </w:tcMar>
-          </w:tcPr>
-          <w:p>
-            <w:pPr>
-              <w:spacing w:after="0"/>
-              <w:jc w:val="center"/>
-            </w:pPr>
-            <w:r>
-              <w:rPr>
-                <w:rFonts w:ascii="Trade Gothic Next" w:hAnsi="Trade Gothic Next"/>
-                <w:b/>
-                <w:color w:val="C8CDC2"/>
-                <w:sz w:val="22"/>
-                <w:u w:val="none"/>
-              </w:rPr>
-              <w:t>Br</w:t>
-            </w:r>
-          </w:p>
-        </w:tc>
-      </w:tr>
-      <w:tr>
-        <w:trPr>
-          <w:cantSplit/>
-          <w:trHeight w:val="720" w:hRule="atLeast"/>
-        </w:trPr>
-        <w:tc>
-          <w:tcPr>
-            <w:tcW w:type="dxa" w:w="1080"/>
-            <w:tcBorders>
-              <w:top w:val="single" w:sz="4" w:color="C8CDC2"/>
-              <w:left w:val="single" w:sz="4" w:color="C8CDC2"/>
-              <w:bottom w:val="single" w:sz="4" w:color="C8CDC2"/>
-              <w:right w:val="single" w:sz="4" w:color="C8CDC2"/>
-            </w:tcBorders>
-            <w:vAlign w:val="center"/>
-            <w:tcMar>
-              <w:top w:w="20" w:type="dxa"/>
-              <w:left w:w="80" w:type="dxa"/>
-              <w:bottom w:w="20" w:type="dxa"/>
-              <w:right w:w="60" w:type="dxa"/>
-            </w:tcMar>
-          </w:tcPr>
-          <w:p>
-            <w:pPr>
-              <w:spacing w:after="0"/>
-              <w:jc w:val="left"/>
-            </w:pPr>
-            <w:r>
-              <w:rPr>
-                <w:rFonts w:ascii="Trade Gothic Next" w:hAnsi="Trade Gothic Next"/>
-                <w:b/>
-                <w:color w:val="14161B"/>
-                <w:sz w:val="22"/>
-                <w:u w:val="none"/>
-              </w:rPr>
-              <w:t>36</w:t>
-            </w:r>
-          </w:p>
-        </w:tc>
-        <w:tc>
-          <w:tcPr>
-            <w:tcW w:type="dxa" w:w="1080"/>
-            <w:tcBorders>
-              <w:top w:val="single" w:sz="4" w:color="C8CDC2"/>
-              <w:left w:val="single" w:sz="4" w:color="C8CDC2"/>
-              <w:bottom w:val="single" w:sz="4" w:color="C8CDC2"/>
-              <w:right w:val="single" w:sz="4" w:color="C8CDC2"/>
-            </w:tcBorders>
-            <w:vAlign w:val="center"/>
-            <w:tcMar>
-              <w:top w:w="20" w:type="dxa"/>
-              <w:left w:w="80" w:type="dxa"/>
-              <w:bottom w:w="20" w:type="dxa"/>
-              <w:right w:w="60" w:type="dxa"/>
-            </w:tcMar>
-          </w:tcPr>
-          <w:p>
-            <w:pPr>
-              <w:spacing w:after="0"/>
-              <w:jc w:val="left"/>
-            </w:pPr>
-            <w:r>
-              <w:rPr>
-                <w:rFonts w:ascii="Trade Gothic Next" w:hAnsi="Trade Gothic Next"/>
-                <w:b/>
-                <w:color w:val="14161B"/>
-                <w:sz w:val="22"/>
-                <w:u w:val="none"/>
-              </w:rPr>
-              <w:t>Kr</w:t>
-            </w:r>
-          </w:p>
-        </w:tc>
-        <w:tc>
-          <w:tcPr>
-            <w:tcW w:type="dxa" w:w="1296"/>
-            <w:tcBorders>
-              <w:top w:val="single" w:sz="4" w:color="C8CDC2"/>
-              <w:left w:val="single" w:sz="4" w:color="C8CDC2"/>
-              <w:bottom w:val="single" w:sz="4" w:color="C8CDC2"/>
-              <w:right w:val="single" w:sz="4" w:color="C8CDC2"/>
-            </w:tcBorders>
-            <w:vAlign w:val="center"/>
-            <w:tcMar>
-              <w:top w:w="20" w:type="dxa"/>
-              <w:left w:w="80" w:type="dxa"/>
-              <w:bottom w:w="20" w:type="dxa"/>
-              <w:right w:w="60" w:type="dxa"/>
-            </w:tcMar>
-          </w:tcPr>
-          <w:p>
-            <w:pPr>
-              <w:spacing w:after="0"/>
-              <w:jc w:val="left"/>
-            </w:pPr>
-          </w:p>
-        </w:tc>
-        <w:tc>
-          <w:tcPr>
-            <w:tcW w:type="dxa" w:w="1368"/>
-            <w:tcBorders>
-              <w:top w:val="single" w:sz="4" w:color="C8CDC2"/>
-              <w:left w:val="single" w:sz="4" w:color="C8CDC2"/>
-              <w:bottom w:val="single" w:sz="4" w:color="C8CDC2"/>
-              <w:right w:val="single" w:sz="4" w:color="C8CDC2"/>
-            </w:tcBorders>
-            <w:vAlign w:val="center"/>
-            <w:tcMar>
-              <w:top w:w="20" w:type="dxa"/>
-              <w:left w:w="80" w:type="dxa"/>
-              <w:bottom w:w="20" w:type="dxa"/>
-              <w:right w:w="60" w:type="dxa"/>
-            </w:tcMar>
-          </w:tcPr>
-          <w:p>
-            <w:pPr>
-              <w:spacing w:after="0"/>
-              <w:jc w:val="left"/>
-            </w:pPr>
-          </w:p>
-        </w:tc>
-        <w:tc>
-          <w:tcPr>
-            <w:tcW w:type="dxa" w:w="6264"/>
-            <w:tcBorders>
-              <w:top w:val="single" w:sz="4" w:color="C8CDC2"/>
-              <w:left w:val="single" w:sz="4" w:color="C8CDC2"/>
-              <w:bottom w:val="single" w:sz="4" w:color="C8CDC2"/>
-              <w:right w:val="single" w:sz="4" w:color="C8CDC2"/>
-            </w:tcBorders>
-            <w:vAlign w:val="center"/>
-            <w:tcMar>
-              <w:top w:w="20" w:type="dxa"/>
-              <w:left w:w="80" w:type="dxa"/>
-              <w:bottom w:w="20" w:type="dxa"/>
-              <w:right w:w="60" w:type="dxa"/>
-            </w:tcMar>
-          </w:tcPr>
-          <w:p>
-            <w:pPr>
-              <w:spacing w:after="0"/>
-              <w:jc w:val="left"/>
-            </w:pPr>
-          </w:p>
-        </w:tc>
-        <w:tc>
-          <w:tcPr>
-            <w:tcW w:type="dxa" w:w="1368"/>
-            <w:tcBorders>
-              <w:top w:val="single" w:sz="4" w:color="C8CDC2"/>
-              <w:left w:val="single" w:sz="4" w:color="C8CDC2"/>
-              <w:bottom w:val="single" w:sz="4" w:color="C8CDC2"/>
-              <w:right w:val="single" w:sz="4" w:color="C8CDC2"/>
-            </w:tcBorders>
-            <w:vAlign w:val="center"/>
-            <w:tcMar>
-              <w:top w:w="20" w:type="dxa"/>
-              <w:left w:w="80" w:type="dxa"/>
-              <w:bottom w:w="20" w:type="dxa"/>
-              <w:right w:w="60" w:type="dxa"/>
-            </w:tcMar>
-          </w:tcPr>
-          <w:p>
-            <w:pPr>
-              <w:spacing w:after="0"/>
-              <w:jc w:val="left"/>
-            </w:pPr>
-          </w:p>
-        </w:tc>
-        <w:tc>
-          <w:tcPr>
-            <w:tcW w:type="dxa" w:w="1944"/>
-            <w:tcBorders>
-              <w:top w:val="single" w:sz="4" w:color="C8CDC2"/>
-              <w:left w:val="single" w:sz="4" w:color="C8CDC2"/>
-              <w:bottom w:val="single" w:sz="4" w:color="C8CDC2"/>
-              <w:right w:val="single" w:sz="4" w:color="C8CDC2"/>
-            </w:tcBorders>
-            <w:vAlign w:val="center"/>
-            <w:tcMar>
-              <w:top w:w="20" w:type="dxa"/>
-              <w:left w:w="80" w:type="dxa"/>
-              <w:bottom w:w="20" w:type="dxa"/>
-              <w:right w:w="60" w:type="dxa"/>
-            </w:tcMar>
-          </w:tcPr>
-          <w:p>
-            <w:pPr>
-              <w:spacing w:after="0"/>
-              <w:jc w:val="center"/>
-            </w:pPr>
-            <w:r>
-              <w:rPr>
-                <w:rFonts w:ascii="Trade Gothic Next" w:hAnsi="Trade Gothic Next"/>
-                <w:b/>
-                <w:color w:val="C8CDC2"/>
-                <w:sz w:val="22"/>
+                <w:sz w:val="21"/>
                 <w:u w:val="none"/>
               </w:rPr>
               <w:t>Kr</w:t>

--- a/output/chem-u02/SHULL_CHEM_Organizer_U02_S02.4_Valence_Electrons.docx
+++ b/output/chem-u02/SHULL_CHEM_Organizer_U02_S02.4_Valence_Electrons.docx
@@ -9255,18 +9255,6 @@
               <w:bottom w:w="0" w:type="dxa"/>
               <w:right w:w="0" w:type="dxa"/>
             </w:tcMar>
-          </w:tcPr>
-          <w:p/>
-        </w:tc>
-        <w:tc>
-          <w:tcPr>
-            <w:tcW w:type="dxa" w:w="800"/>
-            <w:tcMar>
-              <w:top w:w="20" w:type="dxa"/>
-              <w:left w:w="30" w:type="dxa"/>
-              <w:bottom w:w="0" w:type="dxa"/>
-              <w:right w:w="0" w:type="dxa"/>
-            </w:tcMar>
             <w:tcBorders>
               <w:top w:val="single" w:sz="6" w:color="C8CDC2"/>
               <w:left w:val="single" w:sz="6" w:color="C8CDC2"/>
@@ -9498,6 +9486,54 @@
             </w:r>
           </w:p>
         </w:tc>
+        <w:tc>
+          <w:tcPr>
+            <w:tcW w:type="dxa" w:w="800"/>
+            <w:tcMar>
+              <w:top w:w="20" w:type="dxa"/>
+              <w:left w:w="30" w:type="dxa"/>
+              <w:bottom w:w="0" w:type="dxa"/>
+              <w:right w:w="0" w:type="dxa"/>
+            </w:tcMar>
+            <w:tcBorders>
+              <w:top w:val="single" w:sz="6" w:color="C8CDC2"/>
+              <w:left w:val="single" w:sz="6" w:color="C8CDC2"/>
+              <w:bottom w:val="single" w:sz="6" w:color="C8CDC2"/>
+              <w:right w:val="single" w:sz="6" w:color="C8CDC2"/>
+            </w:tcBorders>
+          </w:tcPr>
+          <w:p>
+            <w:pPr>
+              <w:spacing w:after="0"/>
+            </w:pPr>
+            <w:r>
+              <w:rPr>
+                <w:rFonts w:ascii="Trade Gothic Next" w:hAnsi="Trade Gothic Next"/>
+                <w:b w:val="0"/>
+                <w:color w:val="55604F"/>
+                <w:sz w:val="16"/>
+                <w:u w:val="none"/>
+              </w:rPr>
+              <w:t>10</w:t>
+            </w:r>
+          </w:p>
+          <w:p>
+            <w:pPr>
+              <w:spacing w:before="360"/>
+              <w:jc w:val="center"/>
+            </w:pPr>
+            <w:r>
+              <w:rPr>
+                <w:rFonts w:ascii="Trade Gothic Next" w:hAnsi="Trade Gothic Next"/>
+                <w:b/>
+                <w:color w:val="C8CDC2"/>
+                <w:sz w:val="22"/>
+                <w:u w:val="none"/>
+              </w:rPr>
+              <w:t>Ne</w:t>
+            </w:r>
+          </w:p>
+        </w:tc>
       </w:tr>
       <w:tr>
         <w:trPr>
@@ -9729,18 +9765,6 @@
               <w:bottom w:w="0" w:type="dxa"/>
               <w:right w:w="0" w:type="dxa"/>
             </w:tcMar>
-          </w:tcPr>
-          <w:p/>
-        </w:tc>
-        <w:tc>
-          <w:tcPr>
-            <w:tcW w:type="dxa" w:w="800"/>
-            <w:tcMar>
-              <w:top w:w="20" w:type="dxa"/>
-              <w:left w:w="30" w:type="dxa"/>
-              <w:bottom w:w="0" w:type="dxa"/>
-              <w:right w:w="0" w:type="dxa"/>
-            </w:tcMar>
             <w:tcBorders>
               <w:top w:val="single" w:sz="6" w:color="C8CDC2"/>
               <w:left w:val="single" w:sz="6" w:color="C8CDC2"/>
@@ -9969,6 +9993,54 @@
                 <w:u w:val="none"/>
               </w:rPr>
               <w:t>Cl</w:t>
+            </w:r>
+          </w:p>
+        </w:tc>
+        <w:tc>
+          <w:tcPr>
+            <w:tcW w:type="dxa" w:w="800"/>
+            <w:tcMar>
+              <w:top w:w="20" w:type="dxa"/>
+              <w:left w:w="30" w:type="dxa"/>
+              <w:bottom w:w="0" w:type="dxa"/>
+              <w:right w:w="0" w:type="dxa"/>
+            </w:tcMar>
+            <w:tcBorders>
+              <w:top w:val="single" w:sz="6" w:color="C8CDC2"/>
+              <w:left w:val="single" w:sz="6" w:color="C8CDC2"/>
+              <w:bottom w:val="single" w:sz="6" w:color="C8CDC2"/>
+              <w:right w:val="single" w:sz="6" w:color="C8CDC2"/>
+            </w:tcBorders>
+          </w:tcPr>
+          <w:p>
+            <w:pPr>
+              <w:spacing w:after="0"/>
+            </w:pPr>
+            <w:r>
+              <w:rPr>
+                <w:rFonts w:ascii="Trade Gothic Next" w:hAnsi="Trade Gothic Next"/>
+                <w:b w:val="0"/>
+                <w:color w:val="55604F"/>
+                <w:sz w:val="16"/>
+                <w:u w:val="none"/>
+              </w:rPr>
+              <w:t>18</w:t>
+            </w:r>
+          </w:p>
+          <w:p>
+            <w:pPr>
+              <w:spacing w:before="360"/>
+              <w:jc w:val="center"/>
+            </w:pPr>
+            <w:r>
+              <w:rPr>
+                <w:rFonts w:ascii="Trade Gothic Next" w:hAnsi="Trade Gothic Next"/>
+                <w:b/>
+                <w:color w:val="C8CDC2"/>
+                <w:sz w:val="22"/>
+                <w:u w:val="none"/>
+              </w:rPr>
+              <w:t>Ar</w:t>
             </w:r>
           </w:p>
         </w:tc>
